--- a/DBlab3.docx
+++ b/DBlab3.docx
@@ -5,34 +5,33 @@
     <w:p>
       <w:pPr>
         <w:pStyle w:val="paragraph"/>
-        <w:numPr>
-          <w:ilvl w:val="0"/>
-          <w:numId w:val="1"/>
-        </w:numPr>
         <w:spacing w:before="0" w:beforeAutospacing="0" w:after="0" w:afterAutospacing="0"/>
-        <w:ind w:left="360" w:firstLine="0"/>
+        <w:ind w:left="720" w:hanging="360"/>
+        <w:jc w:val="center"/>
         <w:textAlignment w:val="baseline"/>
         <w:rPr>
-          <w:rStyle w:val="eop"/>
-          <w:sz w:val="26"/>
-          <w:szCs w:val="26"/>
+          <w:rFonts w:ascii="Segoe UI" w:hAnsi="Segoe UI" w:cs="Segoe UI"/>
+          <w:sz w:val="18"/>
+          <w:szCs w:val="18"/>
           <w:lang w:val="en-US"/>
         </w:rPr>
       </w:pPr>
       <w:r>
         <w:rPr>
           <w:rStyle w:val="normaltextrun"/>
-          <w:sz w:val="26"/>
-          <w:szCs w:val="26"/>
-          <w:lang w:val="en-US"/>
-        </w:rPr>
-        <w:t>Generate and insert 200 random rows in your airport database. </w:t>
+          <w:b/>
+          <w:bCs/>
+          <w:sz w:val="40"/>
+          <w:szCs w:val="40"/>
+          <w:lang w:val="en-US"/>
+        </w:rPr>
+        <w:t> Laboratory work 4</w:t>
       </w:r>
       <w:r>
         <w:rPr>
           <w:rStyle w:val="eop"/>
-          <w:sz w:val="26"/>
-          <w:szCs w:val="26"/>
+          <w:sz w:val="40"/>
+          <w:szCs w:val="40"/>
           <w:lang w:val="en-US"/>
         </w:rPr>
         <w:t> </w:t>
@@ -42,23 +41,216 @@
       <w:pPr>
         <w:pStyle w:val="paragraph"/>
         <w:spacing w:before="0" w:beforeAutospacing="0" w:after="0" w:afterAutospacing="0"/>
-        <w:ind w:left="360"/>
+        <w:ind w:left="720"/>
+        <w:jc w:val="center"/>
         <w:textAlignment w:val="baseline"/>
         <w:rPr>
-          <w:sz w:val="26"/>
-          <w:szCs w:val="26"/>
+          <w:rFonts w:ascii="Segoe UI" w:hAnsi="Segoe UI" w:cs="Segoe UI"/>
+          <w:sz w:val="18"/>
+          <w:szCs w:val="18"/>
           <w:lang w:val="en-US"/>
         </w:rPr>
       </w:pPr>
       <w:r>
         <w:rPr>
-          <w:sz w:val="26"/>
-          <w:szCs w:val="26"/>
+          <w:rStyle w:val="normaltextrun"/>
+          <w:b/>
+          <w:bCs/>
+          <w:sz w:val="28"/>
+          <w:szCs w:val="28"/>
+          <w:lang w:val="en-US"/>
+        </w:rPr>
+        <w:t>We continue to work with the database from the previous laboratory works.</w:t>
+      </w:r>
+      <w:r>
+        <w:rPr>
+          <w:rStyle w:val="eop"/>
+          <w:sz w:val="28"/>
+          <w:szCs w:val="28"/>
+          <w:lang w:val="en-US"/>
+        </w:rPr>
+        <w:t> </w:t>
+      </w:r>
+    </w:p>
+    <w:p>
+      <w:pPr>
+        <w:pStyle w:val="paragraph"/>
+        <w:spacing w:before="0" w:beforeAutospacing="0" w:after="0" w:afterAutospacing="0"/>
+        <w:ind w:left="720"/>
+        <w:jc w:val="center"/>
+        <w:textAlignment w:val="baseline"/>
+        <w:rPr>
+          <w:rFonts w:ascii="Segoe UI" w:hAnsi="Segoe UI" w:cs="Segoe UI"/>
+          <w:sz w:val="18"/>
+          <w:szCs w:val="18"/>
+          <w:lang w:val="en-US"/>
+        </w:rPr>
+      </w:pPr>
+      <w:r>
+        <w:rPr>
+          <w:rStyle w:val="normaltextrun"/>
+          <w:b/>
+          <w:bCs/>
+          <w:sz w:val="28"/>
+          <w:szCs w:val="28"/>
+          <w:lang w:val="en-US"/>
+        </w:rPr>
+        <w:t>Take a full-page screenshot that covers the code and results of each task.</w:t>
+      </w:r>
+      <w:r>
+        <w:rPr>
+          <w:rStyle w:val="eop"/>
+          <w:sz w:val="28"/>
+          <w:szCs w:val="28"/>
+          <w:lang w:val="en-US"/>
+        </w:rPr>
+        <w:t> </w:t>
+      </w:r>
+    </w:p>
+    <w:p>
+      <w:pPr>
+        <w:pStyle w:val="paragraph"/>
+        <w:spacing w:before="0" w:beforeAutospacing="0" w:after="0" w:afterAutospacing="0"/>
+        <w:ind w:left="720"/>
+        <w:textAlignment w:val="baseline"/>
+        <w:rPr>
+          <w:rFonts w:ascii="Segoe UI" w:hAnsi="Segoe UI" w:cs="Segoe UI"/>
+          <w:sz w:val="18"/>
+          <w:szCs w:val="18"/>
+          <w:lang w:val="en-US"/>
+        </w:rPr>
+      </w:pPr>
+      <w:r>
+        <w:rPr>
+          <w:rStyle w:val="eop"/>
+          <w:sz w:val="28"/>
+          <w:szCs w:val="28"/>
+          <w:lang w:val="en-US"/>
+        </w:rPr>
+        <w:t> </w:t>
+      </w:r>
+    </w:p>
+    <w:p>
+      <w:pPr>
+        <w:pStyle w:val="paragraph"/>
+        <w:spacing w:before="0" w:beforeAutospacing="0" w:after="0" w:afterAutospacing="0"/>
+        <w:ind w:left="720"/>
+        <w:textAlignment w:val="baseline"/>
+        <w:rPr>
+          <w:rFonts w:ascii="Segoe UI" w:hAnsi="Segoe UI" w:cs="Segoe UI"/>
+          <w:sz w:val="18"/>
+          <w:szCs w:val="18"/>
+        </w:rPr>
+      </w:pPr>
+      <w:r>
+        <w:rPr>
+          <w:rStyle w:val="normaltextrun"/>
+          <w:b/>
+          <w:bCs/>
+          <w:sz w:val="28"/>
+          <w:szCs w:val="28"/>
+          <w:lang w:val="en-US"/>
+        </w:rPr>
+        <w:t>Tasks</w:t>
+      </w:r>
+      <w:r>
+        <w:rPr>
+          <w:rStyle w:val="normaltextrun"/>
+          <w:sz w:val="28"/>
+          <w:szCs w:val="28"/>
+          <w:lang w:val="en-US"/>
+        </w:rPr>
+        <w:t>: </w:t>
+      </w:r>
+      <w:r>
+        <w:rPr>
+          <w:rStyle w:val="eop"/>
+          <w:sz w:val="28"/>
+          <w:szCs w:val="28"/>
+        </w:rPr>
+        <w:t> </w:t>
+      </w:r>
+    </w:p>
+    <w:p>
+      <w:pPr>
+        <w:pStyle w:val="paragraph"/>
+        <w:spacing w:before="0" w:beforeAutospacing="0" w:after="0" w:afterAutospacing="0"/>
+        <w:ind w:left="720"/>
+        <w:textAlignment w:val="baseline"/>
+        <w:rPr>
+          <w:rFonts w:ascii="Segoe UI" w:hAnsi="Segoe UI" w:cs="Segoe UI"/>
+          <w:sz w:val="18"/>
+          <w:szCs w:val="18"/>
+        </w:rPr>
+      </w:pPr>
+      <w:r>
+        <w:rPr>
+          <w:rStyle w:val="eop"/>
+          <w:sz w:val="28"/>
+          <w:szCs w:val="28"/>
+        </w:rPr>
+        <w:t> </w:t>
+      </w:r>
+    </w:p>
+    <w:p>
+      <w:pPr>
+        <w:pStyle w:val="paragraph"/>
+        <w:numPr>
+          <w:ilvl w:val="0"/>
+          <w:numId w:val="31"/>
+        </w:numPr>
+        <w:spacing w:before="0" w:beforeAutospacing="0" w:after="0" w:afterAutospacing="0"/>
+        <w:ind w:firstLine="0"/>
+        <w:jc w:val="both"/>
+        <w:textAlignment w:val="baseline"/>
+        <w:rPr>
+          <w:rStyle w:val="eop"/>
+          <w:sz w:val="28"/>
+          <w:szCs w:val="28"/>
+          <w:lang w:val="en-US"/>
+        </w:rPr>
+      </w:pPr>
+      <w:r>
+        <w:rPr>
+          <w:rStyle w:val="normaltextrun"/>
+          <w:sz w:val="28"/>
+          <w:szCs w:val="28"/>
+          <w:lang w:val="en-US"/>
+        </w:rPr>
+        <w:t>Retrieve all airline names in uppercase.</w:t>
+      </w:r>
+      <w:r>
+        <w:rPr>
+          <w:rStyle w:val="eop"/>
+          <w:sz w:val="28"/>
+          <w:szCs w:val="28"/>
+          <w:lang w:val="en-US"/>
+        </w:rPr>
+        <w:t> </w:t>
+      </w:r>
+    </w:p>
+    <w:p>
+      <w:pPr>
+        <w:pStyle w:val="paragraph"/>
+        <w:spacing w:before="0" w:beforeAutospacing="0" w:after="0" w:afterAutospacing="0"/>
+        <w:ind w:left="720"/>
+        <w:jc w:val="both"/>
+        <w:textAlignment w:val="baseline"/>
+        <w:rPr>
+          <w:sz w:val="28"/>
+          <w:szCs w:val="28"/>
+          <w:lang w:val="en-US"/>
+        </w:rPr>
+      </w:pPr>
+      <w:r>
+        <w:rPr>
+          <w:sz w:val="28"/>
+          <w:szCs w:val="28"/>
           <w:lang w:val="en-US"/>
         </w:rPr>
         <w:drawing>
-          <wp:inline distT="0" distB="0" distL="0" distR="0" wp14:anchorId="463C4373" wp14:editId="10F45A0A">
-            <wp:extent cx="5940425" cy="3449955"/>
+          <wp:inline distT="0" distB="0" distL="0" distR="0" wp14:anchorId="6D7934DD" wp14:editId="67E1191E">
+            <wp:extent cx="5940425" cy="3339465"/>
             <wp:effectExtent l="0" t="0" r="3175" b="0"/>
             <wp:docPr id="1" name="Рисунок 1"/>
             <wp:cNvGraphicFramePr>
@@ -80,7 +272,7 @@
                   <pic:spPr>
                     <a:xfrm>
                       <a:off x="0" y="0"/>
-                      <a:ext cx="5940425" cy="3449955"/>
+                      <a:ext cx="5940425" cy="3339465"/>
                     </a:xfrm>
                     <a:prstGeom prst="rect">
                       <a:avLst/>
@@ -97,114 +289,79 @@
       <w:pPr>
         <w:pStyle w:val="paragraph"/>
         <w:spacing w:before="0" w:beforeAutospacing="0" w:after="0" w:afterAutospacing="0"/>
-        <w:ind w:left="360"/>
+        <w:ind w:left="1080"/>
+        <w:jc w:val="both"/>
         <w:textAlignment w:val="baseline"/>
         <w:rPr>
-          <w:rStyle w:val="normaltextrun"/>
-          <w:sz w:val="26"/>
-          <w:szCs w:val="26"/>
-          <w:lang w:val="en-US"/>
-        </w:rPr>
-      </w:pPr>
-    </w:p>
-    <w:p>
-      <w:pPr>
-        <w:pStyle w:val="paragraph"/>
-        <w:spacing w:before="0" w:beforeAutospacing="0" w:after="0" w:afterAutospacing="0"/>
-        <w:ind w:left="360"/>
-        <w:textAlignment w:val="baseline"/>
-        <w:rPr>
-          <w:rStyle w:val="normaltextrun"/>
-          <w:sz w:val="26"/>
-          <w:szCs w:val="26"/>
-          <w:lang w:val="en-US"/>
-        </w:rPr>
-      </w:pPr>
-    </w:p>
-    <w:p>
-      <w:pPr>
-        <w:pStyle w:val="paragraph"/>
-        <w:spacing w:before="0" w:beforeAutospacing="0" w:after="0" w:afterAutospacing="0"/>
-        <w:ind w:left="360"/>
-        <w:textAlignment w:val="baseline"/>
-        <w:rPr>
-          <w:rStyle w:val="normaltextrun"/>
-          <w:sz w:val="26"/>
-          <w:szCs w:val="26"/>
-          <w:lang w:val="en-US"/>
-        </w:rPr>
-      </w:pPr>
+          <w:rFonts w:ascii="Segoe UI" w:hAnsi="Segoe UI" w:cs="Segoe UI"/>
+          <w:sz w:val="18"/>
+          <w:szCs w:val="18"/>
+          <w:lang w:val="en-US"/>
+        </w:rPr>
+      </w:pPr>
+      <w:r>
+        <w:rPr>
+          <w:rStyle w:val="eop"/>
+          <w:sz w:val="28"/>
+          <w:szCs w:val="28"/>
+          <w:lang w:val="en-US"/>
+        </w:rPr>
+        <w:t> </w:t>
+      </w:r>
     </w:p>
     <w:p>
       <w:pPr>
         <w:pStyle w:val="paragraph"/>
         <w:numPr>
           <w:ilvl w:val="0"/>
-          <w:numId w:val="1"/>
+          <w:numId w:val="32"/>
         </w:numPr>
         <w:spacing w:before="0" w:beforeAutospacing="0" w:after="0" w:afterAutospacing="0"/>
+        <w:ind w:firstLine="0"/>
+        <w:jc w:val="both"/>
         <w:textAlignment w:val="baseline"/>
         <w:rPr>
           <w:rStyle w:val="normaltextrun"/>
-          <w:sz w:val="26"/>
-          <w:szCs w:val="26"/>
+          <w:sz w:val="28"/>
+          <w:szCs w:val="28"/>
           <w:lang w:val="en-US"/>
         </w:rPr>
       </w:pPr>
       <w:r>
         <w:rPr>
           <w:rStyle w:val="normaltextrun"/>
-          <w:sz w:val="26"/>
-          <w:szCs w:val="26"/>
-          <w:lang w:val="en-US"/>
-        </w:rPr>
-        <w:t>Add a new airline named "</w:t>
-      </w:r>
-      <w:proofErr w:type="spellStart"/>
-      <w:r>
-        <w:rPr>
-          <w:rStyle w:val="normaltextrun"/>
-          <w:sz w:val="26"/>
-          <w:szCs w:val="26"/>
-          <w:lang w:val="en-US"/>
-        </w:rPr>
-        <w:t>KazAir</w:t>
-      </w:r>
-      <w:proofErr w:type="spellEnd"/>
-      <w:r>
-        <w:rPr>
-          <w:rStyle w:val="normaltextrun"/>
-          <w:sz w:val="26"/>
-          <w:szCs w:val="26"/>
-          <w:lang w:val="en-US"/>
-        </w:rPr>
-        <w:t>" based in "Kazakhstan" to the airline table.</w:t>
+          <w:sz w:val="28"/>
+          <w:szCs w:val="28"/>
+          <w:lang w:val="en-US"/>
+        </w:rPr>
+        <w:t>Replace any occurrence of the word "Air" in airline names with "Aero".</w:t>
       </w:r>
     </w:p>
     <w:p>
       <w:pPr>
         <w:pStyle w:val="paragraph"/>
         <w:spacing w:before="0" w:beforeAutospacing="0" w:after="0" w:afterAutospacing="0"/>
-        <w:ind w:left="360"/>
+        <w:ind w:left="720"/>
+        <w:jc w:val="both"/>
         <w:textAlignment w:val="baseline"/>
         <w:rPr>
-          <w:sz w:val="26"/>
-          <w:szCs w:val="26"/>
+          <w:sz w:val="28"/>
+          <w:szCs w:val="28"/>
           <w:lang w:val="en-US"/>
         </w:rPr>
       </w:pPr>
       <w:r>
         <w:rPr>
-          <w:rStyle w:val="normaltextrun"/>
-          <w:sz w:val="26"/>
-          <w:szCs w:val="26"/>
+          <w:rStyle w:val="eop"/>
+          <w:sz w:val="28"/>
+          <w:szCs w:val="28"/>
           <w:lang w:val="en-US"/>
         </w:rPr>
         <w:drawing>
-          <wp:inline distT="0" distB="0" distL="0" distR="0" wp14:anchorId="092EDB26" wp14:editId="6599E60B">
-            <wp:extent cx="5940425" cy="3242945"/>
+          <wp:inline distT="0" distB="0" distL="0" distR="0" wp14:anchorId="289EE2B7" wp14:editId="7DDC05C0">
+            <wp:extent cx="5940425" cy="3339465"/>
             <wp:effectExtent l="0" t="0" r="3175" b="0"/>
-            <wp:docPr id="2" name="Рисунок 2"/>
+            <wp:docPr id="4" name="Рисунок 4"/>
             <wp:cNvGraphicFramePr>
               <a:graphicFrameLocks xmlns:a="http://schemas.openxmlformats.org/drawingml/2006/main" noChangeAspect="1"/>
             </wp:cNvGraphicFramePr>
@@ -224,7 +381,7 @@
                   <pic:spPr>
                     <a:xfrm>
                       <a:off x="0" y="0"/>
-                      <a:ext cx="5940425" cy="3242945"/>
+                      <a:ext cx="5940425" cy="3339465"/>
                     </a:xfrm>
                     <a:prstGeom prst="rect">
                       <a:avLst/>
@@ -238,18 +395,9 @@
       </w:r>
       <w:r>
         <w:rPr>
-          <w:rStyle w:val="normaltextrun"/>
-          <w:sz w:val="26"/>
-          <w:szCs w:val="26"/>
-          <w:lang w:val="en-US"/>
-        </w:rPr>
-        <w:t>  </w:t>
-      </w:r>
-      <w:r>
-        <w:rPr>
           <w:rStyle w:val="eop"/>
-          <w:sz w:val="26"/>
-          <w:szCs w:val="26"/>
+          <w:sz w:val="28"/>
+          <w:szCs w:val="28"/>
           <w:lang w:val="en-US"/>
         </w:rPr>
         <w:t> </w:t>
@@ -258,83 +406,100 @@
     <w:p>
       <w:pPr>
         <w:pStyle w:val="paragraph"/>
-        <w:numPr>
-          <w:ilvl w:val="0"/>
-          <w:numId w:val="3"/>
-        </w:numPr>
         <w:spacing w:before="0" w:beforeAutospacing="0" w:after="0" w:afterAutospacing="0"/>
-        <w:ind w:left="360" w:firstLine="0"/>
+        <w:ind w:left="1080"/>
+        <w:jc w:val="both"/>
         <w:textAlignment w:val="baseline"/>
         <w:rPr>
+          <w:rFonts w:ascii="Segoe UI" w:hAnsi="Segoe UI" w:cs="Segoe UI"/>
+          <w:sz w:val="18"/>
+          <w:szCs w:val="18"/>
+          <w:lang w:val="en-US"/>
+        </w:rPr>
+      </w:pPr>
+      <w:r>
+        <w:rPr>
           <w:rStyle w:val="eop"/>
-          <w:sz w:val="26"/>
-          <w:szCs w:val="26"/>
-          <w:lang w:val="en-US"/>
-        </w:rPr>
-      </w:pPr>
-      <w:r>
-        <w:rPr>
-          <w:rStyle w:val="normaltextrun"/>
-          <w:sz w:val="26"/>
-          <w:szCs w:val="26"/>
-          <w:lang w:val="en-US"/>
-        </w:rPr>
-        <w:t>Update the airline country "</w:t>
-      </w:r>
-      <w:proofErr w:type="spellStart"/>
-      <w:r>
-        <w:rPr>
-          <w:rStyle w:val="normaltextrun"/>
-          <w:sz w:val="26"/>
-          <w:szCs w:val="26"/>
-          <w:lang w:val="en-US"/>
-        </w:rPr>
-        <w:t>KazAir</w:t>
-      </w:r>
-      <w:proofErr w:type="spellEnd"/>
-      <w:r>
-        <w:rPr>
-          <w:rStyle w:val="normaltextrun"/>
-          <w:sz w:val="26"/>
-          <w:szCs w:val="26"/>
-          <w:lang w:val="en-US"/>
-        </w:rPr>
-        <w:t>" to "Turkey". </w:t>
-      </w:r>
-      <w:r>
-        <w:rPr>
-          <w:rStyle w:val="eop"/>
-          <w:sz w:val="26"/>
-          <w:szCs w:val="26"/>
-          <w:lang w:val="en-US"/>
-        </w:rPr>
+          <w:sz w:val="28"/>
+          <w:szCs w:val="28"/>
+          <w:lang w:val="en-US"/>
+        </w:rPr>
+        <w:lastRenderedPageBreak/>
         <w:t> </w:t>
       </w:r>
     </w:p>
     <w:p>
       <w:pPr>
         <w:pStyle w:val="paragraph"/>
+        <w:numPr>
+          <w:ilvl w:val="0"/>
+          <w:numId w:val="33"/>
+        </w:numPr>
         <w:spacing w:before="0" w:beforeAutospacing="0" w:after="0" w:afterAutospacing="0"/>
-        <w:ind w:left="360"/>
+        <w:ind w:firstLine="0"/>
+        <w:jc w:val="both"/>
         <w:textAlignment w:val="baseline"/>
         <w:rPr>
-          <w:sz w:val="26"/>
-          <w:szCs w:val="26"/>
-          <w:lang w:val="en-US"/>
-        </w:rPr>
-      </w:pPr>
+          <w:rStyle w:val="eop"/>
+          <w:sz w:val="28"/>
+          <w:szCs w:val="28"/>
+          <w:lang w:val="en-US"/>
+        </w:rPr>
+      </w:pPr>
+      <w:proofErr w:type="spellStart"/>
       <w:r>
         <w:rPr>
-          <w:sz w:val="26"/>
-          <w:szCs w:val="26"/>
-          <w:lang w:val="en-US"/>
-        </w:rPr>
-        <w:lastRenderedPageBreak/>
+          <w:rStyle w:val="normaltextrun"/>
+          <w:sz w:val="28"/>
+          <w:szCs w:val="28"/>
+          <w:lang w:val="en-US"/>
+        </w:rPr>
+        <w:t>Fing</w:t>
+      </w:r>
+      <w:proofErr w:type="spellEnd"/>
+      <w:r>
+        <w:rPr>
+          <w:rStyle w:val="normaltextrun"/>
+          <w:sz w:val="28"/>
+          <w:szCs w:val="28"/>
+          <w:lang w:val="en-US"/>
+        </w:rPr>
+        <w:t xml:space="preserve"> all flight numbers that coordinates with both airline 1 and airline 2.</w:t>
+      </w:r>
+      <w:r>
+        <w:rPr>
+          <w:rStyle w:val="eop"/>
+          <w:sz w:val="28"/>
+          <w:szCs w:val="28"/>
+          <w:lang w:val="en-US"/>
+        </w:rPr>
+        <w:t> </w:t>
+      </w:r>
+    </w:p>
+    <w:p>
+      <w:pPr>
+        <w:pStyle w:val="paragraph"/>
+        <w:spacing w:before="0" w:beforeAutospacing="0" w:after="0" w:afterAutospacing="0"/>
+        <w:ind w:left="720"/>
+        <w:jc w:val="both"/>
+        <w:textAlignment w:val="baseline"/>
+        <w:rPr>
+          <w:sz w:val="28"/>
+          <w:szCs w:val="28"/>
+          <w:lang w:val="en-US"/>
+        </w:rPr>
+      </w:pPr>
+      <w:r>
+        <w:rPr>
+          <w:sz w:val="28"/>
+          <w:szCs w:val="28"/>
+          <w:lang w:val="en-US"/>
+        </w:rPr>
         <w:drawing>
-          <wp:inline distT="0" distB="0" distL="0" distR="0" wp14:anchorId="5C1B1866" wp14:editId="1683EA2F">
-            <wp:extent cx="5940425" cy="3256915"/>
-            <wp:effectExtent l="0" t="0" r="3175" b="635"/>
-            <wp:docPr id="3" name="Рисунок 3"/>
+          <wp:inline distT="0" distB="0" distL="0" distR="0" wp14:anchorId="3059BB44" wp14:editId="0E9413FB">
+            <wp:extent cx="5940425" cy="3339465"/>
+            <wp:effectExtent l="0" t="0" r="3175" b="0"/>
+            <wp:docPr id="12" name="Рисунок 12"/>
             <wp:cNvGraphicFramePr>
               <a:graphicFrameLocks xmlns:a="http://schemas.openxmlformats.org/drawingml/2006/main" noChangeAspect="1"/>
             </wp:cNvGraphicFramePr>
@@ -354,7 +519,7 @@
                   <pic:spPr>
                     <a:xfrm>
                       <a:off x="0" y="0"/>
-                      <a:ext cx="5940425" cy="3256915"/>
+                      <a:ext cx="5940425" cy="3339465"/>
                     </a:xfrm>
                     <a:prstGeom prst="rect">
                       <a:avLst/>
@@ -371,11 +536,12 @@
       <w:pPr>
         <w:pStyle w:val="paragraph"/>
         <w:spacing w:before="0" w:beforeAutospacing="0" w:after="0" w:afterAutospacing="0"/>
-        <w:ind w:left="360"/>
+        <w:ind w:left="720"/>
+        <w:jc w:val="both"/>
         <w:textAlignment w:val="baseline"/>
         <w:rPr>
-          <w:sz w:val="26"/>
-          <w:szCs w:val="26"/>
+          <w:sz w:val="28"/>
+          <w:szCs w:val="28"/>
           <w:lang w:val="en-US"/>
         </w:rPr>
       </w:pPr>
@@ -384,11 +550,12 @@
       <w:pPr>
         <w:pStyle w:val="paragraph"/>
         <w:spacing w:before="0" w:beforeAutospacing="0" w:after="0" w:afterAutospacing="0"/>
-        <w:ind w:left="360"/>
+        <w:ind w:left="720"/>
+        <w:jc w:val="both"/>
         <w:textAlignment w:val="baseline"/>
         <w:rPr>
-          <w:sz w:val="26"/>
-          <w:szCs w:val="26"/>
+          <w:sz w:val="28"/>
+          <w:szCs w:val="28"/>
           <w:lang w:val="en-US"/>
         </w:rPr>
       </w:pPr>
@@ -398,92 +565,53 @@
         <w:pStyle w:val="paragraph"/>
         <w:numPr>
           <w:ilvl w:val="0"/>
-          <w:numId w:val="4"/>
+          <w:numId w:val="34"/>
         </w:numPr>
         <w:spacing w:before="0" w:beforeAutospacing="0" w:after="0" w:afterAutospacing="0"/>
-        <w:ind w:left="360" w:firstLine="0"/>
+        <w:ind w:firstLine="0"/>
+        <w:jc w:val="both"/>
         <w:textAlignment w:val="baseline"/>
         <w:rPr>
           <w:rStyle w:val="eop"/>
-          <w:sz w:val="26"/>
-          <w:szCs w:val="26"/>
+          <w:sz w:val="28"/>
+          <w:szCs w:val="28"/>
           <w:lang w:val="en-US"/>
         </w:rPr>
       </w:pPr>
       <w:r>
         <w:rPr>
           <w:rStyle w:val="normaltextrun"/>
-          <w:sz w:val="26"/>
-          <w:szCs w:val="26"/>
-          <w:lang w:val="en-US"/>
-        </w:rPr>
-        <w:t>Add three airlines at once: "</w:t>
+          <w:sz w:val="28"/>
+          <w:szCs w:val="28"/>
+          <w:lang w:val="en-US"/>
+        </w:rPr>
+        <w:t>Retrieve airports that contain the word "Reginal" and "Air</w:t>
       </w:r>
-      <w:proofErr w:type="spellStart"/>
+      <w:proofErr w:type="gramStart"/>
       <w:r>
         <w:rPr>
           <w:rStyle w:val="normaltextrun"/>
-          <w:sz w:val="26"/>
-          <w:szCs w:val="26"/>
-          <w:lang w:val="en-US"/>
-        </w:rPr>
-        <w:t>AirEasy</w:t>
+          <w:sz w:val="28"/>
+          <w:szCs w:val="28"/>
+          <w:lang w:val="en-US"/>
+        </w:rPr>
+        <w:t>"  in</w:t>
       </w:r>
-      <w:proofErr w:type="spellEnd"/>
+      <w:proofErr w:type="gramEnd"/>
       <w:r>
         <w:rPr>
           <w:rStyle w:val="normaltextrun"/>
-          <w:sz w:val="26"/>
-          <w:szCs w:val="26"/>
-          <w:lang w:val="en-US"/>
-        </w:rPr>
-        <w:t>" in "France", "</w:t>
-      </w:r>
-      <w:proofErr w:type="spellStart"/>
-      <w:r>
-        <w:rPr>
-          <w:rStyle w:val="normaltextrun"/>
-          <w:sz w:val="26"/>
-          <w:szCs w:val="26"/>
-          <w:lang w:val="en-US"/>
-        </w:rPr>
-        <w:t>FlyHigh</w:t>
-      </w:r>
-      <w:proofErr w:type="spellEnd"/>
-      <w:r>
-        <w:rPr>
-          <w:rStyle w:val="normaltextrun"/>
-          <w:sz w:val="26"/>
-          <w:szCs w:val="26"/>
-          <w:lang w:val="en-US"/>
-        </w:rPr>
-        <w:t>" in "Brazil" and "</w:t>
-      </w:r>
-      <w:proofErr w:type="spellStart"/>
-      <w:r>
-        <w:rPr>
-          <w:rStyle w:val="normaltextrun"/>
-          <w:sz w:val="26"/>
-          <w:szCs w:val="26"/>
-          <w:lang w:val="en-US"/>
-        </w:rPr>
-        <w:t>FlyFly</w:t>
-      </w:r>
-      <w:proofErr w:type="spellEnd"/>
-      <w:r>
-        <w:rPr>
-          <w:rStyle w:val="normaltextrun"/>
-          <w:sz w:val="26"/>
-          <w:szCs w:val="26"/>
-          <w:lang w:val="en-US"/>
-        </w:rPr>
-        <w:t>" in "Poland". </w:t>
+          <w:sz w:val="28"/>
+          <w:szCs w:val="28"/>
+          <w:lang w:val="en-US"/>
+        </w:rPr>
+        <w:t xml:space="preserve"> their names.</w:t>
       </w:r>
       <w:r>
         <w:rPr>
           <w:rStyle w:val="eop"/>
-          <w:sz w:val="26"/>
-          <w:szCs w:val="26"/>
+          <w:sz w:val="28"/>
+          <w:szCs w:val="28"/>
           <w:lang w:val="en-US"/>
         </w:rPr>
         <w:t> </w:t>
@@ -493,39 +621,26 @@
       <w:pPr>
         <w:pStyle w:val="paragraph"/>
         <w:spacing w:before="0" w:beforeAutospacing="0" w:after="0" w:afterAutospacing="0"/>
-        <w:ind w:left="360"/>
+        <w:ind w:left="720"/>
+        <w:jc w:val="both"/>
         <w:textAlignment w:val="baseline"/>
         <w:rPr>
-          <w:rStyle w:val="eop"/>
-          <w:sz w:val="26"/>
-          <w:szCs w:val="26"/>
-          <w:lang w:val="en-US"/>
-        </w:rPr>
-      </w:pPr>
-    </w:p>
-    <w:p>
-      <w:pPr>
-        <w:pStyle w:val="paragraph"/>
-        <w:spacing w:before="0" w:beforeAutospacing="0" w:after="0" w:afterAutospacing="0"/>
-        <w:ind w:left="360"/>
-        <w:textAlignment w:val="baseline"/>
-        <w:rPr>
-          <w:sz w:val="26"/>
-          <w:szCs w:val="26"/>
+          <w:sz w:val="28"/>
+          <w:szCs w:val="28"/>
           <w:lang w:val="en-US"/>
         </w:rPr>
       </w:pPr>
       <w:r>
         <w:rPr>
-          <w:sz w:val="26"/>
-          <w:szCs w:val="26"/>
+          <w:sz w:val="28"/>
+          <w:szCs w:val="28"/>
           <w:lang w:val="en-US"/>
         </w:rPr>
         <w:drawing>
-          <wp:inline distT="0" distB="0" distL="0" distR="0" wp14:anchorId="5DBBBA7B" wp14:editId="05EDDD60">
-            <wp:extent cx="5940425" cy="3335655"/>
-            <wp:effectExtent l="0" t="0" r="3175" b="0"/>
-            <wp:docPr id="5" name="Рисунок 5"/>
+          <wp:inline distT="0" distB="0" distL="0" distR="0" wp14:anchorId="611F80FE" wp14:editId="6F7165FB">
+            <wp:extent cx="5940425" cy="3346450"/>
+            <wp:effectExtent l="0" t="0" r="3175" b="6350"/>
+            <wp:docPr id="18" name="Рисунок 18"/>
             <wp:cNvGraphicFramePr>
               <a:graphicFrameLocks xmlns:a="http://schemas.openxmlformats.org/drawingml/2006/main" noChangeAspect="1"/>
             </wp:cNvGraphicFramePr>
@@ -538,6 +653,1170 @@
                   </pic:nvPicPr>
                   <pic:blipFill>
                     <a:blip r:embed="rId8"/>
+                    <a:stretch>
+                      <a:fillRect/>
+                    </a:stretch>
+                  </pic:blipFill>
+                  <pic:spPr>
+                    <a:xfrm>
+                      <a:off x="0" y="0"/>
+                      <a:ext cx="5940425" cy="3346450"/>
+                    </a:xfrm>
+                    <a:prstGeom prst="rect">
+                      <a:avLst/>
+                    </a:prstGeom>
+                  </pic:spPr>
+                </pic:pic>
+              </a:graphicData>
+            </a:graphic>
+          </wp:inline>
+        </w:drawing>
+      </w:r>
+    </w:p>
+    <w:p>
+      <w:pPr>
+        <w:pStyle w:val="paragraph"/>
+        <w:spacing w:before="0" w:beforeAutospacing="0" w:after="0" w:afterAutospacing="0"/>
+        <w:ind w:left="720"/>
+        <w:jc w:val="both"/>
+        <w:textAlignment w:val="baseline"/>
+        <w:rPr>
+          <w:sz w:val="28"/>
+          <w:szCs w:val="28"/>
+          <w:lang w:val="en-US"/>
+        </w:rPr>
+      </w:pPr>
+    </w:p>
+    <w:p>
+      <w:pPr>
+        <w:pStyle w:val="paragraph"/>
+        <w:numPr>
+          <w:ilvl w:val="0"/>
+          <w:numId w:val="35"/>
+        </w:numPr>
+        <w:spacing w:before="0" w:beforeAutospacing="0" w:after="0" w:afterAutospacing="0"/>
+        <w:ind w:firstLine="0"/>
+        <w:jc w:val="both"/>
+        <w:textAlignment w:val="baseline"/>
+        <w:rPr>
+          <w:rStyle w:val="normaltextrun"/>
+          <w:sz w:val="28"/>
+          <w:szCs w:val="28"/>
+          <w:lang w:val="en-US"/>
+        </w:rPr>
+      </w:pPr>
+      <w:r>
+        <w:rPr>
+          <w:rStyle w:val="normaltextrun"/>
+          <w:sz w:val="28"/>
+          <w:szCs w:val="28"/>
+          <w:lang w:val="en-US"/>
+        </w:rPr>
+        <w:t>Retrieve passenger names and format their birth dates as 'Month DD, YYYY'</w:t>
+      </w:r>
+    </w:p>
+    <w:p>
+      <w:pPr>
+        <w:pStyle w:val="paragraph"/>
+        <w:spacing w:before="0" w:beforeAutospacing="0" w:after="0" w:afterAutospacing="0"/>
+        <w:ind w:left="720"/>
+        <w:jc w:val="both"/>
+        <w:textAlignment w:val="baseline"/>
+        <w:rPr>
+          <w:sz w:val="28"/>
+          <w:szCs w:val="28"/>
+          <w:lang w:val="en-US"/>
+        </w:rPr>
+      </w:pPr>
+      <w:r>
+        <w:rPr>
+          <w:rStyle w:val="eop"/>
+          <w:sz w:val="28"/>
+          <w:szCs w:val="28"/>
+          <w:lang w:val="en-US"/>
+        </w:rPr>
+        <w:lastRenderedPageBreak/>
+        <w:drawing>
+          <wp:inline distT="0" distB="0" distL="0" distR="0" wp14:anchorId="0F36E010" wp14:editId="7080E940">
+            <wp:extent cx="5940425" cy="3196590"/>
+            <wp:effectExtent l="0" t="0" r="3175" b="3810"/>
+            <wp:docPr id="19" name="Рисунок 19"/>
+            <wp:cNvGraphicFramePr>
+              <a:graphicFrameLocks xmlns:a="http://schemas.openxmlformats.org/drawingml/2006/main" noChangeAspect="1"/>
+            </wp:cNvGraphicFramePr>
+            <a:graphic xmlns:a="http://schemas.openxmlformats.org/drawingml/2006/main">
+              <a:graphicData uri="http://schemas.openxmlformats.org/drawingml/2006/picture">
+                <pic:pic xmlns:pic="http://schemas.openxmlformats.org/drawingml/2006/picture">
+                  <pic:nvPicPr>
+                    <pic:cNvPr id="1" name=""/>
+                    <pic:cNvPicPr/>
+                  </pic:nvPicPr>
+                  <pic:blipFill>
+                    <a:blip r:embed="rId9"/>
+                    <a:stretch>
+                      <a:fillRect/>
+                    </a:stretch>
+                  </pic:blipFill>
+                  <pic:spPr>
+                    <a:xfrm>
+                      <a:off x="0" y="0"/>
+                      <a:ext cx="5940425" cy="3196590"/>
+                    </a:xfrm>
+                    <a:prstGeom prst="rect">
+                      <a:avLst/>
+                    </a:prstGeom>
+                  </pic:spPr>
+                </pic:pic>
+              </a:graphicData>
+            </a:graphic>
+          </wp:inline>
+        </w:drawing>
+      </w:r>
+      <w:r>
+        <w:rPr>
+          <w:rStyle w:val="eop"/>
+          <w:sz w:val="28"/>
+          <w:szCs w:val="28"/>
+          <w:lang w:val="en-US"/>
+        </w:rPr>
+        <w:t> </w:t>
+      </w:r>
+    </w:p>
+    <w:p>
+      <w:pPr>
+        <w:pStyle w:val="paragraph"/>
+        <w:numPr>
+          <w:ilvl w:val="0"/>
+          <w:numId w:val="36"/>
+        </w:numPr>
+        <w:spacing w:before="0" w:beforeAutospacing="0" w:after="0" w:afterAutospacing="0"/>
+        <w:ind w:firstLine="0"/>
+        <w:jc w:val="both"/>
+        <w:textAlignment w:val="baseline"/>
+        <w:rPr>
+          <w:rStyle w:val="eop"/>
+          <w:sz w:val="28"/>
+          <w:szCs w:val="28"/>
+          <w:lang w:val="en-US"/>
+        </w:rPr>
+      </w:pPr>
+      <w:r>
+        <w:rPr>
+          <w:rStyle w:val="normaltextrun"/>
+          <w:sz w:val="28"/>
+          <w:szCs w:val="28"/>
+          <w:lang w:val="en-US"/>
+        </w:rPr>
+        <w:t>Find flight numbers that have been delayed based on the actual arrival time.</w:t>
+      </w:r>
+      <w:r>
+        <w:rPr>
+          <w:rStyle w:val="eop"/>
+          <w:sz w:val="28"/>
+          <w:szCs w:val="28"/>
+          <w:lang w:val="en-US"/>
+        </w:rPr>
+        <w:t> </w:t>
+      </w:r>
+    </w:p>
+    <w:p>
+      <w:pPr>
+        <w:pStyle w:val="paragraph"/>
+        <w:spacing w:before="0" w:beforeAutospacing="0" w:after="0" w:afterAutospacing="0"/>
+        <w:ind w:left="720"/>
+        <w:jc w:val="both"/>
+        <w:textAlignment w:val="baseline"/>
+        <w:rPr>
+          <w:sz w:val="28"/>
+          <w:szCs w:val="28"/>
+          <w:lang w:val="en-US"/>
+        </w:rPr>
+      </w:pPr>
+      <w:r>
+        <w:rPr>
+          <w:sz w:val="28"/>
+          <w:szCs w:val="28"/>
+          <w:lang w:val="en-US"/>
+        </w:rPr>
+        <w:drawing>
+          <wp:inline distT="0" distB="0" distL="0" distR="0" wp14:anchorId="5FA2DE54" wp14:editId="7F96D398">
+            <wp:extent cx="5940425" cy="3339465"/>
+            <wp:effectExtent l="0" t="0" r="3175" b="0"/>
+            <wp:docPr id="30" name="Рисунок 30"/>
+            <wp:cNvGraphicFramePr>
+              <a:graphicFrameLocks xmlns:a="http://schemas.openxmlformats.org/drawingml/2006/main" noChangeAspect="1"/>
+            </wp:cNvGraphicFramePr>
+            <a:graphic xmlns:a="http://schemas.openxmlformats.org/drawingml/2006/main">
+              <a:graphicData uri="http://schemas.openxmlformats.org/drawingml/2006/picture">
+                <pic:pic xmlns:pic="http://schemas.openxmlformats.org/drawingml/2006/picture">
+                  <pic:nvPicPr>
+                    <pic:cNvPr id="1" name=""/>
+                    <pic:cNvPicPr/>
+                  </pic:nvPicPr>
+                  <pic:blipFill>
+                    <a:blip r:embed="rId10"/>
+                    <a:stretch>
+                      <a:fillRect/>
+                    </a:stretch>
+                  </pic:blipFill>
+                  <pic:spPr>
+                    <a:xfrm>
+                      <a:off x="0" y="0"/>
+                      <a:ext cx="5940425" cy="3339465"/>
+                    </a:xfrm>
+                    <a:prstGeom prst="rect">
+                      <a:avLst/>
+                    </a:prstGeom>
+                  </pic:spPr>
+                </pic:pic>
+              </a:graphicData>
+            </a:graphic>
+          </wp:inline>
+        </w:drawing>
+      </w:r>
+    </w:p>
+    <w:p>
+      <w:pPr>
+        <w:pStyle w:val="paragraph"/>
+        <w:numPr>
+          <w:ilvl w:val="0"/>
+          <w:numId w:val="37"/>
+        </w:numPr>
+        <w:spacing w:before="0" w:beforeAutospacing="0" w:after="0" w:afterAutospacing="0"/>
+        <w:ind w:firstLine="0"/>
+        <w:jc w:val="both"/>
+        <w:textAlignment w:val="baseline"/>
+        <w:rPr>
+          <w:rStyle w:val="eop"/>
+          <w:sz w:val="28"/>
+          <w:szCs w:val="28"/>
+          <w:lang w:val="en-US"/>
+        </w:rPr>
+      </w:pPr>
+      <w:r>
+        <w:rPr>
+          <w:rStyle w:val="normaltextrun"/>
+          <w:sz w:val="28"/>
+          <w:szCs w:val="28"/>
+          <w:lang w:val="en-US"/>
+        </w:rPr>
+        <w:t>Find flights that arrived late according to their actual arrival time compared to the scheduled arrival time.</w:t>
+      </w:r>
+      <w:r>
+        <w:rPr>
+          <w:rStyle w:val="eop"/>
+          <w:sz w:val="28"/>
+          <w:szCs w:val="28"/>
+          <w:lang w:val="en-US"/>
+        </w:rPr>
+        <w:t> </w:t>
+      </w:r>
+    </w:p>
+    <w:p>
+      <w:pPr>
+        <w:pStyle w:val="paragraph"/>
+        <w:spacing w:before="0" w:beforeAutospacing="0" w:after="0" w:afterAutospacing="0"/>
+        <w:ind w:left="720"/>
+        <w:jc w:val="both"/>
+        <w:textAlignment w:val="baseline"/>
+        <w:rPr>
+          <w:sz w:val="28"/>
+          <w:szCs w:val="28"/>
+          <w:lang w:val="en-US"/>
+        </w:rPr>
+      </w:pPr>
+      <w:r>
+        <w:rPr>
+          <w:sz w:val="28"/>
+          <w:szCs w:val="28"/>
+          <w:lang w:val="en-US"/>
+        </w:rPr>
+        <w:lastRenderedPageBreak/>
+        <w:drawing>
+          <wp:inline distT="0" distB="0" distL="0" distR="0" wp14:anchorId="7A21B63F" wp14:editId="116BD76A">
+            <wp:extent cx="5940425" cy="3339465"/>
+            <wp:effectExtent l="0" t="0" r="3175" b="0"/>
+            <wp:docPr id="31" name="Рисунок 31"/>
+            <wp:cNvGraphicFramePr>
+              <a:graphicFrameLocks xmlns:a="http://schemas.openxmlformats.org/drawingml/2006/main" noChangeAspect="1"/>
+            </wp:cNvGraphicFramePr>
+            <a:graphic xmlns:a="http://schemas.openxmlformats.org/drawingml/2006/main">
+              <a:graphicData uri="http://schemas.openxmlformats.org/drawingml/2006/picture">
+                <pic:pic xmlns:pic="http://schemas.openxmlformats.org/drawingml/2006/picture">
+                  <pic:nvPicPr>
+                    <pic:cNvPr id="1" name=""/>
+                    <pic:cNvPicPr/>
+                  </pic:nvPicPr>
+                  <pic:blipFill>
+                    <a:blip r:embed="rId10"/>
+                    <a:stretch>
+                      <a:fillRect/>
+                    </a:stretch>
+                  </pic:blipFill>
+                  <pic:spPr>
+                    <a:xfrm>
+                      <a:off x="0" y="0"/>
+                      <a:ext cx="5940425" cy="3339465"/>
+                    </a:xfrm>
+                    <a:prstGeom prst="rect">
+                      <a:avLst/>
+                    </a:prstGeom>
+                  </pic:spPr>
+                </pic:pic>
+              </a:graphicData>
+            </a:graphic>
+          </wp:inline>
+        </w:drawing>
+      </w:r>
+    </w:p>
+    <w:p>
+      <w:pPr>
+        <w:pStyle w:val="paragraph"/>
+        <w:spacing w:before="0" w:beforeAutospacing="0" w:after="0" w:afterAutospacing="0"/>
+        <w:ind w:left="720"/>
+        <w:jc w:val="both"/>
+        <w:textAlignment w:val="baseline"/>
+        <w:rPr>
+          <w:sz w:val="28"/>
+          <w:szCs w:val="28"/>
+          <w:lang w:val="en-US"/>
+        </w:rPr>
+      </w:pPr>
+    </w:p>
+    <w:p>
+      <w:pPr>
+        <w:pStyle w:val="paragraph"/>
+        <w:numPr>
+          <w:ilvl w:val="0"/>
+          <w:numId w:val="38"/>
+        </w:numPr>
+        <w:spacing w:before="0" w:beforeAutospacing="0" w:after="0" w:afterAutospacing="0"/>
+        <w:ind w:firstLine="0"/>
+        <w:jc w:val="both"/>
+        <w:textAlignment w:val="baseline"/>
+        <w:rPr>
+          <w:rStyle w:val="eop"/>
+          <w:sz w:val="28"/>
+          <w:szCs w:val="28"/>
+          <w:lang w:val="en-US"/>
+        </w:rPr>
+      </w:pPr>
+      <w:r>
+        <w:rPr>
+          <w:rStyle w:val="normaltextrun"/>
+          <w:sz w:val="28"/>
+          <w:szCs w:val="28"/>
+          <w:lang w:val="en-US"/>
+        </w:rPr>
+        <w:t>Show airlines from any of: ('</w:t>
+      </w:r>
+      <w:proofErr w:type="spellStart"/>
+      <w:r>
+        <w:rPr>
+          <w:rStyle w:val="normaltextrun"/>
+          <w:sz w:val="28"/>
+          <w:szCs w:val="28"/>
+          <w:lang w:val="en-US"/>
+        </w:rPr>
+        <w:t>France','Portugal','Poland</w:t>
+      </w:r>
+      <w:proofErr w:type="spellEnd"/>
+      <w:r>
+        <w:rPr>
+          <w:rStyle w:val="normaltextrun"/>
+          <w:sz w:val="28"/>
+          <w:szCs w:val="28"/>
+          <w:lang w:val="en-US"/>
+        </w:rPr>
+        <w:t>') created between '2023-11-01' and '2024-03-31'.  </w:t>
+      </w:r>
+      <w:r>
+        <w:rPr>
+          <w:rStyle w:val="eop"/>
+          <w:sz w:val="28"/>
+          <w:szCs w:val="28"/>
+          <w:lang w:val="en-US"/>
+        </w:rPr>
+        <w:t> </w:t>
+      </w:r>
+    </w:p>
+    <w:p>
+      <w:pPr>
+        <w:pStyle w:val="paragraph"/>
+        <w:spacing w:before="0" w:beforeAutospacing="0" w:after="0" w:afterAutospacing="0"/>
+        <w:ind w:left="720"/>
+        <w:jc w:val="both"/>
+        <w:textAlignment w:val="baseline"/>
+        <w:rPr>
+          <w:rStyle w:val="eop"/>
+          <w:sz w:val="28"/>
+          <w:szCs w:val="28"/>
+          <w:lang w:val="en-US"/>
+        </w:rPr>
+      </w:pPr>
+      <w:bookmarkStart w:id="0" w:name="_GoBack"/>
+      <w:bookmarkEnd w:id="0"/>
+    </w:p>
+    <w:p>
+      <w:pPr>
+        <w:pStyle w:val="paragraph"/>
+        <w:spacing w:before="0" w:beforeAutospacing="0" w:after="0" w:afterAutospacing="0"/>
+        <w:ind w:left="720"/>
+        <w:jc w:val="both"/>
+        <w:textAlignment w:val="baseline"/>
+        <w:rPr>
+          <w:sz w:val="28"/>
+          <w:szCs w:val="28"/>
+          <w:lang w:val="en-US"/>
+        </w:rPr>
+      </w:pPr>
+      <w:r>
+        <w:rPr>
+          <w:sz w:val="28"/>
+          <w:szCs w:val="28"/>
+          <w:lang w:val="en-US"/>
+        </w:rPr>
+        <w:drawing>
+          <wp:inline distT="0" distB="0" distL="0" distR="0" wp14:anchorId="0280F0EB" wp14:editId="0F624B14">
+            <wp:extent cx="5940425" cy="3339465"/>
+            <wp:effectExtent l="0" t="0" r="3175" b="0"/>
+            <wp:docPr id="29" name="Рисунок 29"/>
+            <wp:cNvGraphicFramePr>
+              <a:graphicFrameLocks xmlns:a="http://schemas.openxmlformats.org/drawingml/2006/main" noChangeAspect="1"/>
+            </wp:cNvGraphicFramePr>
+            <a:graphic xmlns:a="http://schemas.openxmlformats.org/drawingml/2006/main">
+              <a:graphicData uri="http://schemas.openxmlformats.org/drawingml/2006/picture">
+                <pic:pic xmlns:pic="http://schemas.openxmlformats.org/drawingml/2006/picture">
+                  <pic:nvPicPr>
+                    <pic:cNvPr id="1" name=""/>
+                    <pic:cNvPicPr/>
+                  </pic:nvPicPr>
+                  <pic:blipFill>
+                    <a:blip r:embed="rId11"/>
+                    <a:stretch>
+                      <a:fillRect/>
+                    </a:stretch>
+                  </pic:blipFill>
+                  <pic:spPr>
+                    <a:xfrm>
+                      <a:off x="0" y="0"/>
+                      <a:ext cx="5940425" cy="3339465"/>
+                    </a:xfrm>
+                    <a:prstGeom prst="rect">
+                      <a:avLst/>
+                    </a:prstGeom>
+                  </pic:spPr>
+                </pic:pic>
+              </a:graphicData>
+            </a:graphic>
+          </wp:inline>
+        </w:drawing>
+      </w:r>
+    </w:p>
+    <w:p>
+      <w:pPr>
+        <w:pStyle w:val="paragraph"/>
+        <w:spacing w:before="0" w:beforeAutospacing="0" w:after="0" w:afterAutospacing="0"/>
+        <w:ind w:left="720"/>
+        <w:jc w:val="both"/>
+        <w:textAlignment w:val="baseline"/>
+        <w:rPr>
+          <w:sz w:val="28"/>
+          <w:szCs w:val="28"/>
+          <w:lang w:val="en-US"/>
+        </w:rPr>
+      </w:pPr>
+    </w:p>
+    <w:p>
+      <w:pPr>
+        <w:pStyle w:val="paragraph"/>
+        <w:numPr>
+          <w:ilvl w:val="0"/>
+          <w:numId w:val="39"/>
+        </w:numPr>
+        <w:spacing w:before="0" w:beforeAutospacing="0" w:after="0" w:afterAutospacing="0"/>
+        <w:ind w:firstLine="0"/>
+        <w:jc w:val="both"/>
+        <w:textAlignment w:val="baseline"/>
+        <w:rPr>
+          <w:rStyle w:val="eop"/>
+          <w:sz w:val="28"/>
+          <w:szCs w:val="28"/>
+          <w:lang w:val="en-US"/>
+        </w:rPr>
+      </w:pPr>
+      <w:r>
+        <w:rPr>
+          <w:rStyle w:val="normaltextrun"/>
+          <w:sz w:val="28"/>
+          <w:szCs w:val="28"/>
+          <w:lang w:val="en-US"/>
+        </w:rPr>
+        <w:t xml:space="preserve">Find top3 </w:t>
+      </w:r>
+      <w:proofErr w:type="spellStart"/>
+      <w:r>
+        <w:rPr>
+          <w:rStyle w:val="normaltextrun"/>
+          <w:sz w:val="28"/>
+          <w:szCs w:val="28"/>
+          <w:lang w:val="en-US"/>
+        </w:rPr>
+        <w:t>overweighted</w:t>
+      </w:r>
+      <w:proofErr w:type="spellEnd"/>
+      <w:r>
+        <w:rPr>
+          <w:rStyle w:val="normaltextrun"/>
+          <w:sz w:val="28"/>
+          <w:szCs w:val="28"/>
+          <w:lang w:val="en-US"/>
+        </w:rPr>
+        <w:t xml:space="preserve"> baggage with more than 25kg. </w:t>
+      </w:r>
+      <w:r>
+        <w:rPr>
+          <w:rStyle w:val="eop"/>
+          <w:sz w:val="28"/>
+          <w:szCs w:val="28"/>
+          <w:lang w:val="en-US"/>
+        </w:rPr>
+        <w:t> </w:t>
+      </w:r>
+    </w:p>
+    <w:p>
+      <w:pPr>
+        <w:pStyle w:val="paragraph"/>
+        <w:spacing w:before="0" w:beforeAutospacing="0" w:after="0" w:afterAutospacing="0"/>
+        <w:ind w:left="720"/>
+        <w:jc w:val="both"/>
+        <w:textAlignment w:val="baseline"/>
+        <w:rPr>
+          <w:sz w:val="28"/>
+          <w:szCs w:val="28"/>
+          <w:lang w:val="en-US"/>
+        </w:rPr>
+      </w:pPr>
+      <w:r>
+        <w:rPr>
+          <w:sz w:val="28"/>
+          <w:szCs w:val="28"/>
+          <w:lang w:val="en-US"/>
+        </w:rPr>
+        <w:lastRenderedPageBreak/>
+        <w:drawing>
+          <wp:inline distT="0" distB="0" distL="0" distR="0" wp14:anchorId="3C807CD4" wp14:editId="358A94E7">
+            <wp:extent cx="5940425" cy="3336290"/>
+            <wp:effectExtent l="0" t="0" r="3175" b="0"/>
+            <wp:docPr id="20" name="Рисунок 20"/>
+            <wp:cNvGraphicFramePr>
+              <a:graphicFrameLocks xmlns:a="http://schemas.openxmlformats.org/drawingml/2006/main" noChangeAspect="1"/>
+            </wp:cNvGraphicFramePr>
+            <a:graphic xmlns:a="http://schemas.openxmlformats.org/drawingml/2006/main">
+              <a:graphicData uri="http://schemas.openxmlformats.org/drawingml/2006/picture">
+                <pic:pic xmlns:pic="http://schemas.openxmlformats.org/drawingml/2006/picture">
+                  <pic:nvPicPr>
+                    <pic:cNvPr id="1" name=""/>
+                    <pic:cNvPicPr/>
+                  </pic:nvPicPr>
+                  <pic:blipFill>
+                    <a:blip r:embed="rId12"/>
+                    <a:stretch>
+                      <a:fillRect/>
+                    </a:stretch>
+                  </pic:blipFill>
+                  <pic:spPr>
+                    <a:xfrm>
+                      <a:off x="0" y="0"/>
+                      <a:ext cx="5940425" cy="3336290"/>
+                    </a:xfrm>
+                    <a:prstGeom prst="rect">
+                      <a:avLst/>
+                    </a:prstGeom>
+                  </pic:spPr>
+                </pic:pic>
+              </a:graphicData>
+            </a:graphic>
+          </wp:inline>
+        </w:drawing>
+      </w:r>
+    </w:p>
+    <w:p>
+      <w:pPr>
+        <w:pStyle w:val="paragraph"/>
+        <w:spacing w:before="0" w:beforeAutospacing="0" w:after="0" w:afterAutospacing="0"/>
+        <w:ind w:left="720"/>
+        <w:jc w:val="both"/>
+        <w:textAlignment w:val="baseline"/>
+        <w:rPr>
+          <w:sz w:val="28"/>
+          <w:szCs w:val="28"/>
+          <w:lang w:val="en-US"/>
+        </w:rPr>
+      </w:pPr>
+    </w:p>
+    <w:p>
+      <w:pPr>
+        <w:pStyle w:val="paragraph"/>
+        <w:numPr>
+          <w:ilvl w:val="0"/>
+          <w:numId w:val="40"/>
+        </w:numPr>
+        <w:spacing w:before="0" w:beforeAutospacing="0" w:after="0" w:afterAutospacing="0"/>
+        <w:ind w:firstLine="0"/>
+        <w:jc w:val="both"/>
+        <w:textAlignment w:val="baseline"/>
+        <w:rPr>
+          <w:rStyle w:val="eop"/>
+          <w:sz w:val="28"/>
+          <w:szCs w:val="28"/>
+          <w:lang w:val="en-US"/>
+        </w:rPr>
+      </w:pPr>
+      <w:r>
+        <w:rPr>
+          <w:rStyle w:val="normaltextrun"/>
+          <w:sz w:val="28"/>
+          <w:szCs w:val="28"/>
+          <w:lang w:val="en-US"/>
+        </w:rPr>
+        <w:t>Find the youngest passengers’ full name. </w:t>
+      </w:r>
+      <w:r>
+        <w:rPr>
+          <w:rStyle w:val="eop"/>
+          <w:sz w:val="28"/>
+          <w:szCs w:val="28"/>
+          <w:lang w:val="en-US"/>
+        </w:rPr>
+        <w:t> </w:t>
+      </w:r>
+    </w:p>
+    <w:p>
+      <w:pPr>
+        <w:pStyle w:val="paragraph"/>
+        <w:spacing w:before="0" w:beforeAutospacing="0" w:after="0" w:afterAutospacing="0"/>
+        <w:ind w:left="720"/>
+        <w:jc w:val="both"/>
+        <w:textAlignment w:val="baseline"/>
+        <w:rPr>
+          <w:sz w:val="28"/>
+          <w:szCs w:val="28"/>
+          <w:lang w:val="en-US"/>
+        </w:rPr>
+      </w:pPr>
+      <w:r>
+        <w:rPr>
+          <w:sz w:val="28"/>
+          <w:szCs w:val="28"/>
+          <w:lang w:val="en-US"/>
+        </w:rPr>
+        <w:drawing>
+          <wp:inline distT="0" distB="0" distL="0" distR="0" wp14:anchorId="1A23F8A5" wp14:editId="387F9847">
+            <wp:extent cx="5940425" cy="3346450"/>
+            <wp:effectExtent l="0" t="0" r="3175" b="6350"/>
+            <wp:docPr id="21" name="Рисунок 21"/>
+            <wp:cNvGraphicFramePr>
+              <a:graphicFrameLocks xmlns:a="http://schemas.openxmlformats.org/drawingml/2006/main" noChangeAspect="1"/>
+            </wp:cNvGraphicFramePr>
+            <a:graphic xmlns:a="http://schemas.openxmlformats.org/drawingml/2006/main">
+              <a:graphicData uri="http://schemas.openxmlformats.org/drawingml/2006/picture">
+                <pic:pic xmlns:pic="http://schemas.openxmlformats.org/drawingml/2006/picture">
+                  <pic:nvPicPr>
+                    <pic:cNvPr id="1" name=""/>
+                    <pic:cNvPicPr/>
+                  </pic:nvPicPr>
+                  <pic:blipFill>
+                    <a:blip r:embed="rId13"/>
+                    <a:stretch>
+                      <a:fillRect/>
+                    </a:stretch>
+                  </pic:blipFill>
+                  <pic:spPr>
+                    <a:xfrm>
+                      <a:off x="0" y="0"/>
+                      <a:ext cx="5940425" cy="3346450"/>
+                    </a:xfrm>
+                    <a:prstGeom prst="rect">
+                      <a:avLst/>
+                    </a:prstGeom>
+                  </pic:spPr>
+                </pic:pic>
+              </a:graphicData>
+            </a:graphic>
+          </wp:inline>
+        </w:drawing>
+      </w:r>
+    </w:p>
+    <w:p>
+      <w:pPr>
+        <w:pStyle w:val="paragraph"/>
+        <w:spacing w:before="0" w:beforeAutospacing="0" w:after="0" w:afterAutospacing="0"/>
+        <w:ind w:left="720"/>
+        <w:jc w:val="both"/>
+        <w:textAlignment w:val="baseline"/>
+        <w:rPr>
+          <w:sz w:val="28"/>
+          <w:szCs w:val="28"/>
+          <w:lang w:val="en-US"/>
+        </w:rPr>
+      </w:pPr>
+    </w:p>
+    <w:p>
+      <w:pPr>
+        <w:pStyle w:val="paragraph"/>
+        <w:numPr>
+          <w:ilvl w:val="0"/>
+          <w:numId w:val="41"/>
+        </w:numPr>
+        <w:spacing w:before="0" w:beforeAutospacing="0" w:after="0" w:afterAutospacing="0"/>
+        <w:ind w:firstLine="0"/>
+        <w:jc w:val="both"/>
+        <w:textAlignment w:val="baseline"/>
+        <w:rPr>
+          <w:rStyle w:val="eop"/>
+          <w:sz w:val="28"/>
+          <w:szCs w:val="28"/>
+          <w:lang w:val="en-US"/>
+        </w:rPr>
+      </w:pPr>
+      <w:r>
+        <w:rPr>
+          <w:rStyle w:val="normaltextrun"/>
+          <w:sz w:val="28"/>
+          <w:szCs w:val="28"/>
+          <w:lang w:val="en-US"/>
+        </w:rPr>
+        <w:t>Find the cheapest booking price on each booking platform.  </w:t>
+      </w:r>
+      <w:r>
+        <w:rPr>
+          <w:rStyle w:val="eop"/>
+          <w:sz w:val="28"/>
+          <w:szCs w:val="28"/>
+          <w:lang w:val="en-US"/>
+        </w:rPr>
+        <w:t> </w:t>
+      </w:r>
+    </w:p>
+    <w:p>
+      <w:pPr>
+        <w:pStyle w:val="paragraph"/>
+        <w:spacing w:before="0" w:beforeAutospacing="0" w:after="0" w:afterAutospacing="0"/>
+        <w:ind w:left="720"/>
+        <w:jc w:val="both"/>
+        <w:textAlignment w:val="baseline"/>
+        <w:rPr>
+          <w:sz w:val="28"/>
+          <w:szCs w:val="28"/>
+          <w:lang w:val="en-US"/>
+        </w:rPr>
+      </w:pPr>
+      <w:r>
+        <w:rPr>
+          <w:sz w:val="28"/>
+          <w:szCs w:val="28"/>
+          <w:lang w:val="en-US"/>
+        </w:rPr>
+        <w:lastRenderedPageBreak/>
+        <w:drawing>
+          <wp:inline distT="0" distB="0" distL="0" distR="0" wp14:anchorId="7CFC4FC8" wp14:editId="7FE0C57C">
+            <wp:extent cx="5940425" cy="3362960"/>
+            <wp:effectExtent l="0" t="0" r="3175" b="8890"/>
+            <wp:docPr id="23" name="Рисунок 23"/>
+            <wp:cNvGraphicFramePr>
+              <a:graphicFrameLocks xmlns:a="http://schemas.openxmlformats.org/drawingml/2006/main" noChangeAspect="1"/>
+            </wp:cNvGraphicFramePr>
+            <a:graphic xmlns:a="http://schemas.openxmlformats.org/drawingml/2006/main">
+              <a:graphicData uri="http://schemas.openxmlformats.org/drawingml/2006/picture">
+                <pic:pic xmlns:pic="http://schemas.openxmlformats.org/drawingml/2006/picture">
+                  <pic:nvPicPr>
+                    <pic:cNvPr id="1" name=""/>
+                    <pic:cNvPicPr/>
+                  </pic:nvPicPr>
+                  <pic:blipFill>
+                    <a:blip r:embed="rId14"/>
+                    <a:stretch>
+                      <a:fillRect/>
+                    </a:stretch>
+                  </pic:blipFill>
+                  <pic:spPr>
+                    <a:xfrm>
+                      <a:off x="0" y="0"/>
+                      <a:ext cx="5940425" cy="3362960"/>
+                    </a:xfrm>
+                    <a:prstGeom prst="rect">
+                      <a:avLst/>
+                    </a:prstGeom>
+                  </pic:spPr>
+                </pic:pic>
+              </a:graphicData>
+            </a:graphic>
+          </wp:inline>
+        </w:drawing>
+      </w:r>
+    </w:p>
+    <w:p>
+      <w:pPr>
+        <w:pStyle w:val="paragraph"/>
+        <w:spacing w:before="0" w:beforeAutospacing="0" w:after="0" w:afterAutospacing="0"/>
+        <w:ind w:left="720"/>
+        <w:jc w:val="both"/>
+        <w:textAlignment w:val="baseline"/>
+        <w:rPr>
+          <w:sz w:val="28"/>
+          <w:szCs w:val="28"/>
+          <w:lang w:val="en-US"/>
+        </w:rPr>
+      </w:pPr>
+    </w:p>
+    <w:p>
+      <w:pPr>
+        <w:pStyle w:val="paragraph"/>
+        <w:numPr>
+          <w:ilvl w:val="0"/>
+          <w:numId w:val="42"/>
+        </w:numPr>
+        <w:spacing w:before="0" w:beforeAutospacing="0" w:after="0" w:afterAutospacing="0"/>
+        <w:ind w:firstLine="0"/>
+        <w:jc w:val="both"/>
+        <w:textAlignment w:val="baseline"/>
+        <w:rPr>
+          <w:rStyle w:val="eop"/>
+          <w:sz w:val="28"/>
+          <w:szCs w:val="28"/>
+          <w:lang w:val="en-US"/>
+        </w:rPr>
+      </w:pPr>
+      <w:r>
+        <w:rPr>
+          <w:rStyle w:val="normaltextrun"/>
+          <w:sz w:val="28"/>
+          <w:szCs w:val="28"/>
+          <w:lang w:val="en-US"/>
+        </w:rPr>
+        <w:t xml:space="preserve">Return airlines whose </w:t>
+      </w:r>
+      <w:proofErr w:type="spellStart"/>
+      <w:r>
+        <w:rPr>
+          <w:rStyle w:val="normaltextrun"/>
+          <w:sz w:val="28"/>
+          <w:szCs w:val="28"/>
+          <w:lang w:val="en-US"/>
+        </w:rPr>
+        <w:t>airline_code</w:t>
+      </w:r>
+      <w:proofErr w:type="spellEnd"/>
+      <w:r>
+        <w:rPr>
+          <w:rStyle w:val="normaltextrun"/>
+          <w:sz w:val="28"/>
+          <w:szCs w:val="28"/>
+          <w:lang w:val="en-US"/>
+        </w:rPr>
+        <w:t xml:space="preserve"> contains a digit. </w:t>
+      </w:r>
+      <w:r>
+        <w:rPr>
+          <w:rStyle w:val="eop"/>
+          <w:sz w:val="28"/>
+          <w:szCs w:val="28"/>
+          <w:lang w:val="en-US"/>
+        </w:rPr>
+        <w:t> </w:t>
+      </w:r>
+    </w:p>
+    <w:p>
+      <w:pPr>
+        <w:pStyle w:val="paragraph"/>
+        <w:spacing w:before="0" w:beforeAutospacing="0" w:after="0" w:afterAutospacing="0"/>
+        <w:ind w:left="708" w:firstLine="708"/>
+        <w:jc w:val="both"/>
+        <w:textAlignment w:val="baseline"/>
+        <w:rPr>
+          <w:rStyle w:val="eop"/>
+          <w:sz w:val="28"/>
+          <w:szCs w:val="28"/>
+          <w:lang w:val="en-US"/>
+        </w:rPr>
+      </w:pPr>
+      <w:r>
+        <w:rPr>
+          <w:noProof/>
+        </w:rPr>
+        <w:t xml:space="preserve"> </w:t>
+      </w:r>
+      <w:r>
+        <w:rPr>
+          <w:rStyle w:val="eop"/>
+          <w:sz w:val="28"/>
+          <w:szCs w:val="28"/>
+          <w:lang w:val="en-US"/>
+        </w:rPr>
+        <w:drawing>
+          <wp:inline distT="0" distB="0" distL="0" distR="0" wp14:anchorId="6F6212F8" wp14:editId="143095CE">
+            <wp:extent cx="5940425" cy="3341370"/>
+            <wp:effectExtent l="0" t="0" r="3175" b="0"/>
+            <wp:docPr id="25" name="Рисунок 25"/>
+            <wp:cNvGraphicFramePr>
+              <a:graphicFrameLocks xmlns:a="http://schemas.openxmlformats.org/drawingml/2006/main" noChangeAspect="1"/>
+            </wp:cNvGraphicFramePr>
+            <a:graphic xmlns:a="http://schemas.openxmlformats.org/drawingml/2006/main">
+              <a:graphicData uri="http://schemas.openxmlformats.org/drawingml/2006/picture">
+                <pic:pic xmlns:pic="http://schemas.openxmlformats.org/drawingml/2006/picture">
+                  <pic:nvPicPr>
+                    <pic:cNvPr id="1" name=""/>
+                    <pic:cNvPicPr/>
+                  </pic:nvPicPr>
+                  <pic:blipFill>
+                    <a:blip r:embed="rId15"/>
+                    <a:stretch>
+                      <a:fillRect/>
+                    </a:stretch>
+                  </pic:blipFill>
+                  <pic:spPr>
+                    <a:xfrm>
+                      <a:off x="0" y="0"/>
+                      <a:ext cx="5940425" cy="3341370"/>
+                    </a:xfrm>
+                    <a:prstGeom prst="rect">
+                      <a:avLst/>
+                    </a:prstGeom>
+                  </pic:spPr>
+                </pic:pic>
+              </a:graphicData>
+            </a:graphic>
+          </wp:inline>
+        </w:drawing>
+      </w:r>
+    </w:p>
+    <w:p>
+      <w:pPr>
+        <w:pStyle w:val="paragraph"/>
+        <w:spacing w:before="0" w:beforeAutospacing="0" w:after="0" w:afterAutospacing="0"/>
+        <w:ind w:left="720"/>
+        <w:jc w:val="both"/>
+        <w:textAlignment w:val="baseline"/>
+        <w:rPr>
+          <w:sz w:val="28"/>
+          <w:szCs w:val="28"/>
+          <w:lang w:val="en-US"/>
+        </w:rPr>
+      </w:pPr>
+    </w:p>
+    <w:p>
+      <w:pPr>
+        <w:pStyle w:val="paragraph"/>
+        <w:numPr>
+          <w:ilvl w:val="0"/>
+          <w:numId w:val="43"/>
+        </w:numPr>
+        <w:spacing w:before="0" w:beforeAutospacing="0" w:after="0" w:afterAutospacing="0"/>
+        <w:ind w:firstLine="0"/>
+        <w:jc w:val="both"/>
+        <w:textAlignment w:val="baseline"/>
+        <w:rPr>
+          <w:rStyle w:val="normaltextrun"/>
+          <w:sz w:val="28"/>
+          <w:szCs w:val="28"/>
+          <w:lang w:val="en-US"/>
+        </w:rPr>
+      </w:pPr>
+      <w:r>
+        <w:rPr>
+          <w:rStyle w:val="normaltextrun"/>
+          <w:sz w:val="28"/>
+          <w:szCs w:val="28"/>
+          <w:lang w:val="en-US"/>
+        </w:rPr>
+        <w:t>List the top5 most recently created airlines. </w:t>
+      </w:r>
+    </w:p>
+    <w:p>
+      <w:pPr>
+        <w:pStyle w:val="paragraph"/>
+        <w:spacing w:before="0" w:beforeAutospacing="0" w:after="0" w:afterAutospacing="0"/>
+        <w:ind w:left="720"/>
+        <w:jc w:val="both"/>
+        <w:textAlignment w:val="baseline"/>
+        <w:rPr>
+          <w:sz w:val="28"/>
+          <w:szCs w:val="28"/>
+          <w:lang w:val="en-US"/>
+        </w:rPr>
+      </w:pPr>
+      <w:r>
+        <w:rPr>
+          <w:sz w:val="28"/>
+          <w:szCs w:val="28"/>
+          <w:lang w:val="en-US"/>
+        </w:rPr>
+        <w:lastRenderedPageBreak/>
+        <w:drawing>
+          <wp:inline distT="0" distB="0" distL="0" distR="0" wp14:anchorId="334578AE" wp14:editId="23E08EA0">
+            <wp:extent cx="5940425" cy="3358515"/>
+            <wp:effectExtent l="0" t="0" r="3175" b="0"/>
+            <wp:docPr id="22" name="Рисунок 22"/>
+            <wp:cNvGraphicFramePr>
+              <a:graphicFrameLocks xmlns:a="http://schemas.openxmlformats.org/drawingml/2006/main" noChangeAspect="1"/>
+            </wp:cNvGraphicFramePr>
+            <a:graphic xmlns:a="http://schemas.openxmlformats.org/drawingml/2006/main">
+              <a:graphicData uri="http://schemas.openxmlformats.org/drawingml/2006/picture">
+                <pic:pic xmlns:pic="http://schemas.openxmlformats.org/drawingml/2006/picture">
+                  <pic:nvPicPr>
+                    <pic:cNvPr id="1" name=""/>
+                    <pic:cNvPicPr/>
+                  </pic:nvPicPr>
+                  <pic:blipFill>
+                    <a:blip r:embed="rId16"/>
+                    <a:stretch>
+                      <a:fillRect/>
+                    </a:stretch>
+                  </pic:blipFill>
+                  <pic:spPr>
+                    <a:xfrm>
+                      <a:off x="0" y="0"/>
+                      <a:ext cx="5940425" cy="3358515"/>
+                    </a:xfrm>
+                    <a:prstGeom prst="rect">
+                      <a:avLst/>
+                    </a:prstGeom>
+                  </pic:spPr>
+                </pic:pic>
+              </a:graphicData>
+            </a:graphic>
+          </wp:inline>
+        </w:drawing>
+      </w:r>
+    </w:p>
+    <w:p>
+      <w:pPr>
+        <w:pStyle w:val="paragraph"/>
+        <w:spacing w:before="0" w:beforeAutospacing="0" w:after="0" w:afterAutospacing="0"/>
+        <w:ind w:left="720"/>
+        <w:jc w:val="both"/>
+        <w:textAlignment w:val="baseline"/>
+        <w:rPr>
+          <w:sz w:val="28"/>
+          <w:szCs w:val="28"/>
+          <w:lang w:val="en-US"/>
+        </w:rPr>
+      </w:pPr>
+    </w:p>
+    <w:p>
+      <w:pPr>
+        <w:pStyle w:val="paragraph"/>
+        <w:numPr>
+          <w:ilvl w:val="0"/>
+          <w:numId w:val="44"/>
+        </w:numPr>
+        <w:spacing w:before="0" w:beforeAutospacing="0" w:after="0" w:afterAutospacing="0"/>
+        <w:ind w:firstLine="0"/>
+        <w:jc w:val="both"/>
+        <w:textAlignment w:val="baseline"/>
+        <w:rPr>
+          <w:rStyle w:val="eop"/>
+          <w:sz w:val="28"/>
+          <w:szCs w:val="28"/>
+          <w:lang w:val="en-US"/>
+        </w:rPr>
+      </w:pPr>
+      <w:r>
+        <w:rPr>
+          <w:rStyle w:val="normaltextrun"/>
+          <w:sz w:val="28"/>
+          <w:szCs w:val="28"/>
+          <w:lang w:val="en-US"/>
+        </w:rPr>
+        <w:t xml:space="preserve">Return all rows where </w:t>
+      </w:r>
+      <w:proofErr w:type="spellStart"/>
+      <w:r>
+        <w:rPr>
+          <w:rStyle w:val="normaltextrun"/>
+          <w:sz w:val="28"/>
+          <w:szCs w:val="28"/>
+          <w:lang w:val="en-US"/>
+        </w:rPr>
+        <w:t>booking_id</w:t>
+      </w:r>
+      <w:proofErr w:type="spellEnd"/>
+      <w:r>
+        <w:rPr>
+          <w:rStyle w:val="normaltextrun"/>
+          <w:sz w:val="28"/>
+          <w:szCs w:val="28"/>
+          <w:lang w:val="en-US"/>
+        </w:rPr>
+        <w:t xml:space="preserve"> is between 200 and 300 inclusive and </w:t>
+      </w:r>
+      <w:proofErr w:type="spellStart"/>
+      <w:r>
+        <w:rPr>
+          <w:rStyle w:val="normaltextrun"/>
+          <w:sz w:val="28"/>
+          <w:szCs w:val="28"/>
+          <w:lang w:val="en-US"/>
+        </w:rPr>
+        <w:t>check_result</w:t>
+      </w:r>
+      <w:proofErr w:type="spellEnd"/>
+      <w:r>
+        <w:rPr>
+          <w:rStyle w:val="normaltextrun"/>
+          <w:sz w:val="28"/>
+          <w:szCs w:val="28"/>
+          <w:lang w:val="en-US"/>
+        </w:rPr>
+        <w:t xml:space="preserve"> &lt;&gt; 'Checked'.  </w:t>
+      </w:r>
+      <w:r>
+        <w:rPr>
+          <w:rStyle w:val="eop"/>
+          <w:sz w:val="28"/>
+          <w:szCs w:val="28"/>
+          <w:lang w:val="en-US"/>
+        </w:rPr>
+        <w:t> </w:t>
+      </w:r>
+    </w:p>
+    <w:p>
+      <w:pPr>
+        <w:pStyle w:val="paragraph"/>
+        <w:spacing w:before="0" w:beforeAutospacing="0" w:after="0" w:afterAutospacing="0"/>
+        <w:ind w:left="360"/>
+        <w:jc w:val="both"/>
+        <w:textAlignment w:val="baseline"/>
+        <w:rPr>
+          <w:sz w:val="28"/>
+          <w:szCs w:val="28"/>
+          <w:lang w:val="en-US"/>
+        </w:rPr>
+      </w:pPr>
+      <w:r>
+        <w:rPr>
+          <w:sz w:val="28"/>
+          <w:szCs w:val="28"/>
+          <w:lang w:val="en-US"/>
+        </w:rPr>
+        <w:drawing>
+          <wp:inline distT="0" distB="0" distL="0" distR="0" wp14:anchorId="61D494AF" wp14:editId="47F3C82D">
+            <wp:extent cx="5940425" cy="3335655"/>
+            <wp:effectExtent l="0" t="0" r="3175" b="0"/>
+            <wp:docPr id="27" name="Рисунок 27"/>
+            <wp:cNvGraphicFramePr>
+              <a:graphicFrameLocks xmlns:a="http://schemas.openxmlformats.org/drawingml/2006/main" noChangeAspect="1"/>
+            </wp:cNvGraphicFramePr>
+            <a:graphic xmlns:a="http://schemas.openxmlformats.org/drawingml/2006/main">
+              <a:graphicData uri="http://schemas.openxmlformats.org/drawingml/2006/picture">
+                <pic:pic xmlns:pic="http://schemas.openxmlformats.org/drawingml/2006/picture">
+                  <pic:nvPicPr>
+                    <pic:cNvPr id="1" name=""/>
+                    <pic:cNvPicPr/>
+                  </pic:nvPicPr>
+                  <pic:blipFill>
+                    <a:blip r:embed="rId17"/>
                     <a:stretch>
                       <a:fillRect/>
                     </a:stretch>
@@ -563,11 +1842,11 @@
         <w:pStyle w:val="paragraph"/>
         <w:spacing w:before="0" w:beforeAutospacing="0" w:after="0" w:afterAutospacing="0"/>
         <w:ind w:left="360"/>
+        <w:jc w:val="both"/>
         <w:textAlignment w:val="baseline"/>
         <w:rPr>
-          <w:rStyle w:val="normaltextrun"/>
-          <w:sz w:val="26"/>
-          <w:szCs w:val="26"/>
+          <w:sz w:val="28"/>
+          <w:szCs w:val="28"/>
           <w:lang w:val="en-US"/>
         </w:rPr>
       </w:pPr>
@@ -577,31 +1856,93 @@
         <w:pStyle w:val="paragraph"/>
         <w:numPr>
           <w:ilvl w:val="0"/>
-          <w:numId w:val="6"/>
+          <w:numId w:val="45"/>
         </w:numPr>
         <w:spacing w:before="0" w:beforeAutospacing="0" w:after="0" w:afterAutospacing="0"/>
+        <w:ind w:firstLine="0"/>
+        <w:jc w:val="both"/>
         <w:textAlignment w:val="baseline"/>
         <w:rPr>
           <w:rStyle w:val="eop"/>
-          <w:sz w:val="26"/>
-          <w:szCs w:val="26"/>
+          <w:sz w:val="28"/>
+          <w:szCs w:val="28"/>
           <w:lang w:val="en-US"/>
         </w:rPr>
       </w:pPr>
       <w:r>
         <w:rPr>
           <w:rStyle w:val="normaltextrun"/>
-          <w:sz w:val="26"/>
-          <w:szCs w:val="26"/>
-          <w:lang w:val="en-US"/>
-        </w:rPr>
-        <w:t>Delete all flights whose arrival in 2024 year. </w:t>
+          <w:sz w:val="28"/>
+          <w:szCs w:val="28"/>
+          <w:lang w:val="en-US"/>
+        </w:rPr>
+        <w:t xml:space="preserve">Baggage checks where </w:t>
+      </w:r>
+      <w:proofErr w:type="spellStart"/>
+      <w:r>
+        <w:rPr>
+          <w:rStyle w:val="normaltextrun"/>
+          <w:sz w:val="28"/>
+          <w:szCs w:val="28"/>
+          <w:lang w:val="en-US"/>
+        </w:rPr>
+        <w:t>update_at</w:t>
+      </w:r>
+      <w:proofErr w:type="spellEnd"/>
+      <w:r>
+        <w:rPr>
+          <w:rStyle w:val="normaltextrun"/>
+          <w:sz w:val="28"/>
+          <w:szCs w:val="28"/>
+          <w:lang w:val="en-US"/>
+        </w:rPr>
+        <w:t xml:space="preserve"> is in the same month as </w:t>
+      </w:r>
+      <w:proofErr w:type="spellStart"/>
+      <w:r>
+        <w:rPr>
+          <w:rStyle w:val="normaltextrun"/>
+          <w:sz w:val="28"/>
+          <w:szCs w:val="28"/>
+          <w:lang w:val="en-US"/>
+        </w:rPr>
+        <w:t>created_at</w:t>
+      </w:r>
+      <w:proofErr w:type="spellEnd"/>
+      <w:r>
+        <w:rPr>
+          <w:rStyle w:val="normaltextrun"/>
+          <w:sz w:val="28"/>
+          <w:szCs w:val="28"/>
+          <w:lang w:val="en-US"/>
+        </w:rPr>
+        <w:t xml:space="preserve"> but occurs earlier than </w:t>
+      </w:r>
+      <w:proofErr w:type="spellStart"/>
+      <w:r>
+        <w:rPr>
+          <w:rStyle w:val="normaltextrun"/>
+          <w:sz w:val="28"/>
+          <w:szCs w:val="28"/>
+          <w:lang w:val="en-US"/>
+        </w:rPr>
+        <w:t>created_at</w:t>
+      </w:r>
+      <w:proofErr w:type="spellEnd"/>
+      <w:r>
+        <w:rPr>
+          <w:rStyle w:val="normaltextrun"/>
+          <w:sz w:val="28"/>
+          <w:szCs w:val="28"/>
+          <w:lang w:val="en-US"/>
+        </w:rPr>
+        <w:t>. </w:t>
       </w:r>
       <w:r>
         <w:rPr>
           <w:rStyle w:val="eop"/>
-          <w:sz w:val="26"/>
-          <w:szCs w:val="26"/>
+          <w:sz w:val="28"/>
+          <w:szCs w:val="28"/>
           <w:lang w:val="en-US"/>
         </w:rPr>
         <w:t> </w:t>
@@ -611,25 +1952,27 @@
       <w:pPr>
         <w:pStyle w:val="paragraph"/>
         <w:spacing w:before="0" w:beforeAutospacing="0" w:after="0" w:afterAutospacing="0"/>
+        <w:ind w:left="720"/>
+        <w:jc w:val="both"/>
         <w:textAlignment w:val="baseline"/>
         <w:rPr>
-          <w:sz w:val="26"/>
-          <w:szCs w:val="26"/>
+          <w:sz w:val="28"/>
+          <w:szCs w:val="28"/>
           <w:lang w:val="en-US"/>
         </w:rPr>
       </w:pPr>
       <w:r>
         <w:rPr>
-          <w:sz w:val="26"/>
-          <w:szCs w:val="26"/>
+          <w:sz w:val="28"/>
+          <w:szCs w:val="28"/>
           <w:lang w:val="en-US"/>
         </w:rPr>
         <w:lastRenderedPageBreak/>
         <w:drawing>
-          <wp:inline distT="0" distB="0" distL="0" distR="0" wp14:anchorId="11525371" wp14:editId="1E57C5EF">
-            <wp:extent cx="5940425" cy="3274695"/>
-            <wp:effectExtent l="0" t="0" r="3175" b="1905"/>
-            <wp:docPr id="6" name="Рисунок 6"/>
+          <wp:inline distT="0" distB="0" distL="0" distR="0" wp14:anchorId="34C915DA" wp14:editId="61FE45D4">
+            <wp:extent cx="5940425" cy="3339465"/>
+            <wp:effectExtent l="0" t="0" r="3175" b="0"/>
+            <wp:docPr id="28" name="Рисунок 28"/>
             <wp:cNvGraphicFramePr>
               <a:graphicFrameLocks xmlns:a="http://schemas.openxmlformats.org/drawingml/2006/main" noChangeAspect="1"/>
             </wp:cNvGraphicFramePr>
@@ -641,446 +1984,7 @@
                     <pic:cNvPicPr/>
                   </pic:nvPicPr>
                   <pic:blipFill>
-                    <a:blip r:embed="rId9"/>
-                    <a:stretch>
-                      <a:fillRect/>
-                    </a:stretch>
-                  </pic:blipFill>
-                  <pic:spPr>
-                    <a:xfrm>
-                      <a:off x="0" y="0"/>
-                      <a:ext cx="5940425" cy="3274695"/>
-                    </a:xfrm>
-                    <a:prstGeom prst="rect">
-                      <a:avLst/>
-                    </a:prstGeom>
-                  </pic:spPr>
-                </pic:pic>
-              </a:graphicData>
-            </a:graphic>
-          </wp:inline>
-        </w:drawing>
-      </w:r>
-    </w:p>
-    <w:p>
-      <w:pPr>
-        <w:pStyle w:val="paragraph"/>
-        <w:spacing w:before="0" w:beforeAutospacing="0" w:after="0" w:afterAutospacing="0"/>
-        <w:textAlignment w:val="baseline"/>
-        <w:rPr>
-          <w:sz w:val="26"/>
-          <w:szCs w:val="26"/>
-          <w:lang w:val="en-US"/>
-        </w:rPr>
-      </w:pPr>
-    </w:p>
-    <w:p>
-      <w:pPr>
-        <w:pStyle w:val="paragraph"/>
-        <w:spacing w:before="0" w:beforeAutospacing="0" w:after="0" w:afterAutospacing="0"/>
-        <w:textAlignment w:val="baseline"/>
-        <w:rPr>
-          <w:sz w:val="26"/>
-          <w:szCs w:val="26"/>
-          <w:lang w:val="en-US"/>
-        </w:rPr>
-      </w:pPr>
-    </w:p>
-    <w:p>
-      <w:pPr>
-        <w:pStyle w:val="paragraph"/>
-        <w:numPr>
-          <w:ilvl w:val="0"/>
-          <w:numId w:val="6"/>
-        </w:numPr>
-        <w:spacing w:before="0" w:beforeAutospacing="0" w:after="0" w:afterAutospacing="0"/>
-        <w:ind w:left="360" w:firstLine="0"/>
-        <w:textAlignment w:val="baseline"/>
-        <w:rPr>
-          <w:rStyle w:val="eop"/>
-          <w:sz w:val="26"/>
-          <w:szCs w:val="26"/>
-          <w:lang w:val="en-US"/>
-        </w:rPr>
-      </w:pPr>
-      <w:r>
-        <w:rPr>
-          <w:rStyle w:val="normaltextrun"/>
-          <w:sz w:val="26"/>
-          <w:szCs w:val="26"/>
-          <w:lang w:val="en-US"/>
-        </w:rPr>
-        <w:t>Increase the price of all tickets in booking table for flights by 15%. </w:t>
-      </w:r>
-      <w:r>
-        <w:rPr>
-          <w:rStyle w:val="eop"/>
-          <w:sz w:val="26"/>
-          <w:szCs w:val="26"/>
-          <w:lang w:val="en-US"/>
-        </w:rPr>
-        <w:t> </w:t>
-      </w:r>
-    </w:p>
-    <w:p>
-      <w:pPr>
-        <w:pStyle w:val="paragraph"/>
-        <w:spacing w:before="0" w:beforeAutospacing="0" w:after="0" w:afterAutospacing="0"/>
-        <w:ind w:left="360"/>
-        <w:textAlignment w:val="baseline"/>
-        <w:rPr>
-          <w:sz w:val="26"/>
-          <w:szCs w:val="26"/>
-          <w:lang w:val="en-US"/>
-        </w:rPr>
-      </w:pPr>
-      <w:r>
-        <w:rPr>
-          <w:sz w:val="26"/>
-          <w:szCs w:val="26"/>
-          <w:lang w:val="en-US"/>
-        </w:rPr>
-        <w:drawing>
-          <wp:inline distT="0" distB="0" distL="0" distR="0" wp14:anchorId="285117ED" wp14:editId="4A0F981E">
-            <wp:extent cx="5940425" cy="3270250"/>
-            <wp:effectExtent l="0" t="0" r="3175" b="6350"/>
-            <wp:docPr id="7" name="Рисунок 7"/>
-            <wp:cNvGraphicFramePr>
-              <a:graphicFrameLocks xmlns:a="http://schemas.openxmlformats.org/drawingml/2006/main" noChangeAspect="1"/>
-            </wp:cNvGraphicFramePr>
-            <a:graphic xmlns:a="http://schemas.openxmlformats.org/drawingml/2006/main">
-              <a:graphicData uri="http://schemas.openxmlformats.org/drawingml/2006/picture">
-                <pic:pic xmlns:pic="http://schemas.openxmlformats.org/drawingml/2006/picture">
-                  <pic:nvPicPr>
-                    <pic:cNvPr id="1" name=""/>
-                    <pic:cNvPicPr/>
-                  </pic:nvPicPr>
-                  <pic:blipFill>
-                    <a:blip r:embed="rId10"/>
-                    <a:stretch>
-                      <a:fillRect/>
-                    </a:stretch>
-                  </pic:blipFill>
-                  <pic:spPr>
-                    <a:xfrm>
-                      <a:off x="0" y="0"/>
-                      <a:ext cx="5940425" cy="3270250"/>
-                    </a:xfrm>
-                    <a:prstGeom prst="rect">
-                      <a:avLst/>
-                    </a:prstGeom>
-                  </pic:spPr>
-                </pic:pic>
-              </a:graphicData>
-            </a:graphic>
-          </wp:inline>
-        </w:drawing>
-      </w:r>
-    </w:p>
-    <w:p>
-      <w:pPr>
-        <w:pStyle w:val="paragraph"/>
-        <w:numPr>
-          <w:ilvl w:val="0"/>
-          <w:numId w:val="7"/>
-        </w:numPr>
-        <w:spacing w:before="0" w:beforeAutospacing="0" w:after="0" w:afterAutospacing="0"/>
-        <w:ind w:left="360" w:firstLine="0"/>
-        <w:textAlignment w:val="baseline"/>
-        <w:rPr>
-          <w:rStyle w:val="eop"/>
-          <w:sz w:val="26"/>
-          <w:szCs w:val="26"/>
-          <w:lang w:val="en-US"/>
-        </w:rPr>
-      </w:pPr>
-      <w:r>
-        <w:rPr>
-          <w:rStyle w:val="normaltextrun"/>
-          <w:sz w:val="26"/>
-          <w:szCs w:val="26"/>
-          <w:lang w:val="en-US"/>
-        </w:rPr>
-        <w:t>Delete all tickets where price is less than 10000.  </w:t>
-      </w:r>
-      <w:r>
-        <w:rPr>
-          <w:rStyle w:val="eop"/>
-          <w:sz w:val="26"/>
-          <w:szCs w:val="26"/>
-          <w:lang w:val="en-US"/>
-        </w:rPr>
-        <w:t> </w:t>
-      </w:r>
-    </w:p>
-    <w:p>
-      <w:pPr>
-        <w:pStyle w:val="paragraph"/>
-        <w:spacing w:before="0" w:beforeAutospacing="0" w:after="0" w:afterAutospacing="0"/>
-        <w:ind w:left="360"/>
-        <w:textAlignment w:val="baseline"/>
-        <w:rPr>
-          <w:rStyle w:val="eop"/>
-          <w:sz w:val="26"/>
-          <w:szCs w:val="26"/>
-          <w:lang w:val="en-US"/>
-        </w:rPr>
-      </w:pPr>
-      <w:r>
-        <w:rPr>
-          <w:rStyle w:val="eop"/>
-          <w:sz w:val="26"/>
-          <w:szCs w:val="26"/>
-          <w:lang w:val="en-US"/>
-        </w:rPr>
-        <w:lastRenderedPageBreak/>
-        <w:drawing>
-          <wp:inline distT="0" distB="0" distL="0" distR="0" wp14:anchorId="534B9981" wp14:editId="164CC534">
-            <wp:extent cx="5940425" cy="3379470"/>
-            <wp:effectExtent l="0" t="0" r="3175" b="0"/>
-            <wp:docPr id="8" name="Рисунок 8"/>
-            <wp:cNvGraphicFramePr>
-              <a:graphicFrameLocks xmlns:a="http://schemas.openxmlformats.org/drawingml/2006/main" noChangeAspect="1"/>
-            </wp:cNvGraphicFramePr>
-            <a:graphic xmlns:a="http://schemas.openxmlformats.org/drawingml/2006/main">
-              <a:graphicData uri="http://schemas.openxmlformats.org/drawingml/2006/picture">
-                <pic:pic xmlns:pic="http://schemas.openxmlformats.org/drawingml/2006/picture">
-                  <pic:nvPicPr>
-                    <pic:cNvPr id="1" name=""/>
-                    <pic:cNvPicPr/>
-                  </pic:nvPicPr>
-                  <pic:blipFill>
-                    <a:blip r:embed="rId11"/>
-                    <a:stretch>
-                      <a:fillRect/>
-                    </a:stretch>
-                  </pic:blipFill>
-                  <pic:spPr>
-                    <a:xfrm>
-                      <a:off x="0" y="0"/>
-                      <a:ext cx="5940425" cy="3379470"/>
-                    </a:xfrm>
-                    <a:prstGeom prst="rect">
-                      <a:avLst/>
-                    </a:prstGeom>
-                  </pic:spPr>
-                </pic:pic>
-              </a:graphicData>
-            </a:graphic>
-          </wp:inline>
-        </w:drawing>
-      </w:r>
-    </w:p>
-    <w:p>
-      <w:pPr>
-        <w:pStyle w:val="paragraph"/>
-        <w:spacing w:before="0" w:beforeAutospacing="0" w:after="0" w:afterAutospacing="0"/>
-        <w:textAlignment w:val="baseline"/>
-        <w:rPr>
-          <w:sz w:val="26"/>
-          <w:szCs w:val="26"/>
-          <w:lang w:val="en-US"/>
-        </w:rPr>
-      </w:pPr>
-    </w:p>
-    <w:p>
-      <w:pPr>
-        <w:pStyle w:val="paragraph"/>
-        <w:numPr>
-          <w:ilvl w:val="0"/>
-          <w:numId w:val="8"/>
-        </w:numPr>
-        <w:spacing w:before="0" w:beforeAutospacing="0" w:after="0" w:afterAutospacing="0"/>
-        <w:ind w:left="360" w:firstLine="0"/>
-        <w:textAlignment w:val="baseline"/>
-        <w:rPr>
-          <w:rStyle w:val="eop"/>
-          <w:sz w:val="26"/>
-          <w:szCs w:val="26"/>
-          <w:lang w:val="en-US"/>
-        </w:rPr>
-      </w:pPr>
-      <w:r>
-        <w:rPr>
-          <w:rStyle w:val="normaltextrun"/>
-          <w:sz w:val="26"/>
-          <w:szCs w:val="26"/>
-          <w:lang w:val="en-US"/>
-        </w:rPr>
-        <w:t xml:space="preserve">Set a default code 'UNK' (Unknown) for any airline in the airline table where </w:t>
-      </w:r>
-      <w:proofErr w:type="spellStart"/>
-      <w:r>
-        <w:rPr>
-          <w:rStyle w:val="normaltextrun"/>
-          <w:sz w:val="26"/>
-          <w:szCs w:val="26"/>
-          <w:lang w:val="en-US"/>
-        </w:rPr>
-        <w:t>airline_code</w:t>
-      </w:r>
-      <w:proofErr w:type="spellEnd"/>
-      <w:r>
-        <w:rPr>
-          <w:rStyle w:val="normaltextrun"/>
-          <w:sz w:val="26"/>
-          <w:szCs w:val="26"/>
-          <w:lang w:val="en-US"/>
-        </w:rPr>
-        <w:t xml:space="preserve"> is missing (NULL).</w:t>
-      </w:r>
-      <w:r>
-        <w:rPr>
-          <w:rStyle w:val="eop"/>
-          <w:sz w:val="26"/>
-          <w:szCs w:val="26"/>
-          <w:lang w:val="en-US"/>
-        </w:rPr>
-        <w:t> </w:t>
-      </w:r>
-    </w:p>
-    <w:p>
-      <w:pPr>
-        <w:pStyle w:val="paragraph"/>
-        <w:spacing w:before="0" w:beforeAutospacing="0" w:after="0" w:afterAutospacing="0"/>
-        <w:ind w:left="360"/>
-        <w:textAlignment w:val="baseline"/>
-        <w:rPr>
-          <w:rStyle w:val="eop"/>
-          <w:sz w:val="26"/>
-          <w:szCs w:val="26"/>
-          <w:lang w:val="en-US"/>
-        </w:rPr>
-      </w:pPr>
-      <w:r>
-        <w:rPr>
-          <w:rStyle w:val="eop"/>
-          <w:sz w:val="26"/>
-          <w:szCs w:val="26"/>
-          <w:lang w:val="en-US"/>
-        </w:rPr>
-        <w:drawing>
-          <wp:inline distT="0" distB="0" distL="0" distR="0" wp14:anchorId="1A361F7B" wp14:editId="29625F04">
-            <wp:extent cx="5940425" cy="3215640"/>
-            <wp:effectExtent l="0" t="0" r="3175" b="3810"/>
-            <wp:docPr id="9" name="Рисунок 9"/>
-            <wp:cNvGraphicFramePr>
-              <a:graphicFrameLocks xmlns:a="http://schemas.openxmlformats.org/drawingml/2006/main" noChangeAspect="1"/>
-            </wp:cNvGraphicFramePr>
-            <a:graphic xmlns:a="http://schemas.openxmlformats.org/drawingml/2006/main">
-              <a:graphicData uri="http://schemas.openxmlformats.org/drawingml/2006/picture">
-                <pic:pic xmlns:pic="http://schemas.openxmlformats.org/drawingml/2006/picture">
-                  <pic:nvPicPr>
-                    <pic:cNvPr id="1" name=""/>
-                    <pic:cNvPicPr/>
-                  </pic:nvPicPr>
-                  <pic:blipFill>
-                    <a:blip r:embed="rId12"/>
-                    <a:stretch>
-                      <a:fillRect/>
-                    </a:stretch>
-                  </pic:blipFill>
-                  <pic:spPr>
-                    <a:xfrm>
-                      <a:off x="0" y="0"/>
-                      <a:ext cx="5940425" cy="3215640"/>
-                    </a:xfrm>
-                    <a:prstGeom prst="rect">
-                      <a:avLst/>
-                    </a:prstGeom>
-                  </pic:spPr>
-                </pic:pic>
-              </a:graphicData>
-            </a:graphic>
-          </wp:inline>
-        </w:drawing>
-      </w:r>
-    </w:p>
-    <w:p>
-      <w:pPr>
-        <w:pStyle w:val="paragraph"/>
-        <w:spacing w:before="0" w:beforeAutospacing="0" w:after="0" w:afterAutospacing="0"/>
-        <w:ind w:left="360"/>
-        <w:textAlignment w:val="baseline"/>
-        <w:rPr>
-          <w:sz w:val="26"/>
-          <w:szCs w:val="26"/>
-          <w:lang w:val="en-US"/>
-        </w:rPr>
-      </w:pPr>
-    </w:p>
-    <w:p>
-      <w:pPr>
-        <w:pStyle w:val="paragraph"/>
-        <w:numPr>
-          <w:ilvl w:val="0"/>
-          <w:numId w:val="9"/>
-        </w:numPr>
-        <w:spacing w:before="0" w:beforeAutospacing="0" w:after="0" w:afterAutospacing="0"/>
-        <w:ind w:left="360" w:firstLine="0"/>
-        <w:textAlignment w:val="baseline"/>
-        <w:rPr>
-          <w:rStyle w:val="eop"/>
-          <w:sz w:val="26"/>
-          <w:szCs w:val="26"/>
-          <w:lang w:val="en-US"/>
-        </w:rPr>
-      </w:pPr>
-      <w:r>
-        <w:rPr>
-          <w:rStyle w:val="normaltextrun"/>
-          <w:sz w:val="26"/>
-          <w:szCs w:val="26"/>
-          <w:lang w:val="en-US"/>
-        </w:rPr>
-        <w:t>Delete all baggage check records created before June 1, 2023, whose result is still 'Not checked'.</w:t>
-      </w:r>
-      <w:r>
-        <w:rPr>
-          <w:rStyle w:val="eop"/>
-          <w:sz w:val="26"/>
-          <w:szCs w:val="26"/>
-          <w:lang w:val="en-US"/>
-        </w:rPr>
-        <w:t> </w:t>
-      </w:r>
-    </w:p>
-    <w:p>
-      <w:pPr>
-        <w:pStyle w:val="paragraph"/>
-        <w:spacing w:before="0" w:beforeAutospacing="0" w:after="0" w:afterAutospacing="0"/>
-        <w:ind w:left="360"/>
-        <w:textAlignment w:val="baseline"/>
-        <w:rPr>
-          <w:sz w:val="26"/>
-          <w:szCs w:val="26"/>
-          <w:lang w:val="en-US"/>
-        </w:rPr>
-      </w:pPr>
-      <w:r>
-        <w:rPr>
-          <w:sz w:val="26"/>
-          <w:szCs w:val="26"/>
-          <w:lang w:val="en-US"/>
-        </w:rPr>
-        <w:lastRenderedPageBreak/>
-        <w:drawing>
-          <wp:inline distT="0" distB="0" distL="0" distR="0" wp14:anchorId="3DE3F22C" wp14:editId="6CCE5407">
-            <wp:extent cx="5940425" cy="3339465"/>
-            <wp:effectExtent l="0" t="0" r="3175" b="0"/>
-            <wp:docPr id="10" name="Рисунок 10"/>
-            <wp:cNvGraphicFramePr>
-              <a:graphicFrameLocks xmlns:a="http://schemas.openxmlformats.org/drawingml/2006/main" noChangeAspect="1"/>
-            </wp:cNvGraphicFramePr>
-            <a:graphic xmlns:a="http://schemas.openxmlformats.org/drawingml/2006/main">
-              <a:graphicData uri="http://schemas.openxmlformats.org/drawingml/2006/picture">
-                <pic:pic xmlns:pic="http://schemas.openxmlformats.org/drawingml/2006/picture">
-                  <pic:nvPicPr>
-                    <pic:cNvPr id="1" name=""/>
-                    <pic:cNvPicPr/>
-                  </pic:nvPicPr>
-                  <pic:blipFill>
-                    <a:blip r:embed="rId13"/>
+                    <a:blip r:embed="rId18"/>
                     <a:stretch>
                       <a:fillRect/>
                     </a:stretch>
@@ -1100,801 +2004,37 @@
           </wp:inline>
         </w:drawing>
       </w:r>
-    </w:p>
-    <w:p>
-      <w:pPr>
-        <w:pStyle w:val="paragraph"/>
-        <w:spacing w:before="0" w:beforeAutospacing="0" w:after="0" w:afterAutospacing="0"/>
-        <w:ind w:left="360"/>
-        <w:textAlignment w:val="baseline"/>
-        <w:rPr>
-          <w:sz w:val="26"/>
-          <w:szCs w:val="26"/>
-          <w:lang w:val="en-US"/>
-        </w:rPr>
-      </w:pPr>
-    </w:p>
-    <w:p>
-      <w:pPr>
-        <w:pStyle w:val="paragraph"/>
-        <w:spacing w:before="0" w:beforeAutospacing="0" w:after="0" w:afterAutospacing="0"/>
-        <w:ind w:left="360"/>
-        <w:textAlignment w:val="baseline"/>
-        <w:rPr>
-          <w:sz w:val="26"/>
-          <w:szCs w:val="26"/>
-          <w:lang w:val="en-US"/>
-        </w:rPr>
-      </w:pPr>
-    </w:p>
-    <w:p>
-      <w:pPr>
-        <w:pStyle w:val="paragraph"/>
-        <w:numPr>
-          <w:ilvl w:val="0"/>
-          <w:numId w:val="10"/>
-        </w:numPr>
-        <w:spacing w:before="0" w:beforeAutospacing="0" w:after="0" w:afterAutospacing="0"/>
-        <w:ind w:left="360" w:firstLine="0"/>
-        <w:textAlignment w:val="baseline"/>
-        <w:rPr>
-          <w:rStyle w:val="eop"/>
-          <w:sz w:val="26"/>
-          <w:szCs w:val="26"/>
-          <w:lang w:val="en-US"/>
-        </w:rPr>
-      </w:pPr>
       <w:r>
         <w:rPr>
-          <w:rStyle w:val="normaltextrun"/>
-          <w:sz w:val="26"/>
-          <w:szCs w:val="26"/>
-          <w:lang w:val="en-US"/>
-        </w:rPr>
-        <w:t xml:space="preserve"> </w:t>
-      </w:r>
-      <w:r>
-        <w:rPr>
-          <w:rStyle w:val="normaltextrun"/>
-          <w:sz w:val="26"/>
-          <w:szCs w:val="26"/>
-          <w:lang w:val="en-US"/>
-        </w:rPr>
-        <w:t>Delete all entries from the airport table where state is missing (NULL) and the city is either '</w:t>
-      </w:r>
-      <w:proofErr w:type="spellStart"/>
-      <w:r>
-        <w:rPr>
-          <w:rStyle w:val="normaltextrun"/>
-          <w:sz w:val="26"/>
-          <w:szCs w:val="26"/>
-          <w:lang w:val="en-US"/>
-        </w:rPr>
-        <w:t>Mlawe</w:t>
-      </w:r>
-      <w:proofErr w:type="spellEnd"/>
-      <w:r>
-        <w:rPr>
-          <w:rStyle w:val="normaltextrun"/>
-          <w:sz w:val="26"/>
-          <w:szCs w:val="26"/>
-          <w:lang w:val="en-US"/>
-        </w:rPr>
-        <w:t>' or '</w:t>
-      </w:r>
-      <w:proofErr w:type="spellStart"/>
-      <w:r>
-        <w:rPr>
-          <w:rStyle w:val="normaltextrun"/>
-          <w:sz w:val="26"/>
-          <w:szCs w:val="26"/>
-          <w:lang w:val="en-US"/>
-        </w:rPr>
-        <w:t>Kepuh</w:t>
-      </w:r>
-      <w:proofErr w:type="spellEnd"/>
-      <w:r>
-        <w:rPr>
-          <w:rStyle w:val="normaltextrun"/>
-          <w:sz w:val="26"/>
-          <w:szCs w:val="26"/>
-          <w:lang w:val="en-US"/>
-        </w:rPr>
-        <w:t>'.</w:t>
-      </w:r>
-      <w:r>
-        <w:rPr>
-          <w:rStyle w:val="eop"/>
-          <w:sz w:val="26"/>
-          <w:szCs w:val="26"/>
-          <w:lang w:val="en-US"/>
-        </w:rPr>
-        <w:t> </w:t>
+          <w:sz w:val="28"/>
+          <w:szCs w:val="28"/>
+          <w:lang w:val="en-US"/>
+        </w:rPr>
+        <w:t>33</w:t>
       </w:r>
     </w:p>
     <w:p>
       <w:pPr>
         <w:pStyle w:val="paragraph"/>
         <w:spacing w:before="0" w:beforeAutospacing="0" w:after="0" w:afterAutospacing="0"/>
+        <w:jc w:val="both"/>
         <w:textAlignment w:val="baseline"/>
         <w:rPr>
-          <w:sz w:val="26"/>
-          <w:szCs w:val="26"/>
-          <w:lang w:val="en-US"/>
+          <w:rFonts w:ascii="Segoe UI" w:hAnsi="Segoe UI" w:cs="Segoe UI"/>
+          <w:sz w:val="18"/>
+          <w:szCs w:val="18"/>
+          <w:lang w:val="kk-KZ"/>
         </w:rPr>
       </w:pPr>
       <w:r>
         <w:rPr>
-          <w:sz w:val="26"/>
-          <w:szCs w:val="26"/>
-          <w:lang w:val="en-US"/>
-        </w:rPr>
-        <w:drawing>
-          <wp:inline distT="0" distB="0" distL="0" distR="0" wp14:anchorId="427A8CC6" wp14:editId="7277680F">
-            <wp:extent cx="5940425" cy="3339465"/>
-            <wp:effectExtent l="0" t="0" r="3175" b="0"/>
-            <wp:docPr id="11" name="Рисунок 11"/>
-            <wp:cNvGraphicFramePr>
-              <a:graphicFrameLocks xmlns:a="http://schemas.openxmlformats.org/drawingml/2006/main" noChangeAspect="1"/>
-            </wp:cNvGraphicFramePr>
-            <a:graphic xmlns:a="http://schemas.openxmlformats.org/drawingml/2006/main">
-              <a:graphicData uri="http://schemas.openxmlformats.org/drawingml/2006/picture">
-                <pic:pic xmlns:pic="http://schemas.openxmlformats.org/drawingml/2006/picture">
-                  <pic:nvPicPr>
-                    <pic:cNvPr id="1" name=""/>
-                    <pic:cNvPicPr/>
-                  </pic:nvPicPr>
-                  <pic:blipFill>
-                    <a:blip r:embed="rId14"/>
-                    <a:stretch>
-                      <a:fillRect/>
-                    </a:stretch>
-                  </pic:blipFill>
-                  <pic:spPr>
-                    <a:xfrm>
-                      <a:off x="0" y="0"/>
-                      <a:ext cx="5940425" cy="3339465"/>
-                    </a:xfrm>
-                    <a:prstGeom prst="rect">
-                      <a:avLst/>
-                    </a:prstGeom>
-                  </pic:spPr>
-                </pic:pic>
-              </a:graphicData>
-            </a:graphic>
-          </wp:inline>
-        </w:drawing>
-      </w:r>
-    </w:p>
-    <w:p>
-      <w:pPr>
-        <w:pStyle w:val="paragraph"/>
-        <w:numPr>
-          <w:ilvl w:val="0"/>
-          <w:numId w:val="11"/>
-        </w:numPr>
-        <w:spacing w:before="0" w:beforeAutospacing="0" w:after="0" w:afterAutospacing="0"/>
-        <w:ind w:left="360" w:firstLine="0"/>
-        <w:textAlignment w:val="baseline"/>
-        <w:rPr>
           <w:rStyle w:val="eop"/>
-          <w:sz w:val="26"/>
-          <w:szCs w:val="26"/>
-          <w:lang w:val="en-US"/>
-        </w:rPr>
-      </w:pPr>
-      <w:r>
-        <w:rPr>
-          <w:rStyle w:val="normaltextrun"/>
-          <w:sz w:val="26"/>
-          <w:szCs w:val="26"/>
-          <w:lang w:val="en-US"/>
-        </w:rPr>
-        <w:t xml:space="preserve">Insert a new unchecked baggage inspection record and immediately return its newly generated </w:t>
-      </w:r>
-      <w:proofErr w:type="spellStart"/>
-      <w:r>
-        <w:rPr>
-          <w:rStyle w:val="normaltextrun"/>
-          <w:sz w:val="26"/>
-          <w:szCs w:val="26"/>
-          <w:lang w:val="en-US"/>
-        </w:rPr>
-        <w:t>baggage_check_id</w:t>
-      </w:r>
-      <w:proofErr w:type="spellEnd"/>
-      <w:r>
-        <w:rPr>
-          <w:rStyle w:val="normaltextrun"/>
-          <w:sz w:val="26"/>
-          <w:szCs w:val="26"/>
-          <w:lang w:val="en-US"/>
-        </w:rPr>
-        <w:t xml:space="preserve"> and </w:t>
-      </w:r>
-      <w:proofErr w:type="spellStart"/>
-      <w:r>
-        <w:rPr>
-          <w:rStyle w:val="normaltextrun"/>
-          <w:sz w:val="26"/>
-          <w:szCs w:val="26"/>
-          <w:lang w:val="en-US"/>
-        </w:rPr>
-        <w:t>created_at</w:t>
-      </w:r>
-      <w:proofErr w:type="spellEnd"/>
-      <w:r>
-        <w:rPr>
-          <w:rStyle w:val="normaltextrun"/>
-          <w:sz w:val="26"/>
-          <w:szCs w:val="26"/>
-          <w:lang w:val="en-US"/>
-        </w:rPr>
-        <w:t xml:space="preserve"> timestamp.</w:t>
-      </w:r>
-      <w:r>
-        <w:rPr>
-          <w:rStyle w:val="eop"/>
-          <w:sz w:val="26"/>
-          <w:szCs w:val="26"/>
+          <w:rFonts w:ascii="Arial" w:hAnsi="Arial" w:cs="Arial"/>
+          <w:sz w:val="22"/>
+          <w:szCs w:val="22"/>
           <w:lang w:val="en-US"/>
         </w:rPr>
         <w:t> </w:t>
-      </w:r>
-    </w:p>
-    <w:p>
-      <w:pPr>
-        <w:pStyle w:val="paragraph"/>
-        <w:spacing w:before="0" w:beforeAutospacing="0" w:after="0" w:afterAutospacing="0"/>
-        <w:ind w:left="360"/>
-        <w:textAlignment w:val="baseline"/>
-        <w:rPr>
-          <w:rStyle w:val="eop"/>
-          <w:sz w:val="26"/>
-          <w:szCs w:val="26"/>
-          <w:lang w:val="en-US"/>
-        </w:rPr>
-      </w:pPr>
-      <w:r>
-        <w:rPr>
-          <w:rStyle w:val="eop"/>
-          <w:sz w:val="26"/>
-          <w:szCs w:val="26"/>
-          <w:lang w:val="en-US"/>
-        </w:rPr>
-        <w:lastRenderedPageBreak/>
-        <w:drawing>
-          <wp:inline distT="0" distB="0" distL="0" distR="0" wp14:anchorId="69E0095F" wp14:editId="52D48084">
-            <wp:extent cx="5940425" cy="3342005"/>
-            <wp:effectExtent l="0" t="0" r="3175" b="0"/>
-            <wp:docPr id="17" name="Рисунок 17"/>
-            <wp:cNvGraphicFramePr>
-              <a:graphicFrameLocks xmlns:a="http://schemas.openxmlformats.org/drawingml/2006/main" noChangeAspect="1"/>
-            </wp:cNvGraphicFramePr>
-            <a:graphic xmlns:a="http://schemas.openxmlformats.org/drawingml/2006/main">
-              <a:graphicData uri="http://schemas.openxmlformats.org/drawingml/2006/picture">
-                <pic:pic xmlns:pic="http://schemas.openxmlformats.org/drawingml/2006/picture">
-                  <pic:nvPicPr>
-                    <pic:cNvPr id="1" name=""/>
-                    <pic:cNvPicPr/>
-                  </pic:nvPicPr>
-                  <pic:blipFill>
-                    <a:blip r:embed="rId15"/>
-                    <a:stretch>
-                      <a:fillRect/>
-                    </a:stretch>
-                  </pic:blipFill>
-                  <pic:spPr>
-                    <a:xfrm>
-                      <a:off x="0" y="0"/>
-                      <a:ext cx="5940425" cy="3342005"/>
-                    </a:xfrm>
-                    <a:prstGeom prst="rect">
-                      <a:avLst/>
-                    </a:prstGeom>
-                  </pic:spPr>
-                </pic:pic>
-              </a:graphicData>
-            </a:graphic>
-          </wp:inline>
-        </w:drawing>
-      </w:r>
-      <w:bookmarkStart w:id="0" w:name="_GoBack"/>
-      <w:bookmarkEnd w:id="0"/>
-    </w:p>
-    <w:p>
-      <w:pPr>
-        <w:pStyle w:val="paragraph"/>
-        <w:spacing w:before="0" w:beforeAutospacing="0" w:after="0" w:afterAutospacing="0"/>
-        <w:ind w:left="360"/>
-        <w:textAlignment w:val="baseline"/>
-        <w:rPr>
-          <w:rStyle w:val="eop"/>
-          <w:sz w:val="26"/>
-          <w:szCs w:val="26"/>
-          <w:lang w:val="en-US"/>
-        </w:rPr>
-      </w:pPr>
-    </w:p>
-    <w:p>
-      <w:pPr>
-        <w:pStyle w:val="paragraph"/>
-        <w:spacing w:before="0" w:beforeAutospacing="0" w:after="0" w:afterAutospacing="0"/>
-        <w:ind w:left="360"/>
-        <w:textAlignment w:val="baseline"/>
-        <w:rPr>
-          <w:sz w:val="26"/>
-          <w:szCs w:val="26"/>
-          <w:lang w:val="en-US"/>
-        </w:rPr>
-      </w:pPr>
-    </w:p>
-    <w:p>
-      <w:pPr>
-        <w:pStyle w:val="paragraph"/>
-        <w:numPr>
-          <w:ilvl w:val="0"/>
-          <w:numId w:val="12"/>
-        </w:numPr>
-        <w:spacing w:before="0" w:beforeAutospacing="0" w:after="0" w:afterAutospacing="0"/>
-        <w:ind w:left="360" w:firstLine="0"/>
-        <w:textAlignment w:val="baseline"/>
-        <w:rPr>
-          <w:rStyle w:val="eop"/>
-          <w:sz w:val="26"/>
-          <w:szCs w:val="26"/>
-          <w:lang w:val="en-US"/>
-        </w:rPr>
-      </w:pPr>
-      <w:r>
-        <w:rPr>
-          <w:rStyle w:val="normaltextrun"/>
-          <w:sz w:val="26"/>
-          <w:szCs w:val="26"/>
-          <w:lang w:val="en-US"/>
-        </w:rPr>
-        <w:t>Convert all country names in the airline table to uppercase to ensure data consistency.</w:t>
-      </w:r>
-      <w:r>
-        <w:rPr>
-          <w:rStyle w:val="eop"/>
-          <w:sz w:val="26"/>
-          <w:szCs w:val="26"/>
-          <w:lang w:val="en-US"/>
-        </w:rPr>
-        <w:t> </w:t>
-      </w:r>
-    </w:p>
-    <w:p>
-      <w:pPr>
-        <w:pStyle w:val="paragraph"/>
-        <w:spacing w:before="0" w:beforeAutospacing="0" w:after="0" w:afterAutospacing="0"/>
-        <w:ind w:left="360"/>
-        <w:textAlignment w:val="baseline"/>
-        <w:rPr>
-          <w:sz w:val="26"/>
-          <w:szCs w:val="26"/>
-          <w:lang w:val="en-US"/>
-        </w:rPr>
-      </w:pPr>
-      <w:r>
-        <w:rPr>
-          <w:sz w:val="26"/>
-          <w:szCs w:val="26"/>
-          <w:lang w:val="en-US"/>
-        </w:rPr>
-        <w:drawing>
-          <wp:inline distT="0" distB="0" distL="0" distR="0" wp14:anchorId="3D531D39" wp14:editId="3894E24F">
-            <wp:extent cx="5940425" cy="3877945"/>
-            <wp:effectExtent l="0" t="0" r="3175" b="8255"/>
-            <wp:docPr id="13" name="Рисунок 13"/>
-            <wp:cNvGraphicFramePr>
-              <a:graphicFrameLocks xmlns:a="http://schemas.openxmlformats.org/drawingml/2006/main" noChangeAspect="1"/>
-            </wp:cNvGraphicFramePr>
-            <a:graphic xmlns:a="http://schemas.openxmlformats.org/drawingml/2006/main">
-              <a:graphicData uri="http://schemas.openxmlformats.org/drawingml/2006/picture">
-                <pic:pic xmlns:pic="http://schemas.openxmlformats.org/drawingml/2006/picture">
-                  <pic:nvPicPr>
-                    <pic:cNvPr id="1" name=""/>
-                    <pic:cNvPicPr/>
-                  </pic:nvPicPr>
-                  <pic:blipFill>
-                    <a:blip r:embed="rId16"/>
-                    <a:stretch>
-                      <a:fillRect/>
-                    </a:stretch>
-                  </pic:blipFill>
-                  <pic:spPr>
-                    <a:xfrm>
-                      <a:off x="0" y="0"/>
-                      <a:ext cx="5940425" cy="3877945"/>
-                    </a:xfrm>
-                    <a:prstGeom prst="rect">
-                      <a:avLst/>
-                    </a:prstGeom>
-                  </pic:spPr>
-                </pic:pic>
-              </a:graphicData>
-            </a:graphic>
-          </wp:inline>
-        </w:drawing>
-      </w:r>
-      <w:r>
-        <w:rPr>
-          <w:sz w:val="26"/>
-          <w:szCs w:val="26"/>
-          <w:lang w:val="en-US"/>
-        </w:rPr>
-        <w:tab/>
-      </w:r>
-    </w:p>
-    <w:p>
-      <w:pPr>
-        <w:pStyle w:val="paragraph"/>
-        <w:numPr>
-          <w:ilvl w:val="0"/>
-          <w:numId w:val="13"/>
-        </w:numPr>
-        <w:spacing w:before="0" w:beforeAutospacing="0" w:after="0" w:afterAutospacing="0"/>
-        <w:ind w:left="360" w:firstLine="0"/>
-        <w:textAlignment w:val="baseline"/>
-        <w:rPr>
-          <w:rStyle w:val="eop"/>
-          <w:sz w:val="26"/>
-          <w:szCs w:val="26"/>
-          <w:lang w:val="en-US"/>
-        </w:rPr>
-      </w:pPr>
-      <w:r>
-        <w:rPr>
-          <w:rStyle w:val="normaltextrun"/>
-          <w:sz w:val="26"/>
-          <w:szCs w:val="26"/>
-          <w:lang w:val="en-US"/>
-        </w:rPr>
-        <w:t xml:space="preserve">Update both the name and country for the airline with </w:t>
-      </w:r>
-      <w:proofErr w:type="spellStart"/>
-      <w:r>
-        <w:rPr>
-          <w:rStyle w:val="normaltextrun"/>
-          <w:sz w:val="26"/>
-          <w:szCs w:val="26"/>
-          <w:lang w:val="en-US"/>
-        </w:rPr>
-        <w:t>airline_id</w:t>
-      </w:r>
-      <w:proofErr w:type="spellEnd"/>
-      <w:r>
-        <w:rPr>
-          <w:rStyle w:val="normaltextrun"/>
-          <w:sz w:val="26"/>
-          <w:szCs w:val="26"/>
-          <w:lang w:val="en-US"/>
-        </w:rPr>
-        <w:t xml:space="preserve"> = 5. Set the name to 'Global Airways' and the country to 'United Kingdom', while updating </w:t>
-      </w:r>
-      <w:proofErr w:type="spellStart"/>
-      <w:r>
-        <w:rPr>
-          <w:rStyle w:val="normaltextrun"/>
-          <w:sz w:val="26"/>
-          <w:szCs w:val="26"/>
-          <w:lang w:val="en-US"/>
-        </w:rPr>
-        <w:t>update_at</w:t>
-      </w:r>
-      <w:proofErr w:type="spellEnd"/>
-      <w:r>
-        <w:rPr>
-          <w:rStyle w:val="normaltextrun"/>
-          <w:sz w:val="26"/>
-          <w:szCs w:val="26"/>
-          <w:lang w:val="en-US"/>
-        </w:rPr>
-        <w:t xml:space="preserve"> to the current date.</w:t>
-      </w:r>
-      <w:r>
-        <w:rPr>
-          <w:rStyle w:val="eop"/>
-          <w:sz w:val="26"/>
-          <w:szCs w:val="26"/>
-          <w:lang w:val="en-US"/>
-        </w:rPr>
-        <w:t> </w:t>
-      </w:r>
-    </w:p>
-    <w:p>
-      <w:pPr>
-        <w:pStyle w:val="paragraph"/>
-        <w:spacing w:before="0" w:beforeAutospacing="0" w:after="0" w:afterAutospacing="0"/>
-        <w:textAlignment w:val="baseline"/>
-        <w:rPr>
-          <w:sz w:val="26"/>
-          <w:szCs w:val="26"/>
-          <w:lang w:val="en-US"/>
-        </w:rPr>
-      </w:pPr>
-      <w:r>
-        <w:rPr>
-          <w:sz w:val="26"/>
-          <w:szCs w:val="26"/>
-          <w:lang w:val="en-US"/>
-        </w:rPr>
-        <w:lastRenderedPageBreak/>
-        <w:drawing>
-          <wp:inline distT="0" distB="0" distL="0" distR="0" wp14:anchorId="42BAB8EE" wp14:editId="10556033">
-            <wp:extent cx="5940425" cy="3339465"/>
-            <wp:effectExtent l="0" t="0" r="3175" b="0"/>
-            <wp:docPr id="14" name="Рисунок 14"/>
-            <wp:cNvGraphicFramePr>
-              <a:graphicFrameLocks xmlns:a="http://schemas.openxmlformats.org/drawingml/2006/main" noChangeAspect="1"/>
-            </wp:cNvGraphicFramePr>
-            <a:graphic xmlns:a="http://schemas.openxmlformats.org/drawingml/2006/main">
-              <a:graphicData uri="http://schemas.openxmlformats.org/drawingml/2006/picture">
-                <pic:pic xmlns:pic="http://schemas.openxmlformats.org/drawingml/2006/picture">
-                  <pic:nvPicPr>
-                    <pic:cNvPr id="1" name=""/>
-                    <pic:cNvPicPr/>
-                  </pic:nvPicPr>
-                  <pic:blipFill>
-                    <a:blip r:embed="rId17"/>
-                    <a:stretch>
-                      <a:fillRect/>
-                    </a:stretch>
-                  </pic:blipFill>
-                  <pic:spPr>
-                    <a:xfrm>
-                      <a:off x="0" y="0"/>
-                      <a:ext cx="5940425" cy="3339465"/>
-                    </a:xfrm>
-                    <a:prstGeom prst="rect">
-                      <a:avLst/>
-                    </a:prstGeom>
-                  </pic:spPr>
-                </pic:pic>
-              </a:graphicData>
-            </a:graphic>
-          </wp:inline>
-        </w:drawing>
-      </w:r>
-    </w:p>
-    <w:p>
-      <w:pPr>
-        <w:pStyle w:val="paragraph"/>
-        <w:spacing w:before="0" w:beforeAutospacing="0" w:after="0" w:afterAutospacing="0"/>
-        <w:textAlignment w:val="baseline"/>
-        <w:rPr>
-          <w:sz w:val="26"/>
-          <w:szCs w:val="26"/>
-          <w:lang w:val="en-US"/>
-        </w:rPr>
-      </w:pPr>
-    </w:p>
-    <w:p>
-      <w:pPr>
-        <w:pStyle w:val="paragraph"/>
-        <w:spacing w:before="0" w:beforeAutospacing="0" w:after="0" w:afterAutospacing="0"/>
-        <w:textAlignment w:val="baseline"/>
-        <w:rPr>
-          <w:sz w:val="26"/>
-          <w:szCs w:val="26"/>
-          <w:lang w:val="en-US"/>
-        </w:rPr>
-      </w:pPr>
-    </w:p>
-    <w:p>
-      <w:pPr>
-        <w:pStyle w:val="paragraph"/>
-        <w:numPr>
-          <w:ilvl w:val="0"/>
-          <w:numId w:val="14"/>
-        </w:numPr>
-        <w:spacing w:before="0" w:beforeAutospacing="0" w:after="0" w:afterAutospacing="0"/>
-        <w:ind w:left="360" w:firstLine="0"/>
-        <w:textAlignment w:val="baseline"/>
-        <w:rPr>
-          <w:rStyle w:val="eop"/>
-          <w:sz w:val="26"/>
-          <w:szCs w:val="26"/>
-          <w:lang w:val="en-US"/>
-        </w:rPr>
-      </w:pPr>
-      <w:r>
-        <w:rPr>
-          <w:rStyle w:val="normaltextrun"/>
-          <w:sz w:val="26"/>
-          <w:szCs w:val="26"/>
-          <w:lang w:val="en-US"/>
-        </w:rPr>
-        <w:t>Set the state field to 'Capital District' for airports located in specific cities: 'Astana', 'London', and 'Tokyo'</w:t>
-      </w:r>
-      <w:r>
-        <w:rPr>
-          <w:rStyle w:val="eop"/>
-          <w:sz w:val="26"/>
-          <w:szCs w:val="26"/>
-          <w:lang w:val="en-US"/>
-        </w:rPr>
-        <w:t> </w:t>
-      </w:r>
-    </w:p>
-    <w:p>
-      <w:pPr>
-        <w:pStyle w:val="paragraph"/>
-        <w:spacing w:before="0" w:beforeAutospacing="0" w:after="0" w:afterAutospacing="0"/>
-        <w:textAlignment w:val="baseline"/>
-        <w:rPr>
-          <w:rStyle w:val="eop"/>
-          <w:sz w:val="26"/>
-          <w:szCs w:val="26"/>
-          <w:lang w:val="en-US"/>
-        </w:rPr>
-      </w:pPr>
-      <w:r>
-        <w:rPr>
-          <w:rStyle w:val="eop"/>
-          <w:sz w:val="26"/>
-          <w:szCs w:val="26"/>
-          <w:lang w:val="en-US"/>
-        </w:rPr>
-        <w:drawing>
-          <wp:inline distT="0" distB="0" distL="0" distR="0" wp14:anchorId="365840EC" wp14:editId="72BF60A4">
-            <wp:extent cx="5940425" cy="3343910"/>
-            <wp:effectExtent l="0" t="0" r="3175" b="8890"/>
-            <wp:docPr id="15" name="Рисунок 15"/>
-            <wp:cNvGraphicFramePr>
-              <a:graphicFrameLocks xmlns:a="http://schemas.openxmlformats.org/drawingml/2006/main" noChangeAspect="1"/>
-            </wp:cNvGraphicFramePr>
-            <a:graphic xmlns:a="http://schemas.openxmlformats.org/drawingml/2006/main">
-              <a:graphicData uri="http://schemas.openxmlformats.org/drawingml/2006/picture">
-                <pic:pic xmlns:pic="http://schemas.openxmlformats.org/drawingml/2006/picture">
-                  <pic:nvPicPr>
-                    <pic:cNvPr id="1" name=""/>
-                    <pic:cNvPicPr/>
-                  </pic:nvPicPr>
-                  <pic:blipFill>
-                    <a:blip r:embed="rId18"/>
-                    <a:stretch>
-                      <a:fillRect/>
-                    </a:stretch>
-                  </pic:blipFill>
-                  <pic:spPr>
-                    <a:xfrm>
-                      <a:off x="0" y="0"/>
-                      <a:ext cx="5940425" cy="3343910"/>
-                    </a:xfrm>
-                    <a:prstGeom prst="rect">
-                      <a:avLst/>
-                    </a:prstGeom>
-                  </pic:spPr>
-                </pic:pic>
-              </a:graphicData>
-            </a:graphic>
-          </wp:inline>
-        </w:drawing>
-      </w:r>
-    </w:p>
-    <w:p>
-      <w:pPr>
-        <w:pStyle w:val="paragraph"/>
-        <w:spacing w:before="0" w:beforeAutospacing="0" w:after="0" w:afterAutospacing="0"/>
-        <w:textAlignment w:val="baseline"/>
-        <w:rPr>
-          <w:sz w:val="26"/>
-          <w:szCs w:val="26"/>
-          <w:lang w:val="en-US"/>
-        </w:rPr>
-      </w:pPr>
-    </w:p>
-    <w:p>
-      <w:pPr>
-        <w:pStyle w:val="paragraph"/>
-        <w:numPr>
-          <w:ilvl w:val="0"/>
-          <w:numId w:val="15"/>
-        </w:numPr>
-        <w:spacing w:before="0" w:beforeAutospacing="0" w:after="0" w:afterAutospacing="0"/>
-        <w:ind w:left="360" w:firstLine="0"/>
-        <w:textAlignment w:val="baseline"/>
-        <w:rPr>
-          <w:sz w:val="26"/>
-          <w:szCs w:val="26"/>
-          <w:lang w:val="en-US"/>
-        </w:rPr>
-      </w:pPr>
-      <w:r>
-        <w:rPr>
-          <w:rStyle w:val="normaltextrun"/>
-          <w:sz w:val="26"/>
-          <w:szCs w:val="26"/>
-          <w:lang w:val="en-US"/>
-        </w:rPr>
-        <w:t>Mark all baggage check records (</w:t>
-      </w:r>
-      <w:proofErr w:type="spellStart"/>
-      <w:r>
-        <w:rPr>
-          <w:rStyle w:val="normaltextrun"/>
-          <w:sz w:val="26"/>
-          <w:szCs w:val="26"/>
-          <w:lang w:val="en-US"/>
-        </w:rPr>
-        <w:t>baggage_check</w:t>
-      </w:r>
-      <w:proofErr w:type="spellEnd"/>
-      <w:r>
-        <w:rPr>
-          <w:rStyle w:val="normaltextrun"/>
-          <w:sz w:val="26"/>
-          <w:szCs w:val="26"/>
-          <w:lang w:val="en-US"/>
-        </w:rPr>
-        <w:t>) created in March 2024 with a status of 'Not checked' as completed ('Checked').</w:t>
-      </w:r>
-      <w:r>
-        <w:rPr>
-          <w:rStyle w:val="eop"/>
-          <w:sz w:val="26"/>
-          <w:szCs w:val="26"/>
-          <w:lang w:val="en-US"/>
-        </w:rPr>
-        <w:t> </w:t>
-      </w:r>
-    </w:p>
-    <w:p>
-      <w:pPr>
-        <w:rPr>
-          <w:lang w:val="en-US"/>
-        </w:rPr>
-      </w:pPr>
-    </w:p>
-    <w:p>
-      <w:pPr>
-        <w:rPr>
-          <w:lang w:val="en-US"/>
-        </w:rPr>
-      </w:pPr>
-      <w:r>
-        <w:rPr>
-          <w:lang w:val="en-US"/>
-        </w:rPr>
-        <w:lastRenderedPageBreak/>
-        <w:drawing>
-          <wp:inline distT="0" distB="0" distL="0" distR="0" wp14:anchorId="32EB7BA6" wp14:editId="0EF363C1">
-            <wp:extent cx="5940425" cy="3339465"/>
-            <wp:effectExtent l="0" t="0" r="3175" b="0"/>
-            <wp:docPr id="16" name="Рисунок 16"/>
-            <wp:cNvGraphicFramePr>
-              <a:graphicFrameLocks xmlns:a="http://schemas.openxmlformats.org/drawingml/2006/main" noChangeAspect="1"/>
-            </wp:cNvGraphicFramePr>
-            <a:graphic xmlns:a="http://schemas.openxmlformats.org/drawingml/2006/main">
-              <a:graphicData uri="http://schemas.openxmlformats.org/drawingml/2006/picture">
-                <pic:pic xmlns:pic="http://schemas.openxmlformats.org/drawingml/2006/picture">
-                  <pic:nvPicPr>
-                    <pic:cNvPr id="1" name=""/>
-                    <pic:cNvPicPr/>
-                  </pic:nvPicPr>
-                  <pic:blipFill>
-                    <a:blip r:embed="rId19"/>
-                    <a:stretch>
-                      <a:fillRect/>
-                    </a:stretch>
-                  </pic:blipFill>
-                  <pic:spPr>
-                    <a:xfrm>
-                      <a:off x="0" y="0"/>
-                      <a:ext cx="5940425" cy="3339465"/>
-                    </a:xfrm>
-                    <a:prstGeom prst="rect">
-                      <a:avLst/>
-                    </a:prstGeom>
-                  </pic:spPr>
-                </pic:pic>
-              </a:graphicData>
-            </a:graphic>
-          </wp:inline>
-        </w:drawing>
       </w:r>
     </w:p>
     <w:sectPr>
@@ -2023,6 +2163,119 @@
     </w:lvl>
   </w:abstractNum>
   <w:abstractNum w:abstractNumId="1" w15:restartNumberingAfterBreak="0">
+    <w:nsid w:val="054147ED"/>
+    <w:multiLevelType w:val="multilevel"/>
+    <w:tmpl w:val="37700AD0"/>
+    <w:lvl w:ilvl="0">
+      <w:start w:val="11"/>
+      <w:numFmt w:val="decimal"/>
+      <w:lvlText w:val="%1."/>
+      <w:lvlJc w:val="left"/>
+      <w:pPr>
+        <w:tabs>
+          <w:tab w:val="num" w:pos="720"/>
+        </w:tabs>
+        <w:ind w:left="720" w:hanging="360"/>
+      </w:pPr>
+    </w:lvl>
+    <w:lvl w:ilvl="1" w:tentative="1">
+      <w:start w:val="1"/>
+      <w:numFmt w:val="decimal"/>
+      <w:lvlText w:val="%2."/>
+      <w:lvlJc w:val="left"/>
+      <w:pPr>
+        <w:tabs>
+          <w:tab w:val="num" w:pos="1440"/>
+        </w:tabs>
+        <w:ind w:left="1440" w:hanging="360"/>
+      </w:pPr>
+    </w:lvl>
+    <w:lvl w:ilvl="2" w:tentative="1">
+      <w:start w:val="1"/>
+      <w:numFmt w:val="decimal"/>
+      <w:lvlText w:val="%3."/>
+      <w:lvlJc w:val="left"/>
+      <w:pPr>
+        <w:tabs>
+          <w:tab w:val="num" w:pos="2160"/>
+        </w:tabs>
+        <w:ind w:left="2160" w:hanging="360"/>
+      </w:pPr>
+    </w:lvl>
+    <w:lvl w:ilvl="3" w:tentative="1">
+      <w:start w:val="1"/>
+      <w:numFmt w:val="decimal"/>
+      <w:lvlText w:val="%4."/>
+      <w:lvlJc w:val="left"/>
+      <w:pPr>
+        <w:tabs>
+          <w:tab w:val="num" w:pos="2880"/>
+        </w:tabs>
+        <w:ind w:left="2880" w:hanging="360"/>
+      </w:pPr>
+    </w:lvl>
+    <w:lvl w:ilvl="4" w:tentative="1">
+      <w:start w:val="1"/>
+      <w:numFmt w:val="decimal"/>
+      <w:lvlText w:val="%5."/>
+      <w:lvlJc w:val="left"/>
+      <w:pPr>
+        <w:tabs>
+          <w:tab w:val="num" w:pos="3600"/>
+        </w:tabs>
+        <w:ind w:left="3600" w:hanging="360"/>
+      </w:pPr>
+    </w:lvl>
+    <w:lvl w:ilvl="5" w:tentative="1">
+      <w:start w:val="1"/>
+      <w:numFmt w:val="decimal"/>
+      <w:lvlText w:val="%6."/>
+      <w:lvlJc w:val="left"/>
+      <w:pPr>
+        <w:tabs>
+          <w:tab w:val="num" w:pos="4320"/>
+        </w:tabs>
+        <w:ind w:left="4320" w:hanging="360"/>
+      </w:pPr>
+    </w:lvl>
+    <w:lvl w:ilvl="6" w:tentative="1">
+      <w:start w:val="1"/>
+      <w:numFmt w:val="decimal"/>
+      <w:lvlText w:val="%7."/>
+      <w:lvlJc w:val="left"/>
+      <w:pPr>
+        <w:tabs>
+          <w:tab w:val="num" w:pos="5040"/>
+        </w:tabs>
+        <w:ind w:left="5040" w:hanging="360"/>
+      </w:pPr>
+    </w:lvl>
+    <w:lvl w:ilvl="7" w:tentative="1">
+      <w:start w:val="1"/>
+      <w:numFmt w:val="decimal"/>
+      <w:lvlText w:val="%8."/>
+      <w:lvlJc w:val="left"/>
+      <w:pPr>
+        <w:tabs>
+          <w:tab w:val="num" w:pos="5760"/>
+        </w:tabs>
+        <w:ind w:left="5760" w:hanging="360"/>
+      </w:pPr>
+    </w:lvl>
+    <w:lvl w:ilvl="8" w:tentative="1">
+      <w:start w:val="1"/>
+      <w:numFmt w:val="decimal"/>
+      <w:lvlText w:val="%9."/>
+      <w:lvlJc w:val="left"/>
+      <w:pPr>
+        <w:tabs>
+          <w:tab w:val="num" w:pos="6480"/>
+        </w:tabs>
+        <w:ind w:left="6480" w:hanging="360"/>
+      </w:pPr>
+    </w:lvl>
+  </w:abstractNum>
+  <w:abstractNum w:abstractNumId="2" w15:restartNumberingAfterBreak="0">
     <w:nsid w:val="07004093"/>
     <w:multiLevelType w:val="multilevel"/>
     <w:tmpl w:val="20BC3554"/>
@@ -2135,7 +2388,120 @@
       </w:pPr>
     </w:lvl>
   </w:abstractNum>
-  <w:abstractNum w:abstractNumId="2" w15:restartNumberingAfterBreak="0">
+  <w:abstractNum w:abstractNumId="3" w15:restartNumberingAfterBreak="0">
+    <w:nsid w:val="0BFC041F"/>
+    <w:multiLevelType w:val="multilevel"/>
+    <w:tmpl w:val="AD3417B2"/>
+    <w:lvl w:ilvl="0">
+      <w:start w:val="7"/>
+      <w:numFmt w:val="decimal"/>
+      <w:lvlText w:val="%1."/>
+      <w:lvlJc w:val="left"/>
+      <w:pPr>
+        <w:tabs>
+          <w:tab w:val="num" w:pos="720"/>
+        </w:tabs>
+        <w:ind w:left="720" w:hanging="360"/>
+      </w:pPr>
+    </w:lvl>
+    <w:lvl w:ilvl="1" w:tentative="1">
+      <w:start w:val="1"/>
+      <w:numFmt w:val="decimal"/>
+      <w:lvlText w:val="%2."/>
+      <w:lvlJc w:val="left"/>
+      <w:pPr>
+        <w:tabs>
+          <w:tab w:val="num" w:pos="1440"/>
+        </w:tabs>
+        <w:ind w:left="1440" w:hanging="360"/>
+      </w:pPr>
+    </w:lvl>
+    <w:lvl w:ilvl="2" w:tentative="1">
+      <w:start w:val="1"/>
+      <w:numFmt w:val="decimal"/>
+      <w:lvlText w:val="%3."/>
+      <w:lvlJc w:val="left"/>
+      <w:pPr>
+        <w:tabs>
+          <w:tab w:val="num" w:pos="2160"/>
+        </w:tabs>
+        <w:ind w:left="2160" w:hanging="360"/>
+      </w:pPr>
+    </w:lvl>
+    <w:lvl w:ilvl="3" w:tentative="1">
+      <w:start w:val="1"/>
+      <w:numFmt w:val="decimal"/>
+      <w:lvlText w:val="%4."/>
+      <w:lvlJc w:val="left"/>
+      <w:pPr>
+        <w:tabs>
+          <w:tab w:val="num" w:pos="2880"/>
+        </w:tabs>
+        <w:ind w:left="2880" w:hanging="360"/>
+      </w:pPr>
+    </w:lvl>
+    <w:lvl w:ilvl="4" w:tentative="1">
+      <w:start w:val="1"/>
+      <w:numFmt w:val="decimal"/>
+      <w:lvlText w:val="%5."/>
+      <w:lvlJc w:val="left"/>
+      <w:pPr>
+        <w:tabs>
+          <w:tab w:val="num" w:pos="3600"/>
+        </w:tabs>
+        <w:ind w:left="3600" w:hanging="360"/>
+      </w:pPr>
+    </w:lvl>
+    <w:lvl w:ilvl="5" w:tentative="1">
+      <w:start w:val="1"/>
+      <w:numFmt w:val="decimal"/>
+      <w:lvlText w:val="%6."/>
+      <w:lvlJc w:val="left"/>
+      <w:pPr>
+        <w:tabs>
+          <w:tab w:val="num" w:pos="4320"/>
+        </w:tabs>
+        <w:ind w:left="4320" w:hanging="360"/>
+      </w:pPr>
+    </w:lvl>
+    <w:lvl w:ilvl="6" w:tentative="1">
+      <w:start w:val="1"/>
+      <w:numFmt w:val="decimal"/>
+      <w:lvlText w:val="%7."/>
+      <w:lvlJc w:val="left"/>
+      <w:pPr>
+        <w:tabs>
+          <w:tab w:val="num" w:pos="5040"/>
+        </w:tabs>
+        <w:ind w:left="5040" w:hanging="360"/>
+      </w:pPr>
+    </w:lvl>
+    <w:lvl w:ilvl="7" w:tentative="1">
+      <w:start w:val="1"/>
+      <w:numFmt w:val="decimal"/>
+      <w:lvlText w:val="%8."/>
+      <w:lvlJc w:val="left"/>
+      <w:pPr>
+        <w:tabs>
+          <w:tab w:val="num" w:pos="5760"/>
+        </w:tabs>
+        <w:ind w:left="5760" w:hanging="360"/>
+      </w:pPr>
+    </w:lvl>
+    <w:lvl w:ilvl="8" w:tentative="1">
+      <w:start w:val="1"/>
+      <w:numFmt w:val="decimal"/>
+      <w:lvlText w:val="%9."/>
+      <w:lvlJc w:val="left"/>
+      <w:pPr>
+        <w:tabs>
+          <w:tab w:val="num" w:pos="6480"/>
+        </w:tabs>
+        <w:ind w:left="6480" w:hanging="360"/>
+      </w:pPr>
+    </w:lvl>
+  </w:abstractNum>
+  <w:abstractNum w:abstractNumId="4" w15:restartNumberingAfterBreak="0">
     <w:nsid w:val="0D703170"/>
     <w:multiLevelType w:val="multilevel"/>
     <w:tmpl w:val="85DCC1C6"/>
@@ -2248,7 +2614,7 @@
       </w:pPr>
     </w:lvl>
   </w:abstractNum>
-  <w:abstractNum w:abstractNumId="3" w15:restartNumberingAfterBreak="0">
+  <w:abstractNum w:abstractNumId="5" w15:restartNumberingAfterBreak="0">
     <w:nsid w:val="0DF23803"/>
     <w:multiLevelType w:val="multilevel"/>
     <w:tmpl w:val="2102C2B8"/>
@@ -2361,7 +2727,233 @@
       </w:pPr>
     </w:lvl>
   </w:abstractNum>
-  <w:abstractNum w:abstractNumId="4" w15:restartNumberingAfterBreak="0">
+  <w:abstractNum w:abstractNumId="6" w15:restartNumberingAfterBreak="0">
+    <w:nsid w:val="105138CE"/>
+    <w:multiLevelType w:val="multilevel"/>
+    <w:tmpl w:val="F4E809F8"/>
+    <w:lvl w:ilvl="0">
+      <w:start w:val="2"/>
+      <w:numFmt w:val="decimal"/>
+      <w:lvlText w:val="%1."/>
+      <w:lvlJc w:val="left"/>
+      <w:pPr>
+        <w:tabs>
+          <w:tab w:val="num" w:pos="720"/>
+        </w:tabs>
+        <w:ind w:left="720" w:hanging="360"/>
+      </w:pPr>
+    </w:lvl>
+    <w:lvl w:ilvl="1" w:tentative="1">
+      <w:start w:val="1"/>
+      <w:numFmt w:val="decimal"/>
+      <w:lvlText w:val="%2."/>
+      <w:lvlJc w:val="left"/>
+      <w:pPr>
+        <w:tabs>
+          <w:tab w:val="num" w:pos="1440"/>
+        </w:tabs>
+        <w:ind w:left="1440" w:hanging="360"/>
+      </w:pPr>
+    </w:lvl>
+    <w:lvl w:ilvl="2" w:tentative="1">
+      <w:start w:val="1"/>
+      <w:numFmt w:val="decimal"/>
+      <w:lvlText w:val="%3."/>
+      <w:lvlJc w:val="left"/>
+      <w:pPr>
+        <w:tabs>
+          <w:tab w:val="num" w:pos="2160"/>
+        </w:tabs>
+        <w:ind w:left="2160" w:hanging="360"/>
+      </w:pPr>
+    </w:lvl>
+    <w:lvl w:ilvl="3" w:tentative="1">
+      <w:start w:val="1"/>
+      <w:numFmt w:val="decimal"/>
+      <w:lvlText w:val="%4."/>
+      <w:lvlJc w:val="left"/>
+      <w:pPr>
+        <w:tabs>
+          <w:tab w:val="num" w:pos="2880"/>
+        </w:tabs>
+        <w:ind w:left="2880" w:hanging="360"/>
+      </w:pPr>
+    </w:lvl>
+    <w:lvl w:ilvl="4" w:tentative="1">
+      <w:start w:val="1"/>
+      <w:numFmt w:val="decimal"/>
+      <w:lvlText w:val="%5."/>
+      <w:lvlJc w:val="left"/>
+      <w:pPr>
+        <w:tabs>
+          <w:tab w:val="num" w:pos="3600"/>
+        </w:tabs>
+        <w:ind w:left="3600" w:hanging="360"/>
+      </w:pPr>
+    </w:lvl>
+    <w:lvl w:ilvl="5" w:tentative="1">
+      <w:start w:val="1"/>
+      <w:numFmt w:val="decimal"/>
+      <w:lvlText w:val="%6."/>
+      <w:lvlJc w:val="left"/>
+      <w:pPr>
+        <w:tabs>
+          <w:tab w:val="num" w:pos="4320"/>
+        </w:tabs>
+        <w:ind w:left="4320" w:hanging="360"/>
+      </w:pPr>
+    </w:lvl>
+    <w:lvl w:ilvl="6" w:tentative="1">
+      <w:start w:val="1"/>
+      <w:numFmt w:val="decimal"/>
+      <w:lvlText w:val="%7."/>
+      <w:lvlJc w:val="left"/>
+      <w:pPr>
+        <w:tabs>
+          <w:tab w:val="num" w:pos="5040"/>
+        </w:tabs>
+        <w:ind w:left="5040" w:hanging="360"/>
+      </w:pPr>
+    </w:lvl>
+    <w:lvl w:ilvl="7" w:tentative="1">
+      <w:start w:val="1"/>
+      <w:numFmt w:val="decimal"/>
+      <w:lvlText w:val="%8."/>
+      <w:lvlJc w:val="left"/>
+      <w:pPr>
+        <w:tabs>
+          <w:tab w:val="num" w:pos="5760"/>
+        </w:tabs>
+        <w:ind w:left="5760" w:hanging="360"/>
+      </w:pPr>
+    </w:lvl>
+    <w:lvl w:ilvl="8" w:tentative="1">
+      <w:start w:val="1"/>
+      <w:numFmt w:val="decimal"/>
+      <w:lvlText w:val="%9."/>
+      <w:lvlJc w:val="left"/>
+      <w:pPr>
+        <w:tabs>
+          <w:tab w:val="num" w:pos="6480"/>
+        </w:tabs>
+        <w:ind w:left="6480" w:hanging="360"/>
+      </w:pPr>
+    </w:lvl>
+  </w:abstractNum>
+  <w:abstractNum w:abstractNumId="7" w15:restartNumberingAfterBreak="0">
+    <w:nsid w:val="124F2034"/>
+    <w:multiLevelType w:val="multilevel"/>
+    <w:tmpl w:val="60F2B6EA"/>
+    <w:lvl w:ilvl="0">
+      <w:start w:val="8"/>
+      <w:numFmt w:val="decimal"/>
+      <w:lvlText w:val="%1."/>
+      <w:lvlJc w:val="left"/>
+      <w:pPr>
+        <w:tabs>
+          <w:tab w:val="num" w:pos="720"/>
+        </w:tabs>
+        <w:ind w:left="720" w:hanging="360"/>
+      </w:pPr>
+    </w:lvl>
+    <w:lvl w:ilvl="1" w:tentative="1">
+      <w:start w:val="1"/>
+      <w:numFmt w:val="decimal"/>
+      <w:lvlText w:val="%2."/>
+      <w:lvlJc w:val="left"/>
+      <w:pPr>
+        <w:tabs>
+          <w:tab w:val="num" w:pos="1440"/>
+        </w:tabs>
+        <w:ind w:left="1440" w:hanging="360"/>
+      </w:pPr>
+    </w:lvl>
+    <w:lvl w:ilvl="2" w:tentative="1">
+      <w:start w:val="1"/>
+      <w:numFmt w:val="decimal"/>
+      <w:lvlText w:val="%3."/>
+      <w:lvlJc w:val="left"/>
+      <w:pPr>
+        <w:tabs>
+          <w:tab w:val="num" w:pos="2160"/>
+        </w:tabs>
+        <w:ind w:left="2160" w:hanging="360"/>
+      </w:pPr>
+    </w:lvl>
+    <w:lvl w:ilvl="3" w:tentative="1">
+      <w:start w:val="1"/>
+      <w:numFmt w:val="decimal"/>
+      <w:lvlText w:val="%4."/>
+      <w:lvlJc w:val="left"/>
+      <w:pPr>
+        <w:tabs>
+          <w:tab w:val="num" w:pos="2880"/>
+        </w:tabs>
+        <w:ind w:left="2880" w:hanging="360"/>
+      </w:pPr>
+    </w:lvl>
+    <w:lvl w:ilvl="4" w:tentative="1">
+      <w:start w:val="1"/>
+      <w:numFmt w:val="decimal"/>
+      <w:lvlText w:val="%5."/>
+      <w:lvlJc w:val="left"/>
+      <w:pPr>
+        <w:tabs>
+          <w:tab w:val="num" w:pos="3600"/>
+        </w:tabs>
+        <w:ind w:left="3600" w:hanging="360"/>
+      </w:pPr>
+    </w:lvl>
+    <w:lvl w:ilvl="5" w:tentative="1">
+      <w:start w:val="1"/>
+      <w:numFmt w:val="decimal"/>
+      <w:lvlText w:val="%6."/>
+      <w:lvlJc w:val="left"/>
+      <w:pPr>
+        <w:tabs>
+          <w:tab w:val="num" w:pos="4320"/>
+        </w:tabs>
+        <w:ind w:left="4320" w:hanging="360"/>
+      </w:pPr>
+    </w:lvl>
+    <w:lvl w:ilvl="6" w:tentative="1">
+      <w:start w:val="1"/>
+      <w:numFmt w:val="decimal"/>
+      <w:lvlText w:val="%7."/>
+      <w:lvlJc w:val="left"/>
+      <w:pPr>
+        <w:tabs>
+          <w:tab w:val="num" w:pos="5040"/>
+        </w:tabs>
+        <w:ind w:left="5040" w:hanging="360"/>
+      </w:pPr>
+    </w:lvl>
+    <w:lvl w:ilvl="7" w:tentative="1">
+      <w:start w:val="1"/>
+      <w:numFmt w:val="decimal"/>
+      <w:lvlText w:val="%8."/>
+      <w:lvlJc w:val="left"/>
+      <w:pPr>
+        <w:tabs>
+          <w:tab w:val="num" w:pos="5760"/>
+        </w:tabs>
+        <w:ind w:left="5760" w:hanging="360"/>
+      </w:pPr>
+    </w:lvl>
+    <w:lvl w:ilvl="8" w:tentative="1">
+      <w:start w:val="1"/>
+      <w:numFmt w:val="decimal"/>
+      <w:lvlText w:val="%9."/>
+      <w:lvlJc w:val="left"/>
+      <w:pPr>
+        <w:tabs>
+          <w:tab w:val="num" w:pos="6480"/>
+        </w:tabs>
+        <w:ind w:left="6480" w:hanging="360"/>
+      </w:pPr>
+    </w:lvl>
+  </w:abstractNum>
+  <w:abstractNum w:abstractNumId="8" w15:restartNumberingAfterBreak="0">
     <w:nsid w:val="1A46126E"/>
     <w:multiLevelType w:val="multilevel"/>
     <w:tmpl w:val="67F226F0"/>
@@ -2474,7 +3066,7 @@
       </w:pPr>
     </w:lvl>
   </w:abstractNum>
-  <w:abstractNum w:abstractNumId="5" w15:restartNumberingAfterBreak="0">
+  <w:abstractNum w:abstractNumId="9" w15:restartNumberingAfterBreak="0">
     <w:nsid w:val="1B4553FC"/>
     <w:multiLevelType w:val="multilevel"/>
     <w:tmpl w:val="8800076C"/>
@@ -2587,7 +3179,233 @@
       </w:pPr>
     </w:lvl>
   </w:abstractNum>
-  <w:abstractNum w:abstractNumId="6" w15:restartNumberingAfterBreak="0">
+  <w:abstractNum w:abstractNumId="10" w15:restartNumberingAfterBreak="0">
+    <w:nsid w:val="1BDB4DBE"/>
+    <w:multiLevelType w:val="multilevel"/>
+    <w:tmpl w:val="5D166AAE"/>
+    <w:lvl w:ilvl="0">
+      <w:start w:val="12"/>
+      <w:numFmt w:val="decimal"/>
+      <w:lvlText w:val="%1."/>
+      <w:lvlJc w:val="left"/>
+      <w:pPr>
+        <w:tabs>
+          <w:tab w:val="num" w:pos="720"/>
+        </w:tabs>
+        <w:ind w:left="720" w:hanging="360"/>
+      </w:pPr>
+    </w:lvl>
+    <w:lvl w:ilvl="1" w:tentative="1">
+      <w:start w:val="1"/>
+      <w:numFmt w:val="decimal"/>
+      <w:lvlText w:val="%2."/>
+      <w:lvlJc w:val="left"/>
+      <w:pPr>
+        <w:tabs>
+          <w:tab w:val="num" w:pos="1440"/>
+        </w:tabs>
+        <w:ind w:left="1440" w:hanging="360"/>
+      </w:pPr>
+    </w:lvl>
+    <w:lvl w:ilvl="2" w:tentative="1">
+      <w:start w:val="1"/>
+      <w:numFmt w:val="decimal"/>
+      <w:lvlText w:val="%3."/>
+      <w:lvlJc w:val="left"/>
+      <w:pPr>
+        <w:tabs>
+          <w:tab w:val="num" w:pos="2160"/>
+        </w:tabs>
+        <w:ind w:left="2160" w:hanging="360"/>
+      </w:pPr>
+    </w:lvl>
+    <w:lvl w:ilvl="3" w:tentative="1">
+      <w:start w:val="1"/>
+      <w:numFmt w:val="decimal"/>
+      <w:lvlText w:val="%4."/>
+      <w:lvlJc w:val="left"/>
+      <w:pPr>
+        <w:tabs>
+          <w:tab w:val="num" w:pos="2880"/>
+        </w:tabs>
+        <w:ind w:left="2880" w:hanging="360"/>
+      </w:pPr>
+    </w:lvl>
+    <w:lvl w:ilvl="4" w:tentative="1">
+      <w:start w:val="1"/>
+      <w:numFmt w:val="decimal"/>
+      <w:lvlText w:val="%5."/>
+      <w:lvlJc w:val="left"/>
+      <w:pPr>
+        <w:tabs>
+          <w:tab w:val="num" w:pos="3600"/>
+        </w:tabs>
+        <w:ind w:left="3600" w:hanging="360"/>
+      </w:pPr>
+    </w:lvl>
+    <w:lvl w:ilvl="5" w:tentative="1">
+      <w:start w:val="1"/>
+      <w:numFmt w:val="decimal"/>
+      <w:lvlText w:val="%6."/>
+      <w:lvlJc w:val="left"/>
+      <w:pPr>
+        <w:tabs>
+          <w:tab w:val="num" w:pos="4320"/>
+        </w:tabs>
+        <w:ind w:left="4320" w:hanging="360"/>
+      </w:pPr>
+    </w:lvl>
+    <w:lvl w:ilvl="6" w:tentative="1">
+      <w:start w:val="1"/>
+      <w:numFmt w:val="decimal"/>
+      <w:lvlText w:val="%7."/>
+      <w:lvlJc w:val="left"/>
+      <w:pPr>
+        <w:tabs>
+          <w:tab w:val="num" w:pos="5040"/>
+        </w:tabs>
+        <w:ind w:left="5040" w:hanging="360"/>
+      </w:pPr>
+    </w:lvl>
+    <w:lvl w:ilvl="7" w:tentative="1">
+      <w:start w:val="1"/>
+      <w:numFmt w:val="decimal"/>
+      <w:lvlText w:val="%8."/>
+      <w:lvlJc w:val="left"/>
+      <w:pPr>
+        <w:tabs>
+          <w:tab w:val="num" w:pos="5760"/>
+        </w:tabs>
+        <w:ind w:left="5760" w:hanging="360"/>
+      </w:pPr>
+    </w:lvl>
+    <w:lvl w:ilvl="8" w:tentative="1">
+      <w:start w:val="1"/>
+      <w:numFmt w:val="decimal"/>
+      <w:lvlText w:val="%9."/>
+      <w:lvlJc w:val="left"/>
+      <w:pPr>
+        <w:tabs>
+          <w:tab w:val="num" w:pos="6480"/>
+        </w:tabs>
+        <w:ind w:left="6480" w:hanging="360"/>
+      </w:pPr>
+    </w:lvl>
+  </w:abstractNum>
+  <w:abstractNum w:abstractNumId="11" w15:restartNumberingAfterBreak="0">
+    <w:nsid w:val="1EEB5692"/>
+    <w:multiLevelType w:val="multilevel"/>
+    <w:tmpl w:val="AEFEBA5A"/>
+    <w:lvl w:ilvl="0">
+      <w:start w:val="3"/>
+      <w:numFmt w:val="decimal"/>
+      <w:lvlText w:val="%1."/>
+      <w:lvlJc w:val="left"/>
+      <w:pPr>
+        <w:tabs>
+          <w:tab w:val="num" w:pos="720"/>
+        </w:tabs>
+        <w:ind w:left="720" w:hanging="360"/>
+      </w:pPr>
+    </w:lvl>
+    <w:lvl w:ilvl="1" w:tentative="1">
+      <w:start w:val="1"/>
+      <w:numFmt w:val="decimal"/>
+      <w:lvlText w:val="%2."/>
+      <w:lvlJc w:val="left"/>
+      <w:pPr>
+        <w:tabs>
+          <w:tab w:val="num" w:pos="1440"/>
+        </w:tabs>
+        <w:ind w:left="1440" w:hanging="360"/>
+      </w:pPr>
+    </w:lvl>
+    <w:lvl w:ilvl="2" w:tentative="1">
+      <w:start w:val="1"/>
+      <w:numFmt w:val="decimal"/>
+      <w:lvlText w:val="%3."/>
+      <w:lvlJc w:val="left"/>
+      <w:pPr>
+        <w:tabs>
+          <w:tab w:val="num" w:pos="2160"/>
+        </w:tabs>
+        <w:ind w:left="2160" w:hanging="360"/>
+      </w:pPr>
+    </w:lvl>
+    <w:lvl w:ilvl="3" w:tentative="1">
+      <w:start w:val="1"/>
+      <w:numFmt w:val="decimal"/>
+      <w:lvlText w:val="%4."/>
+      <w:lvlJc w:val="left"/>
+      <w:pPr>
+        <w:tabs>
+          <w:tab w:val="num" w:pos="2880"/>
+        </w:tabs>
+        <w:ind w:left="2880" w:hanging="360"/>
+      </w:pPr>
+    </w:lvl>
+    <w:lvl w:ilvl="4" w:tentative="1">
+      <w:start w:val="1"/>
+      <w:numFmt w:val="decimal"/>
+      <w:lvlText w:val="%5."/>
+      <w:lvlJc w:val="left"/>
+      <w:pPr>
+        <w:tabs>
+          <w:tab w:val="num" w:pos="3600"/>
+        </w:tabs>
+        <w:ind w:left="3600" w:hanging="360"/>
+      </w:pPr>
+    </w:lvl>
+    <w:lvl w:ilvl="5" w:tentative="1">
+      <w:start w:val="1"/>
+      <w:numFmt w:val="decimal"/>
+      <w:lvlText w:val="%6."/>
+      <w:lvlJc w:val="left"/>
+      <w:pPr>
+        <w:tabs>
+          <w:tab w:val="num" w:pos="4320"/>
+        </w:tabs>
+        <w:ind w:left="4320" w:hanging="360"/>
+      </w:pPr>
+    </w:lvl>
+    <w:lvl w:ilvl="6" w:tentative="1">
+      <w:start w:val="1"/>
+      <w:numFmt w:val="decimal"/>
+      <w:lvlText w:val="%7."/>
+      <w:lvlJc w:val="left"/>
+      <w:pPr>
+        <w:tabs>
+          <w:tab w:val="num" w:pos="5040"/>
+        </w:tabs>
+        <w:ind w:left="5040" w:hanging="360"/>
+      </w:pPr>
+    </w:lvl>
+    <w:lvl w:ilvl="7" w:tentative="1">
+      <w:start w:val="1"/>
+      <w:numFmt w:val="decimal"/>
+      <w:lvlText w:val="%8."/>
+      <w:lvlJc w:val="left"/>
+      <w:pPr>
+        <w:tabs>
+          <w:tab w:val="num" w:pos="5760"/>
+        </w:tabs>
+        <w:ind w:left="5760" w:hanging="360"/>
+      </w:pPr>
+    </w:lvl>
+    <w:lvl w:ilvl="8" w:tentative="1">
+      <w:start w:val="1"/>
+      <w:numFmt w:val="decimal"/>
+      <w:lvlText w:val="%9."/>
+      <w:lvlJc w:val="left"/>
+      <w:pPr>
+        <w:tabs>
+          <w:tab w:val="num" w:pos="6480"/>
+        </w:tabs>
+        <w:ind w:left="6480" w:hanging="360"/>
+      </w:pPr>
+    </w:lvl>
+  </w:abstractNum>
+  <w:abstractNum w:abstractNumId="12" w15:restartNumberingAfterBreak="0">
     <w:nsid w:val="1FA064D5"/>
     <w:multiLevelType w:val="multilevel"/>
     <w:tmpl w:val="3066443A"/>
@@ -2700,7 +3518,7 @@
       </w:pPr>
     </w:lvl>
   </w:abstractNum>
-  <w:abstractNum w:abstractNumId="7" w15:restartNumberingAfterBreak="0">
+  <w:abstractNum w:abstractNumId="13" w15:restartNumberingAfterBreak="0">
     <w:nsid w:val="20C37E16"/>
     <w:multiLevelType w:val="multilevel"/>
     <w:tmpl w:val="B414F888"/>
@@ -2813,7 +3631,233 @@
       </w:pPr>
     </w:lvl>
   </w:abstractNum>
-  <w:abstractNum w:abstractNumId="8" w15:restartNumberingAfterBreak="0">
+  <w:abstractNum w:abstractNumId="14" w15:restartNumberingAfterBreak="0">
+    <w:nsid w:val="2B1325EF"/>
+    <w:multiLevelType w:val="multilevel"/>
+    <w:tmpl w:val="10C8154C"/>
+    <w:lvl w:ilvl="0">
+      <w:start w:val="5"/>
+      <w:numFmt w:val="decimal"/>
+      <w:lvlText w:val="%1."/>
+      <w:lvlJc w:val="left"/>
+      <w:pPr>
+        <w:tabs>
+          <w:tab w:val="num" w:pos="720"/>
+        </w:tabs>
+        <w:ind w:left="720" w:hanging="360"/>
+      </w:pPr>
+    </w:lvl>
+    <w:lvl w:ilvl="1" w:tentative="1">
+      <w:start w:val="1"/>
+      <w:numFmt w:val="decimal"/>
+      <w:lvlText w:val="%2."/>
+      <w:lvlJc w:val="left"/>
+      <w:pPr>
+        <w:tabs>
+          <w:tab w:val="num" w:pos="1440"/>
+        </w:tabs>
+        <w:ind w:left="1440" w:hanging="360"/>
+      </w:pPr>
+    </w:lvl>
+    <w:lvl w:ilvl="2" w:tentative="1">
+      <w:start w:val="1"/>
+      <w:numFmt w:val="decimal"/>
+      <w:lvlText w:val="%3."/>
+      <w:lvlJc w:val="left"/>
+      <w:pPr>
+        <w:tabs>
+          <w:tab w:val="num" w:pos="2160"/>
+        </w:tabs>
+        <w:ind w:left="2160" w:hanging="360"/>
+      </w:pPr>
+    </w:lvl>
+    <w:lvl w:ilvl="3" w:tentative="1">
+      <w:start w:val="1"/>
+      <w:numFmt w:val="decimal"/>
+      <w:lvlText w:val="%4."/>
+      <w:lvlJc w:val="left"/>
+      <w:pPr>
+        <w:tabs>
+          <w:tab w:val="num" w:pos="2880"/>
+        </w:tabs>
+        <w:ind w:left="2880" w:hanging="360"/>
+      </w:pPr>
+    </w:lvl>
+    <w:lvl w:ilvl="4" w:tentative="1">
+      <w:start w:val="1"/>
+      <w:numFmt w:val="decimal"/>
+      <w:lvlText w:val="%5."/>
+      <w:lvlJc w:val="left"/>
+      <w:pPr>
+        <w:tabs>
+          <w:tab w:val="num" w:pos="3600"/>
+        </w:tabs>
+        <w:ind w:left="3600" w:hanging="360"/>
+      </w:pPr>
+    </w:lvl>
+    <w:lvl w:ilvl="5" w:tentative="1">
+      <w:start w:val="1"/>
+      <w:numFmt w:val="decimal"/>
+      <w:lvlText w:val="%6."/>
+      <w:lvlJc w:val="left"/>
+      <w:pPr>
+        <w:tabs>
+          <w:tab w:val="num" w:pos="4320"/>
+        </w:tabs>
+        <w:ind w:left="4320" w:hanging="360"/>
+      </w:pPr>
+    </w:lvl>
+    <w:lvl w:ilvl="6" w:tentative="1">
+      <w:start w:val="1"/>
+      <w:numFmt w:val="decimal"/>
+      <w:lvlText w:val="%7."/>
+      <w:lvlJc w:val="left"/>
+      <w:pPr>
+        <w:tabs>
+          <w:tab w:val="num" w:pos="5040"/>
+        </w:tabs>
+        <w:ind w:left="5040" w:hanging="360"/>
+      </w:pPr>
+    </w:lvl>
+    <w:lvl w:ilvl="7" w:tentative="1">
+      <w:start w:val="1"/>
+      <w:numFmt w:val="decimal"/>
+      <w:lvlText w:val="%8."/>
+      <w:lvlJc w:val="left"/>
+      <w:pPr>
+        <w:tabs>
+          <w:tab w:val="num" w:pos="5760"/>
+        </w:tabs>
+        <w:ind w:left="5760" w:hanging="360"/>
+      </w:pPr>
+    </w:lvl>
+    <w:lvl w:ilvl="8" w:tentative="1">
+      <w:start w:val="1"/>
+      <w:numFmt w:val="decimal"/>
+      <w:lvlText w:val="%9."/>
+      <w:lvlJc w:val="left"/>
+      <w:pPr>
+        <w:tabs>
+          <w:tab w:val="num" w:pos="6480"/>
+        </w:tabs>
+        <w:ind w:left="6480" w:hanging="360"/>
+      </w:pPr>
+    </w:lvl>
+  </w:abstractNum>
+  <w:abstractNum w:abstractNumId="15" w15:restartNumberingAfterBreak="0">
+    <w:nsid w:val="2D4A2EE5"/>
+    <w:multiLevelType w:val="multilevel"/>
+    <w:tmpl w:val="A50AEDEA"/>
+    <w:lvl w:ilvl="0">
+      <w:start w:val="4"/>
+      <w:numFmt w:val="decimal"/>
+      <w:lvlText w:val="%1."/>
+      <w:lvlJc w:val="left"/>
+      <w:pPr>
+        <w:tabs>
+          <w:tab w:val="num" w:pos="720"/>
+        </w:tabs>
+        <w:ind w:left="720" w:hanging="360"/>
+      </w:pPr>
+    </w:lvl>
+    <w:lvl w:ilvl="1" w:tentative="1">
+      <w:start w:val="1"/>
+      <w:numFmt w:val="decimal"/>
+      <w:lvlText w:val="%2."/>
+      <w:lvlJc w:val="left"/>
+      <w:pPr>
+        <w:tabs>
+          <w:tab w:val="num" w:pos="1440"/>
+        </w:tabs>
+        <w:ind w:left="1440" w:hanging="360"/>
+      </w:pPr>
+    </w:lvl>
+    <w:lvl w:ilvl="2" w:tentative="1">
+      <w:start w:val="1"/>
+      <w:numFmt w:val="decimal"/>
+      <w:lvlText w:val="%3."/>
+      <w:lvlJc w:val="left"/>
+      <w:pPr>
+        <w:tabs>
+          <w:tab w:val="num" w:pos="2160"/>
+        </w:tabs>
+        <w:ind w:left="2160" w:hanging="360"/>
+      </w:pPr>
+    </w:lvl>
+    <w:lvl w:ilvl="3" w:tentative="1">
+      <w:start w:val="1"/>
+      <w:numFmt w:val="decimal"/>
+      <w:lvlText w:val="%4."/>
+      <w:lvlJc w:val="left"/>
+      <w:pPr>
+        <w:tabs>
+          <w:tab w:val="num" w:pos="2880"/>
+        </w:tabs>
+        <w:ind w:left="2880" w:hanging="360"/>
+      </w:pPr>
+    </w:lvl>
+    <w:lvl w:ilvl="4" w:tentative="1">
+      <w:start w:val="1"/>
+      <w:numFmt w:val="decimal"/>
+      <w:lvlText w:val="%5."/>
+      <w:lvlJc w:val="left"/>
+      <w:pPr>
+        <w:tabs>
+          <w:tab w:val="num" w:pos="3600"/>
+        </w:tabs>
+        <w:ind w:left="3600" w:hanging="360"/>
+      </w:pPr>
+    </w:lvl>
+    <w:lvl w:ilvl="5" w:tentative="1">
+      <w:start w:val="1"/>
+      <w:numFmt w:val="decimal"/>
+      <w:lvlText w:val="%6."/>
+      <w:lvlJc w:val="left"/>
+      <w:pPr>
+        <w:tabs>
+          <w:tab w:val="num" w:pos="4320"/>
+        </w:tabs>
+        <w:ind w:left="4320" w:hanging="360"/>
+      </w:pPr>
+    </w:lvl>
+    <w:lvl w:ilvl="6" w:tentative="1">
+      <w:start w:val="1"/>
+      <w:numFmt w:val="decimal"/>
+      <w:lvlText w:val="%7."/>
+      <w:lvlJc w:val="left"/>
+      <w:pPr>
+        <w:tabs>
+          <w:tab w:val="num" w:pos="5040"/>
+        </w:tabs>
+        <w:ind w:left="5040" w:hanging="360"/>
+      </w:pPr>
+    </w:lvl>
+    <w:lvl w:ilvl="7" w:tentative="1">
+      <w:start w:val="1"/>
+      <w:numFmt w:val="decimal"/>
+      <w:lvlText w:val="%8."/>
+      <w:lvlJc w:val="left"/>
+      <w:pPr>
+        <w:tabs>
+          <w:tab w:val="num" w:pos="5760"/>
+        </w:tabs>
+        <w:ind w:left="5760" w:hanging="360"/>
+      </w:pPr>
+    </w:lvl>
+    <w:lvl w:ilvl="8" w:tentative="1">
+      <w:start w:val="1"/>
+      <w:numFmt w:val="decimal"/>
+      <w:lvlText w:val="%9."/>
+      <w:lvlJc w:val="left"/>
+      <w:pPr>
+        <w:tabs>
+          <w:tab w:val="num" w:pos="6480"/>
+        </w:tabs>
+        <w:ind w:left="6480" w:hanging="360"/>
+      </w:pPr>
+    </w:lvl>
+  </w:abstractNum>
+  <w:abstractNum w:abstractNumId="16" w15:restartNumberingAfterBreak="0">
     <w:nsid w:val="2EEB2423"/>
     <w:multiLevelType w:val="multilevel"/>
     <w:tmpl w:val="1F2C39B4"/>
@@ -2926,7 +3970,120 @@
       </w:pPr>
     </w:lvl>
   </w:abstractNum>
-  <w:abstractNum w:abstractNumId="9" w15:restartNumberingAfterBreak="0">
+  <w:abstractNum w:abstractNumId="17" w15:restartNumberingAfterBreak="0">
+    <w:nsid w:val="2F9D5223"/>
+    <w:multiLevelType w:val="multilevel"/>
+    <w:tmpl w:val="7BF6EF0E"/>
+    <w:lvl w:ilvl="0">
+      <w:start w:val="12"/>
+      <w:numFmt w:val="decimal"/>
+      <w:lvlText w:val="%1."/>
+      <w:lvlJc w:val="left"/>
+      <w:pPr>
+        <w:tabs>
+          <w:tab w:val="num" w:pos="720"/>
+        </w:tabs>
+        <w:ind w:left="720" w:hanging="360"/>
+      </w:pPr>
+    </w:lvl>
+    <w:lvl w:ilvl="1" w:tentative="1">
+      <w:start w:val="1"/>
+      <w:numFmt w:val="decimal"/>
+      <w:lvlText w:val="%2."/>
+      <w:lvlJc w:val="left"/>
+      <w:pPr>
+        <w:tabs>
+          <w:tab w:val="num" w:pos="1440"/>
+        </w:tabs>
+        <w:ind w:left="1440" w:hanging="360"/>
+      </w:pPr>
+    </w:lvl>
+    <w:lvl w:ilvl="2" w:tentative="1">
+      <w:start w:val="1"/>
+      <w:numFmt w:val="decimal"/>
+      <w:lvlText w:val="%3."/>
+      <w:lvlJc w:val="left"/>
+      <w:pPr>
+        <w:tabs>
+          <w:tab w:val="num" w:pos="2160"/>
+        </w:tabs>
+        <w:ind w:left="2160" w:hanging="360"/>
+      </w:pPr>
+    </w:lvl>
+    <w:lvl w:ilvl="3" w:tentative="1">
+      <w:start w:val="1"/>
+      <w:numFmt w:val="decimal"/>
+      <w:lvlText w:val="%4."/>
+      <w:lvlJc w:val="left"/>
+      <w:pPr>
+        <w:tabs>
+          <w:tab w:val="num" w:pos="2880"/>
+        </w:tabs>
+        <w:ind w:left="2880" w:hanging="360"/>
+      </w:pPr>
+    </w:lvl>
+    <w:lvl w:ilvl="4" w:tentative="1">
+      <w:start w:val="1"/>
+      <w:numFmt w:val="decimal"/>
+      <w:lvlText w:val="%5."/>
+      <w:lvlJc w:val="left"/>
+      <w:pPr>
+        <w:tabs>
+          <w:tab w:val="num" w:pos="3600"/>
+        </w:tabs>
+        <w:ind w:left="3600" w:hanging="360"/>
+      </w:pPr>
+    </w:lvl>
+    <w:lvl w:ilvl="5" w:tentative="1">
+      <w:start w:val="1"/>
+      <w:numFmt w:val="decimal"/>
+      <w:lvlText w:val="%6."/>
+      <w:lvlJc w:val="left"/>
+      <w:pPr>
+        <w:tabs>
+          <w:tab w:val="num" w:pos="4320"/>
+        </w:tabs>
+        <w:ind w:left="4320" w:hanging="360"/>
+      </w:pPr>
+    </w:lvl>
+    <w:lvl w:ilvl="6" w:tentative="1">
+      <w:start w:val="1"/>
+      <w:numFmt w:val="decimal"/>
+      <w:lvlText w:val="%7."/>
+      <w:lvlJc w:val="left"/>
+      <w:pPr>
+        <w:tabs>
+          <w:tab w:val="num" w:pos="5040"/>
+        </w:tabs>
+        <w:ind w:left="5040" w:hanging="360"/>
+      </w:pPr>
+    </w:lvl>
+    <w:lvl w:ilvl="7" w:tentative="1">
+      <w:start w:val="1"/>
+      <w:numFmt w:val="decimal"/>
+      <w:lvlText w:val="%8."/>
+      <w:lvlJc w:val="left"/>
+      <w:pPr>
+        <w:tabs>
+          <w:tab w:val="num" w:pos="5760"/>
+        </w:tabs>
+        <w:ind w:left="5760" w:hanging="360"/>
+      </w:pPr>
+    </w:lvl>
+    <w:lvl w:ilvl="8" w:tentative="1">
+      <w:start w:val="1"/>
+      <w:numFmt w:val="decimal"/>
+      <w:lvlText w:val="%9."/>
+      <w:lvlJc w:val="left"/>
+      <w:pPr>
+        <w:tabs>
+          <w:tab w:val="num" w:pos="6480"/>
+        </w:tabs>
+        <w:ind w:left="6480" w:hanging="360"/>
+      </w:pPr>
+    </w:lvl>
+  </w:abstractNum>
+  <w:abstractNum w:abstractNumId="18" w15:restartNumberingAfterBreak="0">
     <w:nsid w:val="2FAD3381"/>
     <w:multiLevelType w:val="multilevel"/>
     <w:tmpl w:val="552601FE"/>
@@ -2937,6 +4094,119 @@
       <w:lvlJc w:val="left"/>
       <w:pPr>
         <w:tabs>
+          <w:tab w:val="num" w:pos="1416"/>
+        </w:tabs>
+        <w:ind w:left="1416" w:hanging="360"/>
+      </w:pPr>
+    </w:lvl>
+    <w:lvl w:ilvl="1" w:tentative="1">
+      <w:start w:val="1"/>
+      <w:numFmt w:val="decimal"/>
+      <w:lvlText w:val="%2."/>
+      <w:lvlJc w:val="left"/>
+      <w:pPr>
+        <w:tabs>
+          <w:tab w:val="num" w:pos="2136"/>
+        </w:tabs>
+        <w:ind w:left="2136" w:hanging="360"/>
+      </w:pPr>
+    </w:lvl>
+    <w:lvl w:ilvl="2" w:tentative="1">
+      <w:start w:val="1"/>
+      <w:numFmt w:val="decimal"/>
+      <w:lvlText w:val="%3."/>
+      <w:lvlJc w:val="left"/>
+      <w:pPr>
+        <w:tabs>
+          <w:tab w:val="num" w:pos="2856"/>
+        </w:tabs>
+        <w:ind w:left="2856" w:hanging="360"/>
+      </w:pPr>
+    </w:lvl>
+    <w:lvl w:ilvl="3" w:tentative="1">
+      <w:start w:val="1"/>
+      <w:numFmt w:val="decimal"/>
+      <w:lvlText w:val="%4."/>
+      <w:lvlJc w:val="left"/>
+      <w:pPr>
+        <w:tabs>
+          <w:tab w:val="num" w:pos="3576"/>
+        </w:tabs>
+        <w:ind w:left="3576" w:hanging="360"/>
+      </w:pPr>
+    </w:lvl>
+    <w:lvl w:ilvl="4" w:tentative="1">
+      <w:start w:val="1"/>
+      <w:numFmt w:val="decimal"/>
+      <w:lvlText w:val="%5."/>
+      <w:lvlJc w:val="left"/>
+      <w:pPr>
+        <w:tabs>
+          <w:tab w:val="num" w:pos="4296"/>
+        </w:tabs>
+        <w:ind w:left="4296" w:hanging="360"/>
+      </w:pPr>
+    </w:lvl>
+    <w:lvl w:ilvl="5" w:tentative="1">
+      <w:start w:val="1"/>
+      <w:numFmt w:val="decimal"/>
+      <w:lvlText w:val="%6."/>
+      <w:lvlJc w:val="left"/>
+      <w:pPr>
+        <w:tabs>
+          <w:tab w:val="num" w:pos="5016"/>
+        </w:tabs>
+        <w:ind w:left="5016" w:hanging="360"/>
+      </w:pPr>
+    </w:lvl>
+    <w:lvl w:ilvl="6" w:tentative="1">
+      <w:start w:val="1"/>
+      <w:numFmt w:val="decimal"/>
+      <w:lvlText w:val="%7."/>
+      <w:lvlJc w:val="left"/>
+      <w:pPr>
+        <w:tabs>
+          <w:tab w:val="num" w:pos="5736"/>
+        </w:tabs>
+        <w:ind w:left="5736" w:hanging="360"/>
+      </w:pPr>
+    </w:lvl>
+    <w:lvl w:ilvl="7" w:tentative="1">
+      <w:start w:val="1"/>
+      <w:numFmt w:val="decimal"/>
+      <w:lvlText w:val="%8."/>
+      <w:lvlJc w:val="left"/>
+      <w:pPr>
+        <w:tabs>
+          <w:tab w:val="num" w:pos="6456"/>
+        </w:tabs>
+        <w:ind w:left="6456" w:hanging="360"/>
+      </w:pPr>
+    </w:lvl>
+    <w:lvl w:ilvl="8" w:tentative="1">
+      <w:start w:val="1"/>
+      <w:numFmt w:val="decimal"/>
+      <w:lvlText w:val="%9."/>
+      <w:lvlJc w:val="left"/>
+      <w:pPr>
+        <w:tabs>
+          <w:tab w:val="num" w:pos="7176"/>
+        </w:tabs>
+        <w:ind w:left="7176" w:hanging="360"/>
+      </w:pPr>
+    </w:lvl>
+  </w:abstractNum>
+  <w:abstractNum w:abstractNumId="19" w15:restartNumberingAfterBreak="0">
+    <w:nsid w:val="3317292A"/>
+    <w:multiLevelType w:val="multilevel"/>
+    <w:tmpl w:val="DC7AEEEA"/>
+    <w:lvl w:ilvl="0">
+      <w:start w:val="5"/>
+      <w:numFmt w:val="decimal"/>
+      <w:lvlText w:val="%1."/>
+      <w:lvlJc w:val="left"/>
+      <w:pPr>
+        <w:tabs>
           <w:tab w:val="num" w:pos="720"/>
         </w:tabs>
         <w:ind w:left="720" w:hanging="360"/>
@@ -3039,7 +4309,120 @@
       </w:pPr>
     </w:lvl>
   </w:abstractNum>
-  <w:abstractNum w:abstractNumId="10" w15:restartNumberingAfterBreak="0">
+  <w:abstractNum w:abstractNumId="20" w15:restartNumberingAfterBreak="0">
+    <w:nsid w:val="33C53AC5"/>
+    <w:multiLevelType w:val="multilevel"/>
+    <w:tmpl w:val="8EC0FB3E"/>
+    <w:lvl w:ilvl="0">
+      <w:start w:val="1"/>
+      <w:numFmt w:val="decimal"/>
+      <w:lvlText w:val="%1."/>
+      <w:lvlJc w:val="left"/>
+      <w:pPr>
+        <w:tabs>
+          <w:tab w:val="num" w:pos="720"/>
+        </w:tabs>
+        <w:ind w:left="720" w:hanging="360"/>
+      </w:pPr>
+    </w:lvl>
+    <w:lvl w:ilvl="1" w:tentative="1">
+      <w:start w:val="1"/>
+      <w:numFmt w:val="decimal"/>
+      <w:lvlText w:val="%2."/>
+      <w:lvlJc w:val="left"/>
+      <w:pPr>
+        <w:tabs>
+          <w:tab w:val="num" w:pos="1440"/>
+        </w:tabs>
+        <w:ind w:left="1440" w:hanging="360"/>
+      </w:pPr>
+    </w:lvl>
+    <w:lvl w:ilvl="2" w:tentative="1">
+      <w:start w:val="1"/>
+      <w:numFmt w:val="decimal"/>
+      <w:lvlText w:val="%3."/>
+      <w:lvlJc w:val="left"/>
+      <w:pPr>
+        <w:tabs>
+          <w:tab w:val="num" w:pos="2160"/>
+        </w:tabs>
+        <w:ind w:left="2160" w:hanging="360"/>
+      </w:pPr>
+    </w:lvl>
+    <w:lvl w:ilvl="3" w:tentative="1">
+      <w:start w:val="1"/>
+      <w:numFmt w:val="decimal"/>
+      <w:lvlText w:val="%4."/>
+      <w:lvlJc w:val="left"/>
+      <w:pPr>
+        <w:tabs>
+          <w:tab w:val="num" w:pos="2880"/>
+        </w:tabs>
+        <w:ind w:left="2880" w:hanging="360"/>
+      </w:pPr>
+    </w:lvl>
+    <w:lvl w:ilvl="4" w:tentative="1">
+      <w:start w:val="1"/>
+      <w:numFmt w:val="decimal"/>
+      <w:lvlText w:val="%5."/>
+      <w:lvlJc w:val="left"/>
+      <w:pPr>
+        <w:tabs>
+          <w:tab w:val="num" w:pos="3600"/>
+        </w:tabs>
+        <w:ind w:left="3600" w:hanging="360"/>
+      </w:pPr>
+    </w:lvl>
+    <w:lvl w:ilvl="5" w:tentative="1">
+      <w:start w:val="1"/>
+      <w:numFmt w:val="decimal"/>
+      <w:lvlText w:val="%6."/>
+      <w:lvlJc w:val="left"/>
+      <w:pPr>
+        <w:tabs>
+          <w:tab w:val="num" w:pos="4320"/>
+        </w:tabs>
+        <w:ind w:left="4320" w:hanging="360"/>
+      </w:pPr>
+    </w:lvl>
+    <w:lvl w:ilvl="6" w:tentative="1">
+      <w:start w:val="1"/>
+      <w:numFmt w:val="decimal"/>
+      <w:lvlText w:val="%7."/>
+      <w:lvlJc w:val="left"/>
+      <w:pPr>
+        <w:tabs>
+          <w:tab w:val="num" w:pos="5040"/>
+        </w:tabs>
+        <w:ind w:left="5040" w:hanging="360"/>
+      </w:pPr>
+    </w:lvl>
+    <w:lvl w:ilvl="7" w:tentative="1">
+      <w:start w:val="1"/>
+      <w:numFmt w:val="decimal"/>
+      <w:lvlText w:val="%8."/>
+      <w:lvlJc w:val="left"/>
+      <w:pPr>
+        <w:tabs>
+          <w:tab w:val="num" w:pos="5760"/>
+        </w:tabs>
+        <w:ind w:left="5760" w:hanging="360"/>
+      </w:pPr>
+    </w:lvl>
+    <w:lvl w:ilvl="8" w:tentative="1">
+      <w:start w:val="1"/>
+      <w:numFmt w:val="decimal"/>
+      <w:lvlText w:val="%9."/>
+      <w:lvlJc w:val="left"/>
+      <w:pPr>
+        <w:tabs>
+          <w:tab w:val="num" w:pos="6480"/>
+        </w:tabs>
+        <w:ind w:left="6480" w:hanging="360"/>
+      </w:pPr>
+    </w:lvl>
+  </w:abstractNum>
+  <w:abstractNum w:abstractNumId="21" w15:restartNumberingAfterBreak="0">
     <w:nsid w:val="35DC012F"/>
     <w:multiLevelType w:val="multilevel"/>
     <w:tmpl w:val="30A6BF1C"/>
@@ -3152,7 +4535,1024 @@
       </w:pPr>
     </w:lvl>
   </w:abstractNum>
-  <w:abstractNum w:abstractNumId="11" w15:restartNumberingAfterBreak="0">
+  <w:abstractNum w:abstractNumId="22" w15:restartNumberingAfterBreak="0">
+    <w:nsid w:val="3703344C"/>
+    <w:multiLevelType w:val="multilevel"/>
+    <w:tmpl w:val="11A667CE"/>
+    <w:lvl w:ilvl="0">
+      <w:start w:val="9"/>
+      <w:numFmt w:val="decimal"/>
+      <w:lvlText w:val="%1."/>
+      <w:lvlJc w:val="left"/>
+      <w:pPr>
+        <w:tabs>
+          <w:tab w:val="num" w:pos="720"/>
+        </w:tabs>
+        <w:ind w:left="720" w:hanging="360"/>
+      </w:pPr>
+    </w:lvl>
+    <w:lvl w:ilvl="1" w:tentative="1">
+      <w:start w:val="1"/>
+      <w:numFmt w:val="decimal"/>
+      <w:lvlText w:val="%2."/>
+      <w:lvlJc w:val="left"/>
+      <w:pPr>
+        <w:tabs>
+          <w:tab w:val="num" w:pos="1440"/>
+        </w:tabs>
+        <w:ind w:left="1440" w:hanging="360"/>
+      </w:pPr>
+    </w:lvl>
+    <w:lvl w:ilvl="2" w:tentative="1">
+      <w:start w:val="1"/>
+      <w:numFmt w:val="decimal"/>
+      <w:lvlText w:val="%3."/>
+      <w:lvlJc w:val="left"/>
+      <w:pPr>
+        <w:tabs>
+          <w:tab w:val="num" w:pos="2160"/>
+        </w:tabs>
+        <w:ind w:left="2160" w:hanging="360"/>
+      </w:pPr>
+    </w:lvl>
+    <w:lvl w:ilvl="3" w:tentative="1">
+      <w:start w:val="1"/>
+      <w:numFmt w:val="decimal"/>
+      <w:lvlText w:val="%4."/>
+      <w:lvlJc w:val="left"/>
+      <w:pPr>
+        <w:tabs>
+          <w:tab w:val="num" w:pos="2880"/>
+        </w:tabs>
+        <w:ind w:left="2880" w:hanging="360"/>
+      </w:pPr>
+    </w:lvl>
+    <w:lvl w:ilvl="4" w:tentative="1">
+      <w:start w:val="1"/>
+      <w:numFmt w:val="decimal"/>
+      <w:lvlText w:val="%5."/>
+      <w:lvlJc w:val="left"/>
+      <w:pPr>
+        <w:tabs>
+          <w:tab w:val="num" w:pos="3600"/>
+        </w:tabs>
+        <w:ind w:left="3600" w:hanging="360"/>
+      </w:pPr>
+    </w:lvl>
+    <w:lvl w:ilvl="5" w:tentative="1">
+      <w:start w:val="1"/>
+      <w:numFmt w:val="decimal"/>
+      <w:lvlText w:val="%6."/>
+      <w:lvlJc w:val="left"/>
+      <w:pPr>
+        <w:tabs>
+          <w:tab w:val="num" w:pos="4320"/>
+        </w:tabs>
+        <w:ind w:left="4320" w:hanging="360"/>
+      </w:pPr>
+    </w:lvl>
+    <w:lvl w:ilvl="6" w:tentative="1">
+      <w:start w:val="1"/>
+      <w:numFmt w:val="decimal"/>
+      <w:lvlText w:val="%7."/>
+      <w:lvlJc w:val="left"/>
+      <w:pPr>
+        <w:tabs>
+          <w:tab w:val="num" w:pos="5040"/>
+        </w:tabs>
+        <w:ind w:left="5040" w:hanging="360"/>
+      </w:pPr>
+    </w:lvl>
+    <w:lvl w:ilvl="7" w:tentative="1">
+      <w:start w:val="1"/>
+      <w:numFmt w:val="decimal"/>
+      <w:lvlText w:val="%8."/>
+      <w:lvlJc w:val="left"/>
+      <w:pPr>
+        <w:tabs>
+          <w:tab w:val="num" w:pos="5760"/>
+        </w:tabs>
+        <w:ind w:left="5760" w:hanging="360"/>
+      </w:pPr>
+    </w:lvl>
+    <w:lvl w:ilvl="8" w:tentative="1">
+      <w:start w:val="1"/>
+      <w:numFmt w:val="decimal"/>
+      <w:lvlText w:val="%9."/>
+      <w:lvlJc w:val="left"/>
+      <w:pPr>
+        <w:tabs>
+          <w:tab w:val="num" w:pos="6480"/>
+        </w:tabs>
+        <w:ind w:left="6480" w:hanging="360"/>
+      </w:pPr>
+    </w:lvl>
+  </w:abstractNum>
+  <w:abstractNum w:abstractNumId="23" w15:restartNumberingAfterBreak="0">
+    <w:nsid w:val="3EDF3FE2"/>
+    <w:multiLevelType w:val="multilevel"/>
+    <w:tmpl w:val="EAF8BBE4"/>
+    <w:lvl w:ilvl="0">
+      <w:start w:val="8"/>
+      <w:numFmt w:val="decimal"/>
+      <w:lvlText w:val="%1."/>
+      <w:lvlJc w:val="left"/>
+      <w:pPr>
+        <w:tabs>
+          <w:tab w:val="num" w:pos="720"/>
+        </w:tabs>
+        <w:ind w:left="720" w:hanging="360"/>
+      </w:pPr>
+    </w:lvl>
+    <w:lvl w:ilvl="1" w:tentative="1">
+      <w:start w:val="1"/>
+      <w:numFmt w:val="decimal"/>
+      <w:lvlText w:val="%2."/>
+      <w:lvlJc w:val="left"/>
+      <w:pPr>
+        <w:tabs>
+          <w:tab w:val="num" w:pos="1440"/>
+        </w:tabs>
+        <w:ind w:left="1440" w:hanging="360"/>
+      </w:pPr>
+    </w:lvl>
+    <w:lvl w:ilvl="2" w:tentative="1">
+      <w:start w:val="1"/>
+      <w:numFmt w:val="decimal"/>
+      <w:lvlText w:val="%3."/>
+      <w:lvlJc w:val="left"/>
+      <w:pPr>
+        <w:tabs>
+          <w:tab w:val="num" w:pos="2160"/>
+        </w:tabs>
+        <w:ind w:left="2160" w:hanging="360"/>
+      </w:pPr>
+    </w:lvl>
+    <w:lvl w:ilvl="3" w:tentative="1">
+      <w:start w:val="1"/>
+      <w:numFmt w:val="decimal"/>
+      <w:lvlText w:val="%4."/>
+      <w:lvlJc w:val="left"/>
+      <w:pPr>
+        <w:tabs>
+          <w:tab w:val="num" w:pos="2880"/>
+        </w:tabs>
+        <w:ind w:left="2880" w:hanging="360"/>
+      </w:pPr>
+    </w:lvl>
+    <w:lvl w:ilvl="4" w:tentative="1">
+      <w:start w:val="1"/>
+      <w:numFmt w:val="decimal"/>
+      <w:lvlText w:val="%5."/>
+      <w:lvlJc w:val="left"/>
+      <w:pPr>
+        <w:tabs>
+          <w:tab w:val="num" w:pos="3600"/>
+        </w:tabs>
+        <w:ind w:left="3600" w:hanging="360"/>
+      </w:pPr>
+    </w:lvl>
+    <w:lvl w:ilvl="5" w:tentative="1">
+      <w:start w:val="1"/>
+      <w:numFmt w:val="decimal"/>
+      <w:lvlText w:val="%6."/>
+      <w:lvlJc w:val="left"/>
+      <w:pPr>
+        <w:tabs>
+          <w:tab w:val="num" w:pos="4320"/>
+        </w:tabs>
+        <w:ind w:left="4320" w:hanging="360"/>
+      </w:pPr>
+    </w:lvl>
+    <w:lvl w:ilvl="6" w:tentative="1">
+      <w:start w:val="1"/>
+      <w:numFmt w:val="decimal"/>
+      <w:lvlText w:val="%7."/>
+      <w:lvlJc w:val="left"/>
+      <w:pPr>
+        <w:tabs>
+          <w:tab w:val="num" w:pos="5040"/>
+        </w:tabs>
+        <w:ind w:left="5040" w:hanging="360"/>
+      </w:pPr>
+    </w:lvl>
+    <w:lvl w:ilvl="7" w:tentative="1">
+      <w:start w:val="1"/>
+      <w:numFmt w:val="decimal"/>
+      <w:lvlText w:val="%8."/>
+      <w:lvlJc w:val="left"/>
+      <w:pPr>
+        <w:tabs>
+          <w:tab w:val="num" w:pos="5760"/>
+        </w:tabs>
+        <w:ind w:left="5760" w:hanging="360"/>
+      </w:pPr>
+    </w:lvl>
+    <w:lvl w:ilvl="8" w:tentative="1">
+      <w:start w:val="1"/>
+      <w:numFmt w:val="decimal"/>
+      <w:lvlText w:val="%9."/>
+      <w:lvlJc w:val="left"/>
+      <w:pPr>
+        <w:tabs>
+          <w:tab w:val="num" w:pos="6480"/>
+        </w:tabs>
+        <w:ind w:left="6480" w:hanging="360"/>
+      </w:pPr>
+    </w:lvl>
+  </w:abstractNum>
+  <w:abstractNum w:abstractNumId="24" w15:restartNumberingAfterBreak="0">
+    <w:nsid w:val="3FF90098"/>
+    <w:multiLevelType w:val="multilevel"/>
+    <w:tmpl w:val="026899C2"/>
+    <w:lvl w:ilvl="0">
+      <w:start w:val="14"/>
+      <w:numFmt w:val="decimal"/>
+      <w:lvlText w:val="%1."/>
+      <w:lvlJc w:val="left"/>
+      <w:pPr>
+        <w:tabs>
+          <w:tab w:val="num" w:pos="720"/>
+        </w:tabs>
+        <w:ind w:left="720" w:hanging="360"/>
+      </w:pPr>
+    </w:lvl>
+    <w:lvl w:ilvl="1" w:tentative="1">
+      <w:start w:val="1"/>
+      <w:numFmt w:val="decimal"/>
+      <w:lvlText w:val="%2."/>
+      <w:lvlJc w:val="left"/>
+      <w:pPr>
+        <w:tabs>
+          <w:tab w:val="num" w:pos="1440"/>
+        </w:tabs>
+        <w:ind w:left="1440" w:hanging="360"/>
+      </w:pPr>
+    </w:lvl>
+    <w:lvl w:ilvl="2" w:tentative="1">
+      <w:start w:val="1"/>
+      <w:numFmt w:val="decimal"/>
+      <w:lvlText w:val="%3."/>
+      <w:lvlJc w:val="left"/>
+      <w:pPr>
+        <w:tabs>
+          <w:tab w:val="num" w:pos="2160"/>
+        </w:tabs>
+        <w:ind w:left="2160" w:hanging="360"/>
+      </w:pPr>
+    </w:lvl>
+    <w:lvl w:ilvl="3" w:tentative="1">
+      <w:start w:val="1"/>
+      <w:numFmt w:val="decimal"/>
+      <w:lvlText w:val="%4."/>
+      <w:lvlJc w:val="left"/>
+      <w:pPr>
+        <w:tabs>
+          <w:tab w:val="num" w:pos="2880"/>
+        </w:tabs>
+        <w:ind w:left="2880" w:hanging="360"/>
+      </w:pPr>
+    </w:lvl>
+    <w:lvl w:ilvl="4" w:tentative="1">
+      <w:start w:val="1"/>
+      <w:numFmt w:val="decimal"/>
+      <w:lvlText w:val="%5."/>
+      <w:lvlJc w:val="left"/>
+      <w:pPr>
+        <w:tabs>
+          <w:tab w:val="num" w:pos="3600"/>
+        </w:tabs>
+        <w:ind w:left="3600" w:hanging="360"/>
+      </w:pPr>
+    </w:lvl>
+    <w:lvl w:ilvl="5" w:tentative="1">
+      <w:start w:val="1"/>
+      <w:numFmt w:val="decimal"/>
+      <w:lvlText w:val="%6."/>
+      <w:lvlJc w:val="left"/>
+      <w:pPr>
+        <w:tabs>
+          <w:tab w:val="num" w:pos="4320"/>
+        </w:tabs>
+        <w:ind w:left="4320" w:hanging="360"/>
+      </w:pPr>
+    </w:lvl>
+    <w:lvl w:ilvl="6" w:tentative="1">
+      <w:start w:val="1"/>
+      <w:numFmt w:val="decimal"/>
+      <w:lvlText w:val="%7."/>
+      <w:lvlJc w:val="left"/>
+      <w:pPr>
+        <w:tabs>
+          <w:tab w:val="num" w:pos="5040"/>
+        </w:tabs>
+        <w:ind w:left="5040" w:hanging="360"/>
+      </w:pPr>
+    </w:lvl>
+    <w:lvl w:ilvl="7" w:tentative="1">
+      <w:start w:val="1"/>
+      <w:numFmt w:val="decimal"/>
+      <w:lvlText w:val="%8."/>
+      <w:lvlJc w:val="left"/>
+      <w:pPr>
+        <w:tabs>
+          <w:tab w:val="num" w:pos="5760"/>
+        </w:tabs>
+        <w:ind w:left="5760" w:hanging="360"/>
+      </w:pPr>
+    </w:lvl>
+    <w:lvl w:ilvl="8" w:tentative="1">
+      <w:start w:val="1"/>
+      <w:numFmt w:val="decimal"/>
+      <w:lvlText w:val="%9."/>
+      <w:lvlJc w:val="left"/>
+      <w:pPr>
+        <w:tabs>
+          <w:tab w:val="num" w:pos="6480"/>
+        </w:tabs>
+        <w:ind w:left="6480" w:hanging="360"/>
+      </w:pPr>
+    </w:lvl>
+  </w:abstractNum>
+  <w:abstractNum w:abstractNumId="25" w15:restartNumberingAfterBreak="0">
+    <w:nsid w:val="433227B9"/>
+    <w:multiLevelType w:val="multilevel"/>
+    <w:tmpl w:val="24AE9F5A"/>
+    <w:lvl w:ilvl="0">
+      <w:start w:val="13"/>
+      <w:numFmt w:val="decimal"/>
+      <w:lvlText w:val="%1."/>
+      <w:lvlJc w:val="left"/>
+      <w:pPr>
+        <w:tabs>
+          <w:tab w:val="num" w:pos="720"/>
+        </w:tabs>
+        <w:ind w:left="720" w:hanging="360"/>
+      </w:pPr>
+    </w:lvl>
+    <w:lvl w:ilvl="1" w:tentative="1">
+      <w:start w:val="1"/>
+      <w:numFmt w:val="decimal"/>
+      <w:lvlText w:val="%2."/>
+      <w:lvlJc w:val="left"/>
+      <w:pPr>
+        <w:tabs>
+          <w:tab w:val="num" w:pos="1440"/>
+        </w:tabs>
+        <w:ind w:left="1440" w:hanging="360"/>
+      </w:pPr>
+    </w:lvl>
+    <w:lvl w:ilvl="2" w:tentative="1">
+      <w:start w:val="1"/>
+      <w:numFmt w:val="decimal"/>
+      <w:lvlText w:val="%3."/>
+      <w:lvlJc w:val="left"/>
+      <w:pPr>
+        <w:tabs>
+          <w:tab w:val="num" w:pos="2160"/>
+        </w:tabs>
+        <w:ind w:left="2160" w:hanging="360"/>
+      </w:pPr>
+    </w:lvl>
+    <w:lvl w:ilvl="3" w:tentative="1">
+      <w:start w:val="1"/>
+      <w:numFmt w:val="decimal"/>
+      <w:lvlText w:val="%4."/>
+      <w:lvlJc w:val="left"/>
+      <w:pPr>
+        <w:tabs>
+          <w:tab w:val="num" w:pos="2880"/>
+        </w:tabs>
+        <w:ind w:left="2880" w:hanging="360"/>
+      </w:pPr>
+    </w:lvl>
+    <w:lvl w:ilvl="4" w:tentative="1">
+      <w:start w:val="1"/>
+      <w:numFmt w:val="decimal"/>
+      <w:lvlText w:val="%5."/>
+      <w:lvlJc w:val="left"/>
+      <w:pPr>
+        <w:tabs>
+          <w:tab w:val="num" w:pos="3600"/>
+        </w:tabs>
+        <w:ind w:left="3600" w:hanging="360"/>
+      </w:pPr>
+    </w:lvl>
+    <w:lvl w:ilvl="5" w:tentative="1">
+      <w:start w:val="1"/>
+      <w:numFmt w:val="decimal"/>
+      <w:lvlText w:val="%6."/>
+      <w:lvlJc w:val="left"/>
+      <w:pPr>
+        <w:tabs>
+          <w:tab w:val="num" w:pos="4320"/>
+        </w:tabs>
+        <w:ind w:left="4320" w:hanging="360"/>
+      </w:pPr>
+    </w:lvl>
+    <w:lvl w:ilvl="6" w:tentative="1">
+      <w:start w:val="1"/>
+      <w:numFmt w:val="decimal"/>
+      <w:lvlText w:val="%7."/>
+      <w:lvlJc w:val="left"/>
+      <w:pPr>
+        <w:tabs>
+          <w:tab w:val="num" w:pos="5040"/>
+        </w:tabs>
+        <w:ind w:left="5040" w:hanging="360"/>
+      </w:pPr>
+    </w:lvl>
+    <w:lvl w:ilvl="7" w:tentative="1">
+      <w:start w:val="1"/>
+      <w:numFmt w:val="decimal"/>
+      <w:lvlText w:val="%8."/>
+      <w:lvlJc w:val="left"/>
+      <w:pPr>
+        <w:tabs>
+          <w:tab w:val="num" w:pos="5760"/>
+        </w:tabs>
+        <w:ind w:left="5760" w:hanging="360"/>
+      </w:pPr>
+    </w:lvl>
+    <w:lvl w:ilvl="8" w:tentative="1">
+      <w:start w:val="1"/>
+      <w:numFmt w:val="decimal"/>
+      <w:lvlText w:val="%9."/>
+      <w:lvlJc w:val="left"/>
+      <w:pPr>
+        <w:tabs>
+          <w:tab w:val="num" w:pos="6480"/>
+        </w:tabs>
+        <w:ind w:left="6480" w:hanging="360"/>
+      </w:pPr>
+    </w:lvl>
+  </w:abstractNum>
+  <w:abstractNum w:abstractNumId="26" w15:restartNumberingAfterBreak="0">
+    <w:nsid w:val="450179B2"/>
+    <w:multiLevelType w:val="multilevel"/>
+    <w:tmpl w:val="E7BEF224"/>
+    <w:lvl w:ilvl="0">
+      <w:start w:val="10"/>
+      <w:numFmt w:val="decimal"/>
+      <w:lvlText w:val="%1."/>
+      <w:lvlJc w:val="left"/>
+      <w:pPr>
+        <w:tabs>
+          <w:tab w:val="num" w:pos="720"/>
+        </w:tabs>
+        <w:ind w:left="720" w:hanging="360"/>
+      </w:pPr>
+    </w:lvl>
+    <w:lvl w:ilvl="1" w:tentative="1">
+      <w:start w:val="1"/>
+      <w:numFmt w:val="decimal"/>
+      <w:lvlText w:val="%2."/>
+      <w:lvlJc w:val="left"/>
+      <w:pPr>
+        <w:tabs>
+          <w:tab w:val="num" w:pos="1440"/>
+        </w:tabs>
+        <w:ind w:left="1440" w:hanging="360"/>
+      </w:pPr>
+    </w:lvl>
+    <w:lvl w:ilvl="2" w:tentative="1">
+      <w:start w:val="1"/>
+      <w:numFmt w:val="decimal"/>
+      <w:lvlText w:val="%3."/>
+      <w:lvlJc w:val="left"/>
+      <w:pPr>
+        <w:tabs>
+          <w:tab w:val="num" w:pos="2160"/>
+        </w:tabs>
+        <w:ind w:left="2160" w:hanging="360"/>
+      </w:pPr>
+    </w:lvl>
+    <w:lvl w:ilvl="3" w:tentative="1">
+      <w:start w:val="1"/>
+      <w:numFmt w:val="decimal"/>
+      <w:lvlText w:val="%4."/>
+      <w:lvlJc w:val="left"/>
+      <w:pPr>
+        <w:tabs>
+          <w:tab w:val="num" w:pos="2880"/>
+        </w:tabs>
+        <w:ind w:left="2880" w:hanging="360"/>
+      </w:pPr>
+    </w:lvl>
+    <w:lvl w:ilvl="4" w:tentative="1">
+      <w:start w:val="1"/>
+      <w:numFmt w:val="decimal"/>
+      <w:lvlText w:val="%5."/>
+      <w:lvlJc w:val="left"/>
+      <w:pPr>
+        <w:tabs>
+          <w:tab w:val="num" w:pos="3600"/>
+        </w:tabs>
+        <w:ind w:left="3600" w:hanging="360"/>
+      </w:pPr>
+    </w:lvl>
+    <w:lvl w:ilvl="5" w:tentative="1">
+      <w:start w:val="1"/>
+      <w:numFmt w:val="decimal"/>
+      <w:lvlText w:val="%6."/>
+      <w:lvlJc w:val="left"/>
+      <w:pPr>
+        <w:tabs>
+          <w:tab w:val="num" w:pos="4320"/>
+        </w:tabs>
+        <w:ind w:left="4320" w:hanging="360"/>
+      </w:pPr>
+    </w:lvl>
+    <w:lvl w:ilvl="6" w:tentative="1">
+      <w:start w:val="1"/>
+      <w:numFmt w:val="decimal"/>
+      <w:lvlText w:val="%7."/>
+      <w:lvlJc w:val="left"/>
+      <w:pPr>
+        <w:tabs>
+          <w:tab w:val="num" w:pos="5040"/>
+        </w:tabs>
+        <w:ind w:left="5040" w:hanging="360"/>
+      </w:pPr>
+    </w:lvl>
+    <w:lvl w:ilvl="7" w:tentative="1">
+      <w:start w:val="1"/>
+      <w:numFmt w:val="decimal"/>
+      <w:lvlText w:val="%8."/>
+      <w:lvlJc w:val="left"/>
+      <w:pPr>
+        <w:tabs>
+          <w:tab w:val="num" w:pos="5760"/>
+        </w:tabs>
+        <w:ind w:left="5760" w:hanging="360"/>
+      </w:pPr>
+    </w:lvl>
+    <w:lvl w:ilvl="8" w:tentative="1">
+      <w:start w:val="1"/>
+      <w:numFmt w:val="decimal"/>
+      <w:lvlText w:val="%9."/>
+      <w:lvlJc w:val="left"/>
+      <w:pPr>
+        <w:tabs>
+          <w:tab w:val="num" w:pos="6480"/>
+        </w:tabs>
+        <w:ind w:left="6480" w:hanging="360"/>
+      </w:pPr>
+    </w:lvl>
+  </w:abstractNum>
+  <w:abstractNum w:abstractNumId="27" w15:restartNumberingAfterBreak="0">
+    <w:nsid w:val="453075E9"/>
+    <w:multiLevelType w:val="multilevel"/>
+    <w:tmpl w:val="7EB08D3E"/>
+    <w:lvl w:ilvl="0">
+      <w:start w:val="6"/>
+      <w:numFmt w:val="decimal"/>
+      <w:lvlText w:val="%1."/>
+      <w:lvlJc w:val="left"/>
+      <w:pPr>
+        <w:tabs>
+          <w:tab w:val="num" w:pos="720"/>
+        </w:tabs>
+        <w:ind w:left="720" w:hanging="360"/>
+      </w:pPr>
+    </w:lvl>
+    <w:lvl w:ilvl="1" w:tentative="1">
+      <w:start w:val="1"/>
+      <w:numFmt w:val="decimal"/>
+      <w:lvlText w:val="%2."/>
+      <w:lvlJc w:val="left"/>
+      <w:pPr>
+        <w:tabs>
+          <w:tab w:val="num" w:pos="1440"/>
+        </w:tabs>
+        <w:ind w:left="1440" w:hanging="360"/>
+      </w:pPr>
+    </w:lvl>
+    <w:lvl w:ilvl="2" w:tentative="1">
+      <w:start w:val="1"/>
+      <w:numFmt w:val="decimal"/>
+      <w:lvlText w:val="%3."/>
+      <w:lvlJc w:val="left"/>
+      <w:pPr>
+        <w:tabs>
+          <w:tab w:val="num" w:pos="2160"/>
+        </w:tabs>
+        <w:ind w:left="2160" w:hanging="360"/>
+      </w:pPr>
+    </w:lvl>
+    <w:lvl w:ilvl="3" w:tentative="1">
+      <w:start w:val="1"/>
+      <w:numFmt w:val="decimal"/>
+      <w:lvlText w:val="%4."/>
+      <w:lvlJc w:val="left"/>
+      <w:pPr>
+        <w:tabs>
+          <w:tab w:val="num" w:pos="2880"/>
+        </w:tabs>
+        <w:ind w:left="2880" w:hanging="360"/>
+      </w:pPr>
+    </w:lvl>
+    <w:lvl w:ilvl="4" w:tentative="1">
+      <w:start w:val="1"/>
+      <w:numFmt w:val="decimal"/>
+      <w:lvlText w:val="%5."/>
+      <w:lvlJc w:val="left"/>
+      <w:pPr>
+        <w:tabs>
+          <w:tab w:val="num" w:pos="3600"/>
+        </w:tabs>
+        <w:ind w:left="3600" w:hanging="360"/>
+      </w:pPr>
+    </w:lvl>
+    <w:lvl w:ilvl="5" w:tentative="1">
+      <w:start w:val="1"/>
+      <w:numFmt w:val="decimal"/>
+      <w:lvlText w:val="%6."/>
+      <w:lvlJc w:val="left"/>
+      <w:pPr>
+        <w:tabs>
+          <w:tab w:val="num" w:pos="4320"/>
+        </w:tabs>
+        <w:ind w:left="4320" w:hanging="360"/>
+      </w:pPr>
+    </w:lvl>
+    <w:lvl w:ilvl="6" w:tentative="1">
+      <w:start w:val="1"/>
+      <w:numFmt w:val="decimal"/>
+      <w:lvlText w:val="%7."/>
+      <w:lvlJc w:val="left"/>
+      <w:pPr>
+        <w:tabs>
+          <w:tab w:val="num" w:pos="5040"/>
+        </w:tabs>
+        <w:ind w:left="5040" w:hanging="360"/>
+      </w:pPr>
+    </w:lvl>
+    <w:lvl w:ilvl="7" w:tentative="1">
+      <w:start w:val="1"/>
+      <w:numFmt w:val="decimal"/>
+      <w:lvlText w:val="%8."/>
+      <w:lvlJc w:val="left"/>
+      <w:pPr>
+        <w:tabs>
+          <w:tab w:val="num" w:pos="5760"/>
+        </w:tabs>
+        <w:ind w:left="5760" w:hanging="360"/>
+      </w:pPr>
+    </w:lvl>
+    <w:lvl w:ilvl="8" w:tentative="1">
+      <w:start w:val="1"/>
+      <w:numFmt w:val="decimal"/>
+      <w:lvlText w:val="%9."/>
+      <w:lvlJc w:val="left"/>
+      <w:pPr>
+        <w:tabs>
+          <w:tab w:val="num" w:pos="6480"/>
+        </w:tabs>
+        <w:ind w:left="6480" w:hanging="360"/>
+      </w:pPr>
+    </w:lvl>
+  </w:abstractNum>
+  <w:abstractNum w:abstractNumId="28" w15:restartNumberingAfterBreak="0">
+    <w:nsid w:val="48B6336C"/>
+    <w:multiLevelType w:val="multilevel"/>
+    <w:tmpl w:val="F61E6A9C"/>
+    <w:lvl w:ilvl="0">
+      <w:start w:val="15"/>
+      <w:numFmt w:val="decimal"/>
+      <w:lvlText w:val="%1."/>
+      <w:lvlJc w:val="left"/>
+      <w:pPr>
+        <w:tabs>
+          <w:tab w:val="num" w:pos="720"/>
+        </w:tabs>
+        <w:ind w:left="720" w:hanging="360"/>
+      </w:pPr>
+    </w:lvl>
+    <w:lvl w:ilvl="1" w:tentative="1">
+      <w:start w:val="1"/>
+      <w:numFmt w:val="decimal"/>
+      <w:lvlText w:val="%2."/>
+      <w:lvlJc w:val="left"/>
+      <w:pPr>
+        <w:tabs>
+          <w:tab w:val="num" w:pos="1440"/>
+        </w:tabs>
+        <w:ind w:left="1440" w:hanging="360"/>
+      </w:pPr>
+    </w:lvl>
+    <w:lvl w:ilvl="2" w:tentative="1">
+      <w:start w:val="1"/>
+      <w:numFmt w:val="decimal"/>
+      <w:lvlText w:val="%3."/>
+      <w:lvlJc w:val="left"/>
+      <w:pPr>
+        <w:tabs>
+          <w:tab w:val="num" w:pos="2160"/>
+        </w:tabs>
+        <w:ind w:left="2160" w:hanging="360"/>
+      </w:pPr>
+    </w:lvl>
+    <w:lvl w:ilvl="3" w:tentative="1">
+      <w:start w:val="1"/>
+      <w:numFmt w:val="decimal"/>
+      <w:lvlText w:val="%4."/>
+      <w:lvlJc w:val="left"/>
+      <w:pPr>
+        <w:tabs>
+          <w:tab w:val="num" w:pos="2880"/>
+        </w:tabs>
+        <w:ind w:left="2880" w:hanging="360"/>
+      </w:pPr>
+    </w:lvl>
+    <w:lvl w:ilvl="4" w:tentative="1">
+      <w:start w:val="1"/>
+      <w:numFmt w:val="decimal"/>
+      <w:lvlText w:val="%5."/>
+      <w:lvlJc w:val="left"/>
+      <w:pPr>
+        <w:tabs>
+          <w:tab w:val="num" w:pos="3600"/>
+        </w:tabs>
+        <w:ind w:left="3600" w:hanging="360"/>
+      </w:pPr>
+    </w:lvl>
+    <w:lvl w:ilvl="5" w:tentative="1">
+      <w:start w:val="1"/>
+      <w:numFmt w:val="decimal"/>
+      <w:lvlText w:val="%6."/>
+      <w:lvlJc w:val="left"/>
+      <w:pPr>
+        <w:tabs>
+          <w:tab w:val="num" w:pos="4320"/>
+        </w:tabs>
+        <w:ind w:left="4320" w:hanging="360"/>
+      </w:pPr>
+    </w:lvl>
+    <w:lvl w:ilvl="6" w:tentative="1">
+      <w:start w:val="1"/>
+      <w:numFmt w:val="decimal"/>
+      <w:lvlText w:val="%7."/>
+      <w:lvlJc w:val="left"/>
+      <w:pPr>
+        <w:tabs>
+          <w:tab w:val="num" w:pos="5040"/>
+        </w:tabs>
+        <w:ind w:left="5040" w:hanging="360"/>
+      </w:pPr>
+    </w:lvl>
+    <w:lvl w:ilvl="7" w:tentative="1">
+      <w:start w:val="1"/>
+      <w:numFmt w:val="decimal"/>
+      <w:lvlText w:val="%8."/>
+      <w:lvlJc w:val="left"/>
+      <w:pPr>
+        <w:tabs>
+          <w:tab w:val="num" w:pos="5760"/>
+        </w:tabs>
+        <w:ind w:left="5760" w:hanging="360"/>
+      </w:pPr>
+    </w:lvl>
+    <w:lvl w:ilvl="8" w:tentative="1">
+      <w:start w:val="1"/>
+      <w:numFmt w:val="decimal"/>
+      <w:lvlText w:val="%9."/>
+      <w:lvlJc w:val="left"/>
+      <w:pPr>
+        <w:tabs>
+          <w:tab w:val="num" w:pos="6480"/>
+        </w:tabs>
+        <w:ind w:left="6480" w:hanging="360"/>
+      </w:pPr>
+    </w:lvl>
+  </w:abstractNum>
+  <w:abstractNum w:abstractNumId="29" w15:restartNumberingAfterBreak="0">
+    <w:nsid w:val="48FB0369"/>
+    <w:multiLevelType w:val="multilevel"/>
+    <w:tmpl w:val="0BA638D8"/>
+    <w:lvl w:ilvl="0">
+      <w:start w:val="15"/>
+      <w:numFmt w:val="decimal"/>
+      <w:lvlText w:val="%1."/>
+      <w:lvlJc w:val="left"/>
+      <w:pPr>
+        <w:tabs>
+          <w:tab w:val="num" w:pos="720"/>
+        </w:tabs>
+        <w:ind w:left="720" w:hanging="360"/>
+      </w:pPr>
+    </w:lvl>
+    <w:lvl w:ilvl="1" w:tentative="1">
+      <w:start w:val="1"/>
+      <w:numFmt w:val="decimal"/>
+      <w:lvlText w:val="%2."/>
+      <w:lvlJc w:val="left"/>
+      <w:pPr>
+        <w:tabs>
+          <w:tab w:val="num" w:pos="1440"/>
+        </w:tabs>
+        <w:ind w:left="1440" w:hanging="360"/>
+      </w:pPr>
+    </w:lvl>
+    <w:lvl w:ilvl="2" w:tentative="1">
+      <w:start w:val="1"/>
+      <w:numFmt w:val="decimal"/>
+      <w:lvlText w:val="%3."/>
+      <w:lvlJc w:val="left"/>
+      <w:pPr>
+        <w:tabs>
+          <w:tab w:val="num" w:pos="2160"/>
+        </w:tabs>
+        <w:ind w:left="2160" w:hanging="360"/>
+      </w:pPr>
+    </w:lvl>
+    <w:lvl w:ilvl="3" w:tentative="1">
+      <w:start w:val="1"/>
+      <w:numFmt w:val="decimal"/>
+      <w:lvlText w:val="%4."/>
+      <w:lvlJc w:val="left"/>
+      <w:pPr>
+        <w:tabs>
+          <w:tab w:val="num" w:pos="2880"/>
+        </w:tabs>
+        <w:ind w:left="2880" w:hanging="360"/>
+      </w:pPr>
+    </w:lvl>
+    <w:lvl w:ilvl="4" w:tentative="1">
+      <w:start w:val="1"/>
+      <w:numFmt w:val="decimal"/>
+      <w:lvlText w:val="%5."/>
+      <w:lvlJc w:val="left"/>
+      <w:pPr>
+        <w:tabs>
+          <w:tab w:val="num" w:pos="3600"/>
+        </w:tabs>
+        <w:ind w:left="3600" w:hanging="360"/>
+      </w:pPr>
+    </w:lvl>
+    <w:lvl w:ilvl="5" w:tentative="1">
+      <w:start w:val="1"/>
+      <w:numFmt w:val="decimal"/>
+      <w:lvlText w:val="%6."/>
+      <w:lvlJc w:val="left"/>
+      <w:pPr>
+        <w:tabs>
+          <w:tab w:val="num" w:pos="4320"/>
+        </w:tabs>
+        <w:ind w:left="4320" w:hanging="360"/>
+      </w:pPr>
+    </w:lvl>
+    <w:lvl w:ilvl="6" w:tentative="1">
+      <w:start w:val="1"/>
+      <w:numFmt w:val="decimal"/>
+      <w:lvlText w:val="%7."/>
+      <w:lvlJc w:val="left"/>
+      <w:pPr>
+        <w:tabs>
+          <w:tab w:val="num" w:pos="5040"/>
+        </w:tabs>
+        <w:ind w:left="5040" w:hanging="360"/>
+      </w:pPr>
+    </w:lvl>
+    <w:lvl w:ilvl="7" w:tentative="1">
+      <w:start w:val="1"/>
+      <w:numFmt w:val="decimal"/>
+      <w:lvlText w:val="%8."/>
+      <w:lvlJc w:val="left"/>
+      <w:pPr>
+        <w:tabs>
+          <w:tab w:val="num" w:pos="5760"/>
+        </w:tabs>
+        <w:ind w:left="5760" w:hanging="360"/>
+      </w:pPr>
+    </w:lvl>
+    <w:lvl w:ilvl="8" w:tentative="1">
+      <w:start w:val="1"/>
+      <w:numFmt w:val="decimal"/>
+      <w:lvlText w:val="%9."/>
+      <w:lvlJc w:val="left"/>
+      <w:pPr>
+        <w:tabs>
+          <w:tab w:val="num" w:pos="6480"/>
+        </w:tabs>
+        <w:ind w:left="6480" w:hanging="360"/>
+      </w:pPr>
+    </w:lvl>
+  </w:abstractNum>
+  <w:abstractNum w:abstractNumId="30" w15:restartNumberingAfterBreak="0">
+    <w:nsid w:val="498359E2"/>
+    <w:multiLevelType w:val="multilevel"/>
+    <w:tmpl w:val="FE687BAC"/>
+    <w:lvl w:ilvl="0">
+      <w:start w:val="10"/>
+      <w:numFmt w:val="decimal"/>
+      <w:lvlText w:val="%1."/>
+      <w:lvlJc w:val="left"/>
+      <w:pPr>
+        <w:tabs>
+          <w:tab w:val="num" w:pos="720"/>
+        </w:tabs>
+        <w:ind w:left="720" w:hanging="360"/>
+      </w:pPr>
+    </w:lvl>
+    <w:lvl w:ilvl="1" w:tentative="1">
+      <w:start w:val="1"/>
+      <w:numFmt w:val="decimal"/>
+      <w:lvlText w:val="%2."/>
+      <w:lvlJc w:val="left"/>
+      <w:pPr>
+        <w:tabs>
+          <w:tab w:val="num" w:pos="1440"/>
+        </w:tabs>
+        <w:ind w:left="1440" w:hanging="360"/>
+      </w:pPr>
+    </w:lvl>
+    <w:lvl w:ilvl="2" w:tentative="1">
+      <w:start w:val="1"/>
+      <w:numFmt w:val="decimal"/>
+      <w:lvlText w:val="%3."/>
+      <w:lvlJc w:val="left"/>
+      <w:pPr>
+        <w:tabs>
+          <w:tab w:val="num" w:pos="2160"/>
+        </w:tabs>
+        <w:ind w:left="2160" w:hanging="360"/>
+      </w:pPr>
+    </w:lvl>
+    <w:lvl w:ilvl="3" w:tentative="1">
+      <w:start w:val="1"/>
+      <w:numFmt w:val="decimal"/>
+      <w:lvlText w:val="%4."/>
+      <w:lvlJc w:val="left"/>
+      <w:pPr>
+        <w:tabs>
+          <w:tab w:val="num" w:pos="2880"/>
+        </w:tabs>
+        <w:ind w:left="2880" w:hanging="360"/>
+      </w:pPr>
+    </w:lvl>
+    <w:lvl w:ilvl="4" w:tentative="1">
+      <w:start w:val="1"/>
+      <w:numFmt w:val="decimal"/>
+      <w:lvlText w:val="%5."/>
+      <w:lvlJc w:val="left"/>
+      <w:pPr>
+        <w:tabs>
+          <w:tab w:val="num" w:pos="3600"/>
+        </w:tabs>
+        <w:ind w:left="3600" w:hanging="360"/>
+      </w:pPr>
+    </w:lvl>
+    <w:lvl w:ilvl="5" w:tentative="1">
+      <w:start w:val="1"/>
+      <w:numFmt w:val="decimal"/>
+      <w:lvlText w:val="%6."/>
+      <w:lvlJc w:val="left"/>
+      <w:pPr>
+        <w:tabs>
+          <w:tab w:val="num" w:pos="4320"/>
+        </w:tabs>
+        <w:ind w:left="4320" w:hanging="360"/>
+      </w:pPr>
+    </w:lvl>
+    <w:lvl w:ilvl="6" w:tentative="1">
+      <w:start w:val="1"/>
+      <w:numFmt w:val="decimal"/>
+      <w:lvlText w:val="%7."/>
+      <w:lvlJc w:val="left"/>
+      <w:pPr>
+        <w:tabs>
+          <w:tab w:val="num" w:pos="5040"/>
+        </w:tabs>
+        <w:ind w:left="5040" w:hanging="360"/>
+      </w:pPr>
+    </w:lvl>
+    <w:lvl w:ilvl="7" w:tentative="1">
+      <w:start w:val="1"/>
+      <w:numFmt w:val="decimal"/>
+      <w:lvlText w:val="%8."/>
+      <w:lvlJc w:val="left"/>
+      <w:pPr>
+        <w:tabs>
+          <w:tab w:val="num" w:pos="5760"/>
+        </w:tabs>
+        <w:ind w:left="5760" w:hanging="360"/>
+      </w:pPr>
+    </w:lvl>
+    <w:lvl w:ilvl="8" w:tentative="1">
+      <w:start w:val="1"/>
+      <w:numFmt w:val="decimal"/>
+      <w:lvlText w:val="%9."/>
+      <w:lvlJc w:val="left"/>
+      <w:pPr>
+        <w:tabs>
+          <w:tab w:val="num" w:pos="6480"/>
+        </w:tabs>
+        <w:ind w:left="6480" w:hanging="360"/>
+      </w:pPr>
+    </w:lvl>
+  </w:abstractNum>
+  <w:abstractNum w:abstractNumId="31" w15:restartNumberingAfterBreak="0">
     <w:nsid w:val="4AA72EE1"/>
     <w:multiLevelType w:val="multilevel"/>
     <w:tmpl w:val="3664F7BC"/>
@@ -3265,7 +5665,7 @@
       </w:pPr>
     </w:lvl>
   </w:abstractNum>
-  <w:abstractNum w:abstractNumId="12" w15:restartNumberingAfterBreak="0">
+  <w:abstractNum w:abstractNumId="32" w15:restartNumberingAfterBreak="0">
     <w:nsid w:val="543F33F7"/>
     <w:multiLevelType w:val="multilevel"/>
     <w:tmpl w:val="9216C932"/>
@@ -3378,7 +5778,346 @@
       </w:pPr>
     </w:lvl>
   </w:abstractNum>
-  <w:abstractNum w:abstractNumId="13" w15:restartNumberingAfterBreak="0">
+  <w:abstractNum w:abstractNumId="33" w15:restartNumberingAfterBreak="0">
+    <w:nsid w:val="55E62B35"/>
+    <w:multiLevelType w:val="multilevel"/>
+    <w:tmpl w:val="B560BCD6"/>
+    <w:lvl w:ilvl="0">
+      <w:start w:val="14"/>
+      <w:numFmt w:val="decimal"/>
+      <w:lvlText w:val="%1."/>
+      <w:lvlJc w:val="left"/>
+      <w:pPr>
+        <w:tabs>
+          <w:tab w:val="num" w:pos="720"/>
+        </w:tabs>
+        <w:ind w:left="720" w:hanging="360"/>
+      </w:pPr>
+    </w:lvl>
+    <w:lvl w:ilvl="1" w:tentative="1">
+      <w:start w:val="1"/>
+      <w:numFmt w:val="decimal"/>
+      <w:lvlText w:val="%2."/>
+      <w:lvlJc w:val="left"/>
+      <w:pPr>
+        <w:tabs>
+          <w:tab w:val="num" w:pos="1440"/>
+        </w:tabs>
+        <w:ind w:left="1440" w:hanging="360"/>
+      </w:pPr>
+    </w:lvl>
+    <w:lvl w:ilvl="2" w:tentative="1">
+      <w:start w:val="1"/>
+      <w:numFmt w:val="decimal"/>
+      <w:lvlText w:val="%3."/>
+      <w:lvlJc w:val="left"/>
+      <w:pPr>
+        <w:tabs>
+          <w:tab w:val="num" w:pos="2160"/>
+        </w:tabs>
+        <w:ind w:left="2160" w:hanging="360"/>
+      </w:pPr>
+    </w:lvl>
+    <w:lvl w:ilvl="3" w:tentative="1">
+      <w:start w:val="1"/>
+      <w:numFmt w:val="decimal"/>
+      <w:lvlText w:val="%4."/>
+      <w:lvlJc w:val="left"/>
+      <w:pPr>
+        <w:tabs>
+          <w:tab w:val="num" w:pos="2880"/>
+        </w:tabs>
+        <w:ind w:left="2880" w:hanging="360"/>
+      </w:pPr>
+    </w:lvl>
+    <w:lvl w:ilvl="4" w:tentative="1">
+      <w:start w:val="1"/>
+      <w:numFmt w:val="decimal"/>
+      <w:lvlText w:val="%5."/>
+      <w:lvlJc w:val="left"/>
+      <w:pPr>
+        <w:tabs>
+          <w:tab w:val="num" w:pos="3600"/>
+        </w:tabs>
+        <w:ind w:left="3600" w:hanging="360"/>
+      </w:pPr>
+    </w:lvl>
+    <w:lvl w:ilvl="5" w:tentative="1">
+      <w:start w:val="1"/>
+      <w:numFmt w:val="decimal"/>
+      <w:lvlText w:val="%6."/>
+      <w:lvlJc w:val="left"/>
+      <w:pPr>
+        <w:tabs>
+          <w:tab w:val="num" w:pos="4320"/>
+        </w:tabs>
+        <w:ind w:left="4320" w:hanging="360"/>
+      </w:pPr>
+    </w:lvl>
+    <w:lvl w:ilvl="6" w:tentative="1">
+      <w:start w:val="1"/>
+      <w:numFmt w:val="decimal"/>
+      <w:lvlText w:val="%7."/>
+      <w:lvlJc w:val="left"/>
+      <w:pPr>
+        <w:tabs>
+          <w:tab w:val="num" w:pos="5040"/>
+        </w:tabs>
+        <w:ind w:left="5040" w:hanging="360"/>
+      </w:pPr>
+    </w:lvl>
+    <w:lvl w:ilvl="7" w:tentative="1">
+      <w:start w:val="1"/>
+      <w:numFmt w:val="decimal"/>
+      <w:lvlText w:val="%8."/>
+      <w:lvlJc w:val="left"/>
+      <w:pPr>
+        <w:tabs>
+          <w:tab w:val="num" w:pos="5760"/>
+        </w:tabs>
+        <w:ind w:left="5760" w:hanging="360"/>
+      </w:pPr>
+    </w:lvl>
+    <w:lvl w:ilvl="8" w:tentative="1">
+      <w:start w:val="1"/>
+      <w:numFmt w:val="decimal"/>
+      <w:lvlText w:val="%9."/>
+      <w:lvlJc w:val="left"/>
+      <w:pPr>
+        <w:tabs>
+          <w:tab w:val="num" w:pos="6480"/>
+        </w:tabs>
+        <w:ind w:left="6480" w:hanging="360"/>
+      </w:pPr>
+    </w:lvl>
+  </w:abstractNum>
+  <w:abstractNum w:abstractNumId="34" w15:restartNumberingAfterBreak="0">
+    <w:nsid w:val="56E37B8F"/>
+    <w:multiLevelType w:val="multilevel"/>
+    <w:tmpl w:val="F13293DA"/>
+    <w:lvl w:ilvl="0">
+      <w:start w:val="2"/>
+      <w:numFmt w:val="decimal"/>
+      <w:lvlText w:val="%1."/>
+      <w:lvlJc w:val="left"/>
+      <w:pPr>
+        <w:tabs>
+          <w:tab w:val="num" w:pos="720"/>
+        </w:tabs>
+        <w:ind w:left="720" w:hanging="360"/>
+      </w:pPr>
+    </w:lvl>
+    <w:lvl w:ilvl="1" w:tentative="1">
+      <w:start w:val="1"/>
+      <w:numFmt w:val="decimal"/>
+      <w:lvlText w:val="%2."/>
+      <w:lvlJc w:val="left"/>
+      <w:pPr>
+        <w:tabs>
+          <w:tab w:val="num" w:pos="1440"/>
+        </w:tabs>
+        <w:ind w:left="1440" w:hanging="360"/>
+      </w:pPr>
+    </w:lvl>
+    <w:lvl w:ilvl="2" w:tentative="1">
+      <w:start w:val="1"/>
+      <w:numFmt w:val="decimal"/>
+      <w:lvlText w:val="%3."/>
+      <w:lvlJc w:val="left"/>
+      <w:pPr>
+        <w:tabs>
+          <w:tab w:val="num" w:pos="2160"/>
+        </w:tabs>
+        <w:ind w:left="2160" w:hanging="360"/>
+      </w:pPr>
+    </w:lvl>
+    <w:lvl w:ilvl="3" w:tentative="1">
+      <w:start w:val="1"/>
+      <w:numFmt w:val="decimal"/>
+      <w:lvlText w:val="%4."/>
+      <w:lvlJc w:val="left"/>
+      <w:pPr>
+        <w:tabs>
+          <w:tab w:val="num" w:pos="2880"/>
+        </w:tabs>
+        <w:ind w:left="2880" w:hanging="360"/>
+      </w:pPr>
+    </w:lvl>
+    <w:lvl w:ilvl="4" w:tentative="1">
+      <w:start w:val="1"/>
+      <w:numFmt w:val="decimal"/>
+      <w:lvlText w:val="%5."/>
+      <w:lvlJc w:val="left"/>
+      <w:pPr>
+        <w:tabs>
+          <w:tab w:val="num" w:pos="3600"/>
+        </w:tabs>
+        <w:ind w:left="3600" w:hanging="360"/>
+      </w:pPr>
+    </w:lvl>
+    <w:lvl w:ilvl="5" w:tentative="1">
+      <w:start w:val="1"/>
+      <w:numFmt w:val="decimal"/>
+      <w:lvlText w:val="%6."/>
+      <w:lvlJc w:val="left"/>
+      <w:pPr>
+        <w:tabs>
+          <w:tab w:val="num" w:pos="4320"/>
+        </w:tabs>
+        <w:ind w:left="4320" w:hanging="360"/>
+      </w:pPr>
+    </w:lvl>
+    <w:lvl w:ilvl="6" w:tentative="1">
+      <w:start w:val="1"/>
+      <w:numFmt w:val="decimal"/>
+      <w:lvlText w:val="%7."/>
+      <w:lvlJc w:val="left"/>
+      <w:pPr>
+        <w:tabs>
+          <w:tab w:val="num" w:pos="5040"/>
+        </w:tabs>
+        <w:ind w:left="5040" w:hanging="360"/>
+      </w:pPr>
+    </w:lvl>
+    <w:lvl w:ilvl="7" w:tentative="1">
+      <w:start w:val="1"/>
+      <w:numFmt w:val="decimal"/>
+      <w:lvlText w:val="%8."/>
+      <w:lvlJc w:val="left"/>
+      <w:pPr>
+        <w:tabs>
+          <w:tab w:val="num" w:pos="5760"/>
+        </w:tabs>
+        <w:ind w:left="5760" w:hanging="360"/>
+      </w:pPr>
+    </w:lvl>
+    <w:lvl w:ilvl="8" w:tentative="1">
+      <w:start w:val="1"/>
+      <w:numFmt w:val="decimal"/>
+      <w:lvlText w:val="%9."/>
+      <w:lvlJc w:val="left"/>
+      <w:pPr>
+        <w:tabs>
+          <w:tab w:val="num" w:pos="6480"/>
+        </w:tabs>
+        <w:ind w:left="6480" w:hanging="360"/>
+      </w:pPr>
+    </w:lvl>
+  </w:abstractNum>
+  <w:abstractNum w:abstractNumId="35" w15:restartNumberingAfterBreak="0">
+    <w:nsid w:val="5A7E5085"/>
+    <w:multiLevelType w:val="multilevel"/>
+    <w:tmpl w:val="92706A8C"/>
+    <w:lvl w:ilvl="0">
+      <w:start w:val="1"/>
+      <w:numFmt w:val="decimal"/>
+      <w:lvlText w:val="%1."/>
+      <w:lvlJc w:val="left"/>
+      <w:pPr>
+        <w:tabs>
+          <w:tab w:val="num" w:pos="720"/>
+        </w:tabs>
+        <w:ind w:left="720" w:hanging="360"/>
+      </w:pPr>
+    </w:lvl>
+    <w:lvl w:ilvl="1" w:tentative="1">
+      <w:start w:val="1"/>
+      <w:numFmt w:val="decimal"/>
+      <w:lvlText w:val="%2."/>
+      <w:lvlJc w:val="left"/>
+      <w:pPr>
+        <w:tabs>
+          <w:tab w:val="num" w:pos="1440"/>
+        </w:tabs>
+        <w:ind w:left="1440" w:hanging="360"/>
+      </w:pPr>
+    </w:lvl>
+    <w:lvl w:ilvl="2" w:tentative="1">
+      <w:start w:val="1"/>
+      <w:numFmt w:val="decimal"/>
+      <w:lvlText w:val="%3."/>
+      <w:lvlJc w:val="left"/>
+      <w:pPr>
+        <w:tabs>
+          <w:tab w:val="num" w:pos="2160"/>
+        </w:tabs>
+        <w:ind w:left="2160" w:hanging="360"/>
+      </w:pPr>
+    </w:lvl>
+    <w:lvl w:ilvl="3" w:tentative="1">
+      <w:start w:val="1"/>
+      <w:numFmt w:val="decimal"/>
+      <w:lvlText w:val="%4."/>
+      <w:lvlJc w:val="left"/>
+      <w:pPr>
+        <w:tabs>
+          <w:tab w:val="num" w:pos="2880"/>
+        </w:tabs>
+        <w:ind w:left="2880" w:hanging="360"/>
+      </w:pPr>
+    </w:lvl>
+    <w:lvl w:ilvl="4" w:tentative="1">
+      <w:start w:val="1"/>
+      <w:numFmt w:val="decimal"/>
+      <w:lvlText w:val="%5."/>
+      <w:lvlJc w:val="left"/>
+      <w:pPr>
+        <w:tabs>
+          <w:tab w:val="num" w:pos="3600"/>
+        </w:tabs>
+        <w:ind w:left="3600" w:hanging="360"/>
+      </w:pPr>
+    </w:lvl>
+    <w:lvl w:ilvl="5" w:tentative="1">
+      <w:start w:val="1"/>
+      <w:numFmt w:val="decimal"/>
+      <w:lvlText w:val="%6."/>
+      <w:lvlJc w:val="left"/>
+      <w:pPr>
+        <w:tabs>
+          <w:tab w:val="num" w:pos="4320"/>
+        </w:tabs>
+        <w:ind w:left="4320" w:hanging="360"/>
+      </w:pPr>
+    </w:lvl>
+    <w:lvl w:ilvl="6" w:tentative="1">
+      <w:start w:val="1"/>
+      <w:numFmt w:val="decimal"/>
+      <w:lvlText w:val="%7."/>
+      <w:lvlJc w:val="left"/>
+      <w:pPr>
+        <w:tabs>
+          <w:tab w:val="num" w:pos="5040"/>
+        </w:tabs>
+        <w:ind w:left="5040" w:hanging="360"/>
+      </w:pPr>
+    </w:lvl>
+    <w:lvl w:ilvl="7" w:tentative="1">
+      <w:start w:val="1"/>
+      <w:numFmt w:val="decimal"/>
+      <w:lvlText w:val="%8."/>
+      <w:lvlJc w:val="left"/>
+      <w:pPr>
+        <w:tabs>
+          <w:tab w:val="num" w:pos="5760"/>
+        </w:tabs>
+        <w:ind w:left="5760" w:hanging="360"/>
+      </w:pPr>
+    </w:lvl>
+    <w:lvl w:ilvl="8" w:tentative="1">
+      <w:start w:val="1"/>
+      <w:numFmt w:val="decimal"/>
+      <w:lvlText w:val="%9."/>
+      <w:lvlJc w:val="left"/>
+      <w:pPr>
+        <w:tabs>
+          <w:tab w:val="num" w:pos="6480"/>
+        </w:tabs>
+        <w:ind w:left="6480" w:hanging="360"/>
+      </w:pPr>
+    </w:lvl>
+  </w:abstractNum>
+  <w:abstractNum w:abstractNumId="36" w15:restartNumberingAfterBreak="0">
     <w:nsid w:val="5B522E5A"/>
     <w:multiLevelType w:val="multilevel"/>
     <w:tmpl w:val="BE74D91E"/>
@@ -3491,7 +6230,120 @@
       </w:pPr>
     </w:lvl>
   </w:abstractNum>
-  <w:abstractNum w:abstractNumId="14" w15:restartNumberingAfterBreak="0">
+  <w:abstractNum w:abstractNumId="37" w15:restartNumberingAfterBreak="0">
+    <w:nsid w:val="654F5787"/>
+    <w:multiLevelType w:val="multilevel"/>
+    <w:tmpl w:val="37B4820C"/>
+    <w:lvl w:ilvl="0">
+      <w:start w:val="4"/>
+      <w:numFmt w:val="decimal"/>
+      <w:lvlText w:val="%1."/>
+      <w:lvlJc w:val="left"/>
+      <w:pPr>
+        <w:tabs>
+          <w:tab w:val="num" w:pos="720"/>
+        </w:tabs>
+        <w:ind w:left="720" w:hanging="360"/>
+      </w:pPr>
+    </w:lvl>
+    <w:lvl w:ilvl="1" w:tentative="1">
+      <w:start w:val="1"/>
+      <w:numFmt w:val="decimal"/>
+      <w:lvlText w:val="%2."/>
+      <w:lvlJc w:val="left"/>
+      <w:pPr>
+        <w:tabs>
+          <w:tab w:val="num" w:pos="1440"/>
+        </w:tabs>
+        <w:ind w:left="1440" w:hanging="360"/>
+      </w:pPr>
+    </w:lvl>
+    <w:lvl w:ilvl="2" w:tentative="1">
+      <w:start w:val="1"/>
+      <w:numFmt w:val="decimal"/>
+      <w:lvlText w:val="%3."/>
+      <w:lvlJc w:val="left"/>
+      <w:pPr>
+        <w:tabs>
+          <w:tab w:val="num" w:pos="2160"/>
+        </w:tabs>
+        <w:ind w:left="2160" w:hanging="360"/>
+      </w:pPr>
+    </w:lvl>
+    <w:lvl w:ilvl="3" w:tentative="1">
+      <w:start w:val="1"/>
+      <w:numFmt w:val="decimal"/>
+      <w:lvlText w:val="%4."/>
+      <w:lvlJc w:val="left"/>
+      <w:pPr>
+        <w:tabs>
+          <w:tab w:val="num" w:pos="2880"/>
+        </w:tabs>
+        <w:ind w:left="2880" w:hanging="360"/>
+      </w:pPr>
+    </w:lvl>
+    <w:lvl w:ilvl="4" w:tentative="1">
+      <w:start w:val="1"/>
+      <w:numFmt w:val="decimal"/>
+      <w:lvlText w:val="%5."/>
+      <w:lvlJc w:val="left"/>
+      <w:pPr>
+        <w:tabs>
+          <w:tab w:val="num" w:pos="3600"/>
+        </w:tabs>
+        <w:ind w:left="3600" w:hanging="360"/>
+      </w:pPr>
+    </w:lvl>
+    <w:lvl w:ilvl="5" w:tentative="1">
+      <w:start w:val="1"/>
+      <w:numFmt w:val="decimal"/>
+      <w:lvlText w:val="%6."/>
+      <w:lvlJc w:val="left"/>
+      <w:pPr>
+        <w:tabs>
+          <w:tab w:val="num" w:pos="4320"/>
+        </w:tabs>
+        <w:ind w:left="4320" w:hanging="360"/>
+      </w:pPr>
+    </w:lvl>
+    <w:lvl w:ilvl="6" w:tentative="1">
+      <w:start w:val="1"/>
+      <w:numFmt w:val="decimal"/>
+      <w:lvlText w:val="%7."/>
+      <w:lvlJc w:val="left"/>
+      <w:pPr>
+        <w:tabs>
+          <w:tab w:val="num" w:pos="5040"/>
+        </w:tabs>
+        <w:ind w:left="5040" w:hanging="360"/>
+      </w:pPr>
+    </w:lvl>
+    <w:lvl w:ilvl="7" w:tentative="1">
+      <w:start w:val="1"/>
+      <w:numFmt w:val="decimal"/>
+      <w:lvlText w:val="%8."/>
+      <w:lvlJc w:val="left"/>
+      <w:pPr>
+        <w:tabs>
+          <w:tab w:val="num" w:pos="5760"/>
+        </w:tabs>
+        <w:ind w:left="5760" w:hanging="360"/>
+      </w:pPr>
+    </w:lvl>
+    <w:lvl w:ilvl="8" w:tentative="1">
+      <w:start w:val="1"/>
+      <w:numFmt w:val="decimal"/>
+      <w:lvlText w:val="%9."/>
+      <w:lvlJc w:val="left"/>
+      <w:pPr>
+        <w:tabs>
+          <w:tab w:val="num" w:pos="6480"/>
+        </w:tabs>
+        <w:ind w:left="6480" w:hanging="360"/>
+      </w:pPr>
+    </w:lvl>
+  </w:abstractNum>
+  <w:abstractNum w:abstractNumId="38" w15:restartNumberingAfterBreak="0">
     <w:nsid w:val="67381424"/>
     <w:multiLevelType w:val="multilevel"/>
     <w:tmpl w:val="ABA20D80"/>
@@ -3604,50 +6456,818 @@
       </w:pPr>
     </w:lvl>
   </w:abstractNum>
+  <w:abstractNum w:abstractNumId="39" w15:restartNumberingAfterBreak="0">
+    <w:nsid w:val="67B01341"/>
+    <w:multiLevelType w:val="multilevel"/>
+    <w:tmpl w:val="AA6EEBB2"/>
+    <w:lvl w:ilvl="0">
+      <w:start w:val="9"/>
+      <w:numFmt w:val="decimal"/>
+      <w:lvlText w:val="%1."/>
+      <w:lvlJc w:val="left"/>
+      <w:pPr>
+        <w:tabs>
+          <w:tab w:val="num" w:pos="720"/>
+        </w:tabs>
+        <w:ind w:left="720" w:hanging="360"/>
+      </w:pPr>
+    </w:lvl>
+    <w:lvl w:ilvl="1" w:tentative="1">
+      <w:start w:val="1"/>
+      <w:numFmt w:val="decimal"/>
+      <w:lvlText w:val="%2."/>
+      <w:lvlJc w:val="left"/>
+      <w:pPr>
+        <w:tabs>
+          <w:tab w:val="num" w:pos="1440"/>
+        </w:tabs>
+        <w:ind w:left="1440" w:hanging="360"/>
+      </w:pPr>
+    </w:lvl>
+    <w:lvl w:ilvl="2" w:tentative="1">
+      <w:start w:val="1"/>
+      <w:numFmt w:val="decimal"/>
+      <w:lvlText w:val="%3."/>
+      <w:lvlJc w:val="left"/>
+      <w:pPr>
+        <w:tabs>
+          <w:tab w:val="num" w:pos="2160"/>
+        </w:tabs>
+        <w:ind w:left="2160" w:hanging="360"/>
+      </w:pPr>
+    </w:lvl>
+    <w:lvl w:ilvl="3" w:tentative="1">
+      <w:start w:val="1"/>
+      <w:numFmt w:val="decimal"/>
+      <w:lvlText w:val="%4."/>
+      <w:lvlJc w:val="left"/>
+      <w:pPr>
+        <w:tabs>
+          <w:tab w:val="num" w:pos="2880"/>
+        </w:tabs>
+        <w:ind w:left="2880" w:hanging="360"/>
+      </w:pPr>
+    </w:lvl>
+    <w:lvl w:ilvl="4" w:tentative="1">
+      <w:start w:val="1"/>
+      <w:numFmt w:val="decimal"/>
+      <w:lvlText w:val="%5."/>
+      <w:lvlJc w:val="left"/>
+      <w:pPr>
+        <w:tabs>
+          <w:tab w:val="num" w:pos="3600"/>
+        </w:tabs>
+        <w:ind w:left="3600" w:hanging="360"/>
+      </w:pPr>
+    </w:lvl>
+    <w:lvl w:ilvl="5" w:tentative="1">
+      <w:start w:val="1"/>
+      <w:numFmt w:val="decimal"/>
+      <w:lvlText w:val="%6."/>
+      <w:lvlJc w:val="left"/>
+      <w:pPr>
+        <w:tabs>
+          <w:tab w:val="num" w:pos="4320"/>
+        </w:tabs>
+        <w:ind w:left="4320" w:hanging="360"/>
+      </w:pPr>
+    </w:lvl>
+    <w:lvl w:ilvl="6" w:tentative="1">
+      <w:start w:val="1"/>
+      <w:numFmt w:val="decimal"/>
+      <w:lvlText w:val="%7."/>
+      <w:lvlJc w:val="left"/>
+      <w:pPr>
+        <w:tabs>
+          <w:tab w:val="num" w:pos="5040"/>
+        </w:tabs>
+        <w:ind w:left="5040" w:hanging="360"/>
+      </w:pPr>
+    </w:lvl>
+    <w:lvl w:ilvl="7" w:tentative="1">
+      <w:start w:val="1"/>
+      <w:numFmt w:val="decimal"/>
+      <w:lvlText w:val="%8."/>
+      <w:lvlJc w:val="left"/>
+      <w:pPr>
+        <w:tabs>
+          <w:tab w:val="num" w:pos="5760"/>
+        </w:tabs>
+        <w:ind w:left="5760" w:hanging="360"/>
+      </w:pPr>
+    </w:lvl>
+    <w:lvl w:ilvl="8" w:tentative="1">
+      <w:start w:val="1"/>
+      <w:numFmt w:val="decimal"/>
+      <w:lvlText w:val="%9."/>
+      <w:lvlJc w:val="left"/>
+      <w:pPr>
+        <w:tabs>
+          <w:tab w:val="num" w:pos="6480"/>
+        </w:tabs>
+        <w:ind w:left="6480" w:hanging="360"/>
+      </w:pPr>
+    </w:lvl>
+  </w:abstractNum>
+  <w:abstractNum w:abstractNumId="40" w15:restartNumberingAfterBreak="0">
+    <w:nsid w:val="6E4107CC"/>
+    <w:multiLevelType w:val="multilevel"/>
+    <w:tmpl w:val="B0BEE2C2"/>
+    <w:lvl w:ilvl="0">
+      <w:start w:val="3"/>
+      <w:numFmt w:val="decimal"/>
+      <w:lvlText w:val="%1."/>
+      <w:lvlJc w:val="left"/>
+      <w:pPr>
+        <w:tabs>
+          <w:tab w:val="num" w:pos="720"/>
+        </w:tabs>
+        <w:ind w:left="720" w:hanging="360"/>
+      </w:pPr>
+    </w:lvl>
+    <w:lvl w:ilvl="1" w:tentative="1">
+      <w:start w:val="1"/>
+      <w:numFmt w:val="decimal"/>
+      <w:lvlText w:val="%2."/>
+      <w:lvlJc w:val="left"/>
+      <w:pPr>
+        <w:tabs>
+          <w:tab w:val="num" w:pos="1440"/>
+        </w:tabs>
+        <w:ind w:left="1440" w:hanging="360"/>
+      </w:pPr>
+    </w:lvl>
+    <w:lvl w:ilvl="2" w:tentative="1">
+      <w:start w:val="1"/>
+      <w:numFmt w:val="decimal"/>
+      <w:lvlText w:val="%3."/>
+      <w:lvlJc w:val="left"/>
+      <w:pPr>
+        <w:tabs>
+          <w:tab w:val="num" w:pos="2160"/>
+        </w:tabs>
+        <w:ind w:left="2160" w:hanging="360"/>
+      </w:pPr>
+    </w:lvl>
+    <w:lvl w:ilvl="3" w:tentative="1">
+      <w:start w:val="1"/>
+      <w:numFmt w:val="decimal"/>
+      <w:lvlText w:val="%4."/>
+      <w:lvlJc w:val="left"/>
+      <w:pPr>
+        <w:tabs>
+          <w:tab w:val="num" w:pos="2880"/>
+        </w:tabs>
+        <w:ind w:left="2880" w:hanging="360"/>
+      </w:pPr>
+    </w:lvl>
+    <w:lvl w:ilvl="4" w:tentative="1">
+      <w:start w:val="1"/>
+      <w:numFmt w:val="decimal"/>
+      <w:lvlText w:val="%5."/>
+      <w:lvlJc w:val="left"/>
+      <w:pPr>
+        <w:tabs>
+          <w:tab w:val="num" w:pos="3600"/>
+        </w:tabs>
+        <w:ind w:left="3600" w:hanging="360"/>
+      </w:pPr>
+    </w:lvl>
+    <w:lvl w:ilvl="5" w:tentative="1">
+      <w:start w:val="1"/>
+      <w:numFmt w:val="decimal"/>
+      <w:lvlText w:val="%6."/>
+      <w:lvlJc w:val="left"/>
+      <w:pPr>
+        <w:tabs>
+          <w:tab w:val="num" w:pos="4320"/>
+        </w:tabs>
+        <w:ind w:left="4320" w:hanging="360"/>
+      </w:pPr>
+    </w:lvl>
+    <w:lvl w:ilvl="6" w:tentative="1">
+      <w:start w:val="1"/>
+      <w:numFmt w:val="decimal"/>
+      <w:lvlText w:val="%7."/>
+      <w:lvlJc w:val="left"/>
+      <w:pPr>
+        <w:tabs>
+          <w:tab w:val="num" w:pos="5040"/>
+        </w:tabs>
+        <w:ind w:left="5040" w:hanging="360"/>
+      </w:pPr>
+    </w:lvl>
+    <w:lvl w:ilvl="7" w:tentative="1">
+      <w:start w:val="1"/>
+      <w:numFmt w:val="decimal"/>
+      <w:lvlText w:val="%8."/>
+      <w:lvlJc w:val="left"/>
+      <w:pPr>
+        <w:tabs>
+          <w:tab w:val="num" w:pos="5760"/>
+        </w:tabs>
+        <w:ind w:left="5760" w:hanging="360"/>
+      </w:pPr>
+    </w:lvl>
+    <w:lvl w:ilvl="8" w:tentative="1">
+      <w:start w:val="1"/>
+      <w:numFmt w:val="decimal"/>
+      <w:lvlText w:val="%9."/>
+      <w:lvlJc w:val="left"/>
+      <w:pPr>
+        <w:tabs>
+          <w:tab w:val="num" w:pos="6480"/>
+        </w:tabs>
+        <w:ind w:left="6480" w:hanging="360"/>
+      </w:pPr>
+    </w:lvl>
+  </w:abstractNum>
+  <w:abstractNum w:abstractNumId="41" w15:restartNumberingAfterBreak="0">
+    <w:nsid w:val="7190626B"/>
+    <w:multiLevelType w:val="multilevel"/>
+    <w:tmpl w:val="E62CA4EE"/>
+    <w:lvl w:ilvl="0">
+      <w:start w:val="11"/>
+      <w:numFmt w:val="decimal"/>
+      <w:lvlText w:val="%1."/>
+      <w:lvlJc w:val="left"/>
+      <w:pPr>
+        <w:tabs>
+          <w:tab w:val="num" w:pos="720"/>
+        </w:tabs>
+        <w:ind w:left="720" w:hanging="360"/>
+      </w:pPr>
+    </w:lvl>
+    <w:lvl w:ilvl="1" w:tentative="1">
+      <w:start w:val="1"/>
+      <w:numFmt w:val="decimal"/>
+      <w:lvlText w:val="%2."/>
+      <w:lvlJc w:val="left"/>
+      <w:pPr>
+        <w:tabs>
+          <w:tab w:val="num" w:pos="1440"/>
+        </w:tabs>
+        <w:ind w:left="1440" w:hanging="360"/>
+      </w:pPr>
+    </w:lvl>
+    <w:lvl w:ilvl="2" w:tentative="1">
+      <w:start w:val="1"/>
+      <w:numFmt w:val="decimal"/>
+      <w:lvlText w:val="%3."/>
+      <w:lvlJc w:val="left"/>
+      <w:pPr>
+        <w:tabs>
+          <w:tab w:val="num" w:pos="2160"/>
+        </w:tabs>
+        <w:ind w:left="2160" w:hanging="360"/>
+      </w:pPr>
+    </w:lvl>
+    <w:lvl w:ilvl="3" w:tentative="1">
+      <w:start w:val="1"/>
+      <w:numFmt w:val="decimal"/>
+      <w:lvlText w:val="%4."/>
+      <w:lvlJc w:val="left"/>
+      <w:pPr>
+        <w:tabs>
+          <w:tab w:val="num" w:pos="2880"/>
+        </w:tabs>
+        <w:ind w:left="2880" w:hanging="360"/>
+      </w:pPr>
+    </w:lvl>
+    <w:lvl w:ilvl="4" w:tentative="1">
+      <w:start w:val="1"/>
+      <w:numFmt w:val="decimal"/>
+      <w:lvlText w:val="%5."/>
+      <w:lvlJc w:val="left"/>
+      <w:pPr>
+        <w:tabs>
+          <w:tab w:val="num" w:pos="3600"/>
+        </w:tabs>
+        <w:ind w:left="3600" w:hanging="360"/>
+      </w:pPr>
+    </w:lvl>
+    <w:lvl w:ilvl="5" w:tentative="1">
+      <w:start w:val="1"/>
+      <w:numFmt w:val="decimal"/>
+      <w:lvlText w:val="%6."/>
+      <w:lvlJc w:val="left"/>
+      <w:pPr>
+        <w:tabs>
+          <w:tab w:val="num" w:pos="4320"/>
+        </w:tabs>
+        <w:ind w:left="4320" w:hanging="360"/>
+      </w:pPr>
+    </w:lvl>
+    <w:lvl w:ilvl="6" w:tentative="1">
+      <w:start w:val="1"/>
+      <w:numFmt w:val="decimal"/>
+      <w:lvlText w:val="%7."/>
+      <w:lvlJc w:val="left"/>
+      <w:pPr>
+        <w:tabs>
+          <w:tab w:val="num" w:pos="5040"/>
+        </w:tabs>
+        <w:ind w:left="5040" w:hanging="360"/>
+      </w:pPr>
+    </w:lvl>
+    <w:lvl w:ilvl="7" w:tentative="1">
+      <w:start w:val="1"/>
+      <w:numFmt w:val="decimal"/>
+      <w:lvlText w:val="%8."/>
+      <w:lvlJc w:val="left"/>
+      <w:pPr>
+        <w:tabs>
+          <w:tab w:val="num" w:pos="5760"/>
+        </w:tabs>
+        <w:ind w:left="5760" w:hanging="360"/>
+      </w:pPr>
+    </w:lvl>
+    <w:lvl w:ilvl="8" w:tentative="1">
+      <w:start w:val="1"/>
+      <w:numFmt w:val="decimal"/>
+      <w:lvlText w:val="%9."/>
+      <w:lvlJc w:val="left"/>
+      <w:pPr>
+        <w:tabs>
+          <w:tab w:val="num" w:pos="6480"/>
+        </w:tabs>
+        <w:ind w:left="6480" w:hanging="360"/>
+      </w:pPr>
+    </w:lvl>
+  </w:abstractNum>
+  <w:abstractNum w:abstractNumId="42" w15:restartNumberingAfterBreak="0">
+    <w:nsid w:val="77123C73"/>
+    <w:multiLevelType w:val="multilevel"/>
+    <w:tmpl w:val="8D463E12"/>
+    <w:lvl w:ilvl="0">
+      <w:start w:val="7"/>
+      <w:numFmt w:val="decimal"/>
+      <w:lvlText w:val="%1."/>
+      <w:lvlJc w:val="left"/>
+      <w:pPr>
+        <w:tabs>
+          <w:tab w:val="num" w:pos="720"/>
+        </w:tabs>
+        <w:ind w:left="720" w:hanging="360"/>
+      </w:pPr>
+    </w:lvl>
+    <w:lvl w:ilvl="1" w:tentative="1">
+      <w:start w:val="1"/>
+      <w:numFmt w:val="decimal"/>
+      <w:lvlText w:val="%2."/>
+      <w:lvlJc w:val="left"/>
+      <w:pPr>
+        <w:tabs>
+          <w:tab w:val="num" w:pos="1440"/>
+        </w:tabs>
+        <w:ind w:left="1440" w:hanging="360"/>
+      </w:pPr>
+    </w:lvl>
+    <w:lvl w:ilvl="2" w:tentative="1">
+      <w:start w:val="1"/>
+      <w:numFmt w:val="decimal"/>
+      <w:lvlText w:val="%3."/>
+      <w:lvlJc w:val="left"/>
+      <w:pPr>
+        <w:tabs>
+          <w:tab w:val="num" w:pos="2160"/>
+        </w:tabs>
+        <w:ind w:left="2160" w:hanging="360"/>
+      </w:pPr>
+    </w:lvl>
+    <w:lvl w:ilvl="3" w:tentative="1">
+      <w:start w:val="1"/>
+      <w:numFmt w:val="decimal"/>
+      <w:lvlText w:val="%4."/>
+      <w:lvlJc w:val="left"/>
+      <w:pPr>
+        <w:tabs>
+          <w:tab w:val="num" w:pos="2880"/>
+        </w:tabs>
+        <w:ind w:left="2880" w:hanging="360"/>
+      </w:pPr>
+    </w:lvl>
+    <w:lvl w:ilvl="4" w:tentative="1">
+      <w:start w:val="1"/>
+      <w:numFmt w:val="decimal"/>
+      <w:lvlText w:val="%5."/>
+      <w:lvlJc w:val="left"/>
+      <w:pPr>
+        <w:tabs>
+          <w:tab w:val="num" w:pos="3600"/>
+        </w:tabs>
+        <w:ind w:left="3600" w:hanging="360"/>
+      </w:pPr>
+    </w:lvl>
+    <w:lvl w:ilvl="5" w:tentative="1">
+      <w:start w:val="1"/>
+      <w:numFmt w:val="decimal"/>
+      <w:lvlText w:val="%6."/>
+      <w:lvlJc w:val="left"/>
+      <w:pPr>
+        <w:tabs>
+          <w:tab w:val="num" w:pos="4320"/>
+        </w:tabs>
+        <w:ind w:left="4320" w:hanging="360"/>
+      </w:pPr>
+    </w:lvl>
+    <w:lvl w:ilvl="6" w:tentative="1">
+      <w:start w:val="1"/>
+      <w:numFmt w:val="decimal"/>
+      <w:lvlText w:val="%7."/>
+      <w:lvlJc w:val="left"/>
+      <w:pPr>
+        <w:tabs>
+          <w:tab w:val="num" w:pos="5040"/>
+        </w:tabs>
+        <w:ind w:left="5040" w:hanging="360"/>
+      </w:pPr>
+    </w:lvl>
+    <w:lvl w:ilvl="7" w:tentative="1">
+      <w:start w:val="1"/>
+      <w:numFmt w:val="decimal"/>
+      <w:lvlText w:val="%8."/>
+      <w:lvlJc w:val="left"/>
+      <w:pPr>
+        <w:tabs>
+          <w:tab w:val="num" w:pos="5760"/>
+        </w:tabs>
+        <w:ind w:left="5760" w:hanging="360"/>
+      </w:pPr>
+    </w:lvl>
+    <w:lvl w:ilvl="8" w:tentative="1">
+      <w:start w:val="1"/>
+      <w:numFmt w:val="decimal"/>
+      <w:lvlText w:val="%9."/>
+      <w:lvlJc w:val="left"/>
+      <w:pPr>
+        <w:tabs>
+          <w:tab w:val="num" w:pos="6480"/>
+        </w:tabs>
+        <w:ind w:left="6480" w:hanging="360"/>
+      </w:pPr>
+    </w:lvl>
+  </w:abstractNum>
+  <w:abstractNum w:abstractNumId="43" w15:restartNumberingAfterBreak="0">
+    <w:nsid w:val="77AC510F"/>
+    <w:multiLevelType w:val="multilevel"/>
+    <w:tmpl w:val="E49AA0CC"/>
+    <w:lvl w:ilvl="0">
+      <w:start w:val="6"/>
+      <w:numFmt w:val="decimal"/>
+      <w:lvlText w:val="%1."/>
+      <w:lvlJc w:val="left"/>
+      <w:pPr>
+        <w:tabs>
+          <w:tab w:val="num" w:pos="720"/>
+        </w:tabs>
+        <w:ind w:left="720" w:hanging="360"/>
+      </w:pPr>
+    </w:lvl>
+    <w:lvl w:ilvl="1" w:tentative="1">
+      <w:start w:val="1"/>
+      <w:numFmt w:val="decimal"/>
+      <w:lvlText w:val="%2."/>
+      <w:lvlJc w:val="left"/>
+      <w:pPr>
+        <w:tabs>
+          <w:tab w:val="num" w:pos="1440"/>
+        </w:tabs>
+        <w:ind w:left="1440" w:hanging="360"/>
+      </w:pPr>
+    </w:lvl>
+    <w:lvl w:ilvl="2" w:tentative="1">
+      <w:start w:val="1"/>
+      <w:numFmt w:val="decimal"/>
+      <w:lvlText w:val="%3."/>
+      <w:lvlJc w:val="left"/>
+      <w:pPr>
+        <w:tabs>
+          <w:tab w:val="num" w:pos="2160"/>
+        </w:tabs>
+        <w:ind w:left="2160" w:hanging="360"/>
+      </w:pPr>
+    </w:lvl>
+    <w:lvl w:ilvl="3" w:tentative="1">
+      <w:start w:val="1"/>
+      <w:numFmt w:val="decimal"/>
+      <w:lvlText w:val="%4."/>
+      <w:lvlJc w:val="left"/>
+      <w:pPr>
+        <w:tabs>
+          <w:tab w:val="num" w:pos="2880"/>
+        </w:tabs>
+        <w:ind w:left="2880" w:hanging="360"/>
+      </w:pPr>
+    </w:lvl>
+    <w:lvl w:ilvl="4" w:tentative="1">
+      <w:start w:val="1"/>
+      <w:numFmt w:val="decimal"/>
+      <w:lvlText w:val="%5."/>
+      <w:lvlJc w:val="left"/>
+      <w:pPr>
+        <w:tabs>
+          <w:tab w:val="num" w:pos="3600"/>
+        </w:tabs>
+        <w:ind w:left="3600" w:hanging="360"/>
+      </w:pPr>
+    </w:lvl>
+    <w:lvl w:ilvl="5" w:tentative="1">
+      <w:start w:val="1"/>
+      <w:numFmt w:val="decimal"/>
+      <w:lvlText w:val="%6."/>
+      <w:lvlJc w:val="left"/>
+      <w:pPr>
+        <w:tabs>
+          <w:tab w:val="num" w:pos="4320"/>
+        </w:tabs>
+        <w:ind w:left="4320" w:hanging="360"/>
+      </w:pPr>
+    </w:lvl>
+    <w:lvl w:ilvl="6" w:tentative="1">
+      <w:start w:val="1"/>
+      <w:numFmt w:val="decimal"/>
+      <w:lvlText w:val="%7."/>
+      <w:lvlJc w:val="left"/>
+      <w:pPr>
+        <w:tabs>
+          <w:tab w:val="num" w:pos="5040"/>
+        </w:tabs>
+        <w:ind w:left="5040" w:hanging="360"/>
+      </w:pPr>
+    </w:lvl>
+    <w:lvl w:ilvl="7" w:tentative="1">
+      <w:start w:val="1"/>
+      <w:numFmt w:val="decimal"/>
+      <w:lvlText w:val="%8."/>
+      <w:lvlJc w:val="left"/>
+      <w:pPr>
+        <w:tabs>
+          <w:tab w:val="num" w:pos="5760"/>
+        </w:tabs>
+        <w:ind w:left="5760" w:hanging="360"/>
+      </w:pPr>
+    </w:lvl>
+    <w:lvl w:ilvl="8" w:tentative="1">
+      <w:start w:val="1"/>
+      <w:numFmt w:val="decimal"/>
+      <w:lvlText w:val="%9."/>
+      <w:lvlJc w:val="left"/>
+      <w:pPr>
+        <w:tabs>
+          <w:tab w:val="num" w:pos="6480"/>
+        </w:tabs>
+        <w:ind w:left="6480" w:hanging="360"/>
+      </w:pPr>
+    </w:lvl>
+  </w:abstractNum>
+  <w:abstractNum w:abstractNumId="44" w15:restartNumberingAfterBreak="0">
+    <w:nsid w:val="7BEF62EB"/>
+    <w:multiLevelType w:val="multilevel"/>
+    <w:tmpl w:val="1B141500"/>
+    <w:lvl w:ilvl="0">
+      <w:start w:val="13"/>
+      <w:numFmt w:val="decimal"/>
+      <w:lvlText w:val="%1."/>
+      <w:lvlJc w:val="left"/>
+      <w:pPr>
+        <w:tabs>
+          <w:tab w:val="num" w:pos="720"/>
+        </w:tabs>
+        <w:ind w:left="720" w:hanging="360"/>
+      </w:pPr>
+    </w:lvl>
+    <w:lvl w:ilvl="1" w:tentative="1">
+      <w:start w:val="1"/>
+      <w:numFmt w:val="decimal"/>
+      <w:lvlText w:val="%2."/>
+      <w:lvlJc w:val="left"/>
+      <w:pPr>
+        <w:tabs>
+          <w:tab w:val="num" w:pos="1440"/>
+        </w:tabs>
+        <w:ind w:left="1440" w:hanging="360"/>
+      </w:pPr>
+    </w:lvl>
+    <w:lvl w:ilvl="2" w:tentative="1">
+      <w:start w:val="1"/>
+      <w:numFmt w:val="decimal"/>
+      <w:lvlText w:val="%3."/>
+      <w:lvlJc w:val="left"/>
+      <w:pPr>
+        <w:tabs>
+          <w:tab w:val="num" w:pos="2160"/>
+        </w:tabs>
+        <w:ind w:left="2160" w:hanging="360"/>
+      </w:pPr>
+    </w:lvl>
+    <w:lvl w:ilvl="3" w:tentative="1">
+      <w:start w:val="1"/>
+      <w:numFmt w:val="decimal"/>
+      <w:lvlText w:val="%4."/>
+      <w:lvlJc w:val="left"/>
+      <w:pPr>
+        <w:tabs>
+          <w:tab w:val="num" w:pos="2880"/>
+        </w:tabs>
+        <w:ind w:left="2880" w:hanging="360"/>
+      </w:pPr>
+    </w:lvl>
+    <w:lvl w:ilvl="4" w:tentative="1">
+      <w:start w:val="1"/>
+      <w:numFmt w:val="decimal"/>
+      <w:lvlText w:val="%5."/>
+      <w:lvlJc w:val="left"/>
+      <w:pPr>
+        <w:tabs>
+          <w:tab w:val="num" w:pos="3600"/>
+        </w:tabs>
+        <w:ind w:left="3600" w:hanging="360"/>
+      </w:pPr>
+    </w:lvl>
+    <w:lvl w:ilvl="5" w:tentative="1">
+      <w:start w:val="1"/>
+      <w:numFmt w:val="decimal"/>
+      <w:lvlText w:val="%6."/>
+      <w:lvlJc w:val="left"/>
+      <w:pPr>
+        <w:tabs>
+          <w:tab w:val="num" w:pos="4320"/>
+        </w:tabs>
+        <w:ind w:left="4320" w:hanging="360"/>
+      </w:pPr>
+    </w:lvl>
+    <w:lvl w:ilvl="6" w:tentative="1">
+      <w:start w:val="1"/>
+      <w:numFmt w:val="decimal"/>
+      <w:lvlText w:val="%7."/>
+      <w:lvlJc w:val="left"/>
+      <w:pPr>
+        <w:tabs>
+          <w:tab w:val="num" w:pos="5040"/>
+        </w:tabs>
+        <w:ind w:left="5040" w:hanging="360"/>
+      </w:pPr>
+    </w:lvl>
+    <w:lvl w:ilvl="7" w:tentative="1">
+      <w:start w:val="1"/>
+      <w:numFmt w:val="decimal"/>
+      <w:lvlText w:val="%8."/>
+      <w:lvlJc w:val="left"/>
+      <w:pPr>
+        <w:tabs>
+          <w:tab w:val="num" w:pos="5760"/>
+        </w:tabs>
+        <w:ind w:left="5760" w:hanging="360"/>
+      </w:pPr>
+    </w:lvl>
+    <w:lvl w:ilvl="8" w:tentative="1">
+      <w:start w:val="1"/>
+      <w:numFmt w:val="decimal"/>
+      <w:lvlText w:val="%9."/>
+      <w:lvlJc w:val="left"/>
+      <w:pPr>
+        <w:tabs>
+          <w:tab w:val="num" w:pos="6480"/>
+        </w:tabs>
+        <w:ind w:left="6480" w:hanging="360"/>
+      </w:pPr>
+    </w:lvl>
+  </w:abstractNum>
   <w:num w:numId="1">
+    <w:abstractNumId w:val="18"/>
+  </w:num>
+  <w:num w:numId="2">
     <w:abstractNumId w:val="9"/>
   </w:num>
-  <w:num w:numId="2">
+  <w:num w:numId="3">
+    <w:abstractNumId w:val="38"/>
+  </w:num>
+  <w:num w:numId="4">
+    <w:abstractNumId w:val="13"/>
+  </w:num>
+  <w:num w:numId="5">
+    <w:abstractNumId w:val="31"/>
+  </w:num>
+  <w:num w:numId="6">
     <w:abstractNumId w:val="5"/>
   </w:num>
-  <w:num w:numId="3">
-    <w:abstractNumId w:val="14"/>
-  </w:num>
-  <w:num w:numId="4">
-    <w:abstractNumId w:val="7"/>
-  </w:num>
-  <w:num w:numId="5">
-    <w:abstractNumId w:val="11"/>
-  </w:num>
-  <w:num w:numId="6">
-    <w:abstractNumId w:val="3"/>
-  </w:num>
   <w:num w:numId="7">
-    <w:abstractNumId w:val="6"/>
+    <w:abstractNumId w:val="12"/>
   </w:num>
   <w:num w:numId="8">
-    <w:abstractNumId w:val="10"/>
+    <w:abstractNumId w:val="21"/>
   </w:num>
   <w:num w:numId="9">
-    <w:abstractNumId w:val="13"/>
+    <w:abstractNumId w:val="36"/>
   </w:num>
   <w:num w:numId="10">
-    <w:abstractNumId w:val="2"/>
+    <w:abstractNumId w:val="4"/>
   </w:num>
   <w:num w:numId="11">
-    <w:abstractNumId w:val="8"/>
+    <w:abstractNumId w:val="16"/>
   </w:num>
   <w:num w:numId="12">
-    <w:abstractNumId w:val="4"/>
+    <w:abstractNumId w:val="8"/>
   </w:num>
   <w:num w:numId="13">
     <w:abstractNumId w:val="0"/>
   </w:num>
   <w:num w:numId="14">
-    <w:abstractNumId w:val="12"/>
+    <w:abstractNumId w:val="32"/>
   </w:num>
   <w:num w:numId="15">
+    <w:abstractNumId w:val="2"/>
+  </w:num>
+  <w:num w:numId="16">
+    <w:abstractNumId w:val="35"/>
+  </w:num>
+  <w:num w:numId="17">
+    <w:abstractNumId w:val="6"/>
+  </w:num>
+  <w:num w:numId="18">
+    <w:abstractNumId w:val="11"/>
+  </w:num>
+  <w:num w:numId="19">
+    <w:abstractNumId w:val="15"/>
+  </w:num>
+  <w:num w:numId="20">
+    <w:abstractNumId w:val="14"/>
+  </w:num>
+  <w:num w:numId="21">
+    <w:abstractNumId w:val="27"/>
+  </w:num>
+  <w:num w:numId="22">
+    <w:abstractNumId w:val="3"/>
+  </w:num>
+  <w:num w:numId="23">
+    <w:abstractNumId w:val="23"/>
+  </w:num>
+  <w:num w:numId="24">
+    <w:abstractNumId w:val="22"/>
+  </w:num>
+  <w:num w:numId="25">
+    <w:abstractNumId w:val="26"/>
+  </w:num>
+  <w:num w:numId="26">
+    <w:abstractNumId w:val="41"/>
+  </w:num>
+  <w:num w:numId="27">
+    <w:abstractNumId w:val="17"/>
+  </w:num>
+  <w:num w:numId="28">
+    <w:abstractNumId w:val="25"/>
+  </w:num>
+  <w:num w:numId="29">
+    <w:abstractNumId w:val="24"/>
+  </w:num>
+  <w:num w:numId="30">
+    <w:abstractNumId w:val="29"/>
+  </w:num>
+  <w:num w:numId="31">
+    <w:abstractNumId w:val="20"/>
+  </w:num>
+  <w:num w:numId="32">
+    <w:abstractNumId w:val="34"/>
+  </w:num>
+  <w:num w:numId="33">
+    <w:abstractNumId w:val="40"/>
+  </w:num>
+  <w:num w:numId="34">
+    <w:abstractNumId w:val="37"/>
+  </w:num>
+  <w:num w:numId="35">
+    <w:abstractNumId w:val="19"/>
+  </w:num>
+  <w:num w:numId="36">
+    <w:abstractNumId w:val="43"/>
+  </w:num>
+  <w:num w:numId="37">
+    <w:abstractNumId w:val="42"/>
+  </w:num>
+  <w:num w:numId="38">
+    <w:abstractNumId w:val="7"/>
+  </w:num>
+  <w:num w:numId="39">
+    <w:abstractNumId w:val="39"/>
+  </w:num>
+  <w:num w:numId="40">
+    <w:abstractNumId w:val="30"/>
+  </w:num>
+  <w:num w:numId="41">
     <w:abstractNumId w:val="1"/>
+  </w:num>
+  <w:num w:numId="42">
+    <w:abstractNumId w:val="10"/>
+  </w:num>
+  <w:num w:numId="43">
+    <w:abstractNumId w:val="44"/>
+  </w:num>
+  <w:num w:numId="44">
+    <w:abstractNumId w:val="33"/>
+  </w:num>
+  <w:num w:numId="45">
+    <w:abstractNumId w:val="28"/>
   </w:num>
 </w:numbering>
 </file>
